--- a/Projeto Final/Reparo Tech - Documentacao de Projeto.docx
+++ b/Projeto Final/Reparo Tech - Documentacao de Projeto.docx
@@ -503,7 +503,7 @@
           <w:vertAlign w:val="baseline"/>
         </w:rPr>
       </w:pPr>
-      <w:bookmarkStart w:colFirst="0" w:colLast="0" w:name="_8pysktrewpoa" w:id="0"/>
+      <w:bookmarkStart w:colFirst="0" w:colLast="0" w:name="_4mlsr2ji3ax4" w:id="0"/>
       <w:bookmarkEnd w:id="0"/>
       <w:r>
         <w:rPr>
@@ -527,7 +527,7 @@
     </w:p>
     <w:sdt>
       <w:sdtPr>
-        <w:id w:val="-1567433087"/>
+        <w:id w:val="2018680034"/>
         <w:docPartObj>
           <w:docPartGallery w:val="Table of Contents"/>
           <w:docPartUnique w:val="1"/>
@@ -562,7 +562,7 @@
             <w:instrText xml:space="preserve"> TOC \h \u \z \t "Heading 1,1,Heading 2,2,Heading 3,3,Heading 4,4,Heading 5,5,Heading 6,6,"</w:instrText>
             <w:fldChar w:fldCharType="separate"/>
           </w:r>
-          <w:hyperlink w:anchor="_4nkbx2prqaz">
+          <w:hyperlink w:anchor="_9et2ugcosar3">
             <w:r>
               <w:rPr>
                 <w:rFonts w:ascii="Times" w:cs="Times" w:eastAsia="Times" w:hAnsi="Times"/>
@@ -614,7 +614,7 @@
               <w:vertAlign w:val="baseline"/>
             </w:rPr>
           </w:pPr>
-          <w:hyperlink w:anchor="_cwhzohoijfg9">
+          <w:hyperlink w:anchor="_oc9il3k5gxnw">
             <w:r>
               <w:rPr>
                 <w:rFonts w:ascii="Times" w:cs="Times" w:eastAsia="Times" w:hAnsi="Times"/>
@@ -667,7 +667,7 @@
               <w:vertAlign w:val="baseline"/>
             </w:rPr>
           </w:pPr>
-          <w:hyperlink w:anchor="_brzo56xievw0">
+          <w:hyperlink w:anchor="_37y1ur8egtqt">
             <w:r>
               <w:rPr>
                 <w:rFonts w:ascii="Times" w:cs="Times" w:eastAsia="Times" w:hAnsi="Times"/>
@@ -723,7 +723,7 @@
           <w:hyperlink w:anchor="">
             <w:r>
               <w:rPr>
-                <w:rFonts w:ascii="Arial" w:cs="Arial" w:eastAsia="Arial" w:hAnsi="Arial"/>
+                <w:rFonts w:ascii="Times" w:cs="Times" w:eastAsia="Times" w:hAnsi="Times"/>
                 <w:b w:val="0"/>
                 <w:bCs w:val="0"/>
                 <w:i w:val="0"/>
@@ -731,8 +731,8 @@
                 <w:smallCaps w:val="0"/>
                 <w:strike w:val="0"/>
                 <w:color w:val="000000"/>
-                <w:sz w:val="22"/>
-                <w:szCs w:val="22"/>
+                <w:sz w:val="24"/>
+                <w:szCs w:val="24"/>
                 <w:u w:val="none"/>
                 <w:shd w:fill="auto" w:val="clear"/>
                 <w:vertAlign w:val="baseline"/>
@@ -776,7 +776,7 @@
           <w:hyperlink w:anchor="">
             <w:r>
               <w:rPr>
-                <w:rFonts w:ascii="Arial" w:cs="Arial" w:eastAsia="Arial" w:hAnsi="Arial"/>
+                <w:rFonts w:ascii="Times" w:cs="Times" w:eastAsia="Times" w:hAnsi="Times"/>
                 <w:b w:val="0"/>
                 <w:bCs w:val="0"/>
                 <w:i w:val="0"/>
@@ -784,8 +784,8 @@
                 <w:smallCaps w:val="0"/>
                 <w:strike w:val="0"/>
                 <w:color w:val="000000"/>
-                <w:sz w:val="22"/>
-                <w:szCs w:val="22"/>
+                <w:sz w:val="24"/>
+                <w:szCs w:val="24"/>
                 <w:u w:val="none"/>
                 <w:shd w:fill="auto" w:val="clear"/>
                 <w:vertAlign w:val="baseline"/>
@@ -829,7 +829,7 @@
           <w:hyperlink w:anchor="">
             <w:r>
               <w:rPr>
-                <w:rFonts w:ascii="Arial" w:cs="Arial" w:eastAsia="Arial" w:hAnsi="Arial"/>
+                <w:rFonts w:ascii="Times" w:cs="Times" w:eastAsia="Times" w:hAnsi="Times"/>
                 <w:b w:val="0"/>
                 <w:bCs w:val="0"/>
                 <w:i w:val="0"/>
@@ -837,8 +837,8 @@
                 <w:smallCaps w:val="0"/>
                 <w:strike w:val="0"/>
                 <w:color w:val="000000"/>
-                <w:sz w:val="22"/>
-                <w:szCs w:val="22"/>
+                <w:sz w:val="24"/>
+                <w:szCs w:val="24"/>
                 <w:u w:val="none"/>
                 <w:shd w:fill="auto" w:val="clear"/>
                 <w:vertAlign w:val="baseline"/>
@@ -882,7 +882,7 @@
           <w:hyperlink w:anchor="">
             <w:r>
               <w:rPr>
-                <w:rFonts w:ascii="Arial" w:cs="Arial" w:eastAsia="Arial" w:hAnsi="Arial"/>
+                <w:rFonts w:ascii="Times" w:cs="Times" w:eastAsia="Times" w:hAnsi="Times"/>
                 <w:b w:val="0"/>
                 <w:bCs w:val="0"/>
                 <w:i w:val="0"/>
@@ -890,8 +890,8 @@
                 <w:smallCaps w:val="0"/>
                 <w:strike w:val="0"/>
                 <w:color w:val="000000"/>
-                <w:sz w:val="22"/>
-                <w:szCs w:val="22"/>
+                <w:sz w:val="24"/>
+                <w:szCs w:val="24"/>
                 <w:u w:val="none"/>
                 <w:shd w:fill="auto" w:val="clear"/>
                 <w:vertAlign w:val="baseline"/>
@@ -935,7 +935,7 @@
           <w:hyperlink w:anchor="">
             <w:r>
               <w:rPr>
-                <w:rFonts w:ascii="Arial" w:cs="Arial" w:eastAsia="Arial" w:hAnsi="Arial"/>
+                <w:rFonts w:ascii="Times" w:cs="Times" w:eastAsia="Times" w:hAnsi="Times"/>
                 <w:b w:val="0"/>
                 <w:bCs w:val="0"/>
                 <w:i w:val="0"/>
@@ -943,8 +943,8 @@
                 <w:smallCaps w:val="0"/>
                 <w:strike w:val="0"/>
                 <w:color w:val="000000"/>
-                <w:sz w:val="22"/>
-                <w:szCs w:val="22"/>
+                <w:sz w:val="24"/>
+                <w:szCs w:val="24"/>
                 <w:u w:val="none"/>
                 <w:shd w:fill="auto" w:val="clear"/>
                 <w:vertAlign w:val="baseline"/>
@@ -985,7 +985,7 @@
               <w:vertAlign w:val="baseline"/>
             </w:rPr>
           </w:pPr>
-          <w:hyperlink w:anchor="_hq5cmaia6c3p">
+          <w:hyperlink w:anchor="_j6e7vmvxy5w">
             <w:r>
               <w:rPr>
                 <w:rFonts w:ascii="Times" w:cs="Times" w:eastAsia="Times" w:hAnsi="Times"/>
@@ -1041,7 +1041,7 @@
           <w:hyperlink w:anchor="">
             <w:r>
               <w:rPr>
-                <w:rFonts w:ascii="Arial" w:cs="Arial" w:eastAsia="Arial" w:hAnsi="Arial"/>
+                <w:rFonts w:ascii="Times" w:cs="Times" w:eastAsia="Times" w:hAnsi="Times"/>
                 <w:b w:val="0"/>
                 <w:bCs w:val="0"/>
                 <w:i w:val="0"/>
@@ -1049,8 +1049,8 @@
                 <w:smallCaps w:val="0"/>
                 <w:strike w:val="0"/>
                 <w:color w:val="000000"/>
-                <w:sz w:val="22"/>
-                <w:szCs w:val="22"/>
+                <w:sz w:val="24"/>
+                <w:szCs w:val="24"/>
                 <w:u w:val="none"/>
                 <w:shd w:fill="auto" w:val="clear"/>
                 <w:vertAlign w:val="baseline"/>
@@ -1094,7 +1094,7 @@
           <w:hyperlink w:anchor="">
             <w:r>
               <w:rPr>
-                <w:rFonts w:ascii="Arial" w:cs="Arial" w:eastAsia="Arial" w:hAnsi="Arial"/>
+                <w:rFonts w:ascii="Times" w:cs="Times" w:eastAsia="Times" w:hAnsi="Times"/>
                 <w:b w:val="0"/>
                 <w:bCs w:val="0"/>
                 <w:i w:val="0"/>
@@ -1102,8 +1102,8 @@
                 <w:smallCaps w:val="0"/>
                 <w:strike w:val="0"/>
                 <w:color w:val="000000"/>
-                <w:sz w:val="22"/>
-                <w:szCs w:val="22"/>
+                <w:sz w:val="24"/>
+                <w:szCs w:val="24"/>
                 <w:u w:val="none"/>
                 <w:shd w:fill="auto" w:val="clear"/>
                 <w:vertAlign w:val="baseline"/>
@@ -1111,7 +1111,7 @@
               </w:rPr>
               <w:t xml:space="preserve">2.2.2 Visão Geral dos Casos de Uso</w:t>
               <w:tab/>
-              <w:t xml:space="preserve">3</w:t>
+              <w:t xml:space="preserve">4</w:t>
             </w:r>
           </w:hyperlink>
           <w:r>
@@ -1144,10 +1144,10 @@
               <w:vertAlign w:val="baseline"/>
             </w:rPr>
           </w:pPr>
-          <w:hyperlink w:anchor="_1kc3w6tju8sg">
-            <w:r>
-              <w:rPr>
-                <w:rFonts w:ascii="Arial" w:cs="Arial" w:eastAsia="Arial" w:hAnsi="Arial"/>
+          <w:hyperlink w:anchor="_1kliieqwczsv">
+            <w:r>
+              <w:rPr>
+                <w:rFonts w:ascii="Times" w:cs="Times" w:eastAsia="Times" w:hAnsi="Times"/>
                 <w:b w:val="0"/>
                 <w:bCs w:val="0"/>
                 <w:i w:val="0"/>
@@ -1155,8 +1155,8 @@
                 <w:smallCaps w:val="0"/>
                 <w:strike w:val="0"/>
                 <w:color w:val="000000"/>
-                <w:sz w:val="22"/>
-                <w:szCs w:val="22"/>
+                <w:sz w:val="24"/>
+                <w:szCs w:val="24"/>
                 <w:u w:val="none"/>
                 <w:shd w:fill="auto" w:val="clear"/>
                 <w:vertAlign w:val="baseline"/>
@@ -1200,7 +1200,7 @@
           <w:hyperlink w:anchor="">
             <w:r>
               <w:rPr>
-                <w:rFonts w:ascii="Arial" w:cs="Arial" w:eastAsia="Arial" w:hAnsi="Arial"/>
+                <w:rFonts w:ascii="Times" w:cs="Times" w:eastAsia="Times" w:hAnsi="Times"/>
                 <w:b w:val="0"/>
                 <w:bCs w:val="0"/>
                 <w:i w:val="0"/>
@@ -1208,8 +1208,8 @@
                 <w:smallCaps w:val="0"/>
                 <w:strike w:val="0"/>
                 <w:color w:val="000000"/>
-                <w:sz w:val="22"/>
-                <w:szCs w:val="22"/>
+                <w:sz w:val="24"/>
+                <w:szCs w:val="24"/>
                 <w:u w:val="none"/>
                 <w:shd w:fill="auto" w:val="clear"/>
                 <w:vertAlign w:val="baseline"/>
@@ -1253,7 +1253,7 @@
           <w:hyperlink w:anchor="">
             <w:r>
               <w:rPr>
-                <w:rFonts w:ascii="Arial" w:cs="Arial" w:eastAsia="Arial" w:hAnsi="Arial"/>
+                <w:rFonts w:ascii="Times" w:cs="Times" w:eastAsia="Times" w:hAnsi="Times"/>
                 <w:b w:val="0"/>
                 <w:bCs w:val="0"/>
                 <w:i w:val="0"/>
@@ -1261,8 +1261,8 @@
                 <w:smallCaps w:val="0"/>
                 <w:strike w:val="0"/>
                 <w:color w:val="000000"/>
-                <w:sz w:val="22"/>
-                <w:szCs w:val="22"/>
+                <w:sz w:val="24"/>
+                <w:szCs w:val="24"/>
                 <w:u w:val="none"/>
                 <w:shd w:fill="auto" w:val="clear"/>
                 <w:vertAlign w:val="baseline"/>
@@ -1306,7 +1306,7 @@
           <w:hyperlink w:anchor="">
             <w:r>
               <w:rPr>
-                <w:rFonts w:ascii="Arial" w:cs="Arial" w:eastAsia="Arial" w:hAnsi="Arial"/>
+                <w:rFonts w:ascii="Times" w:cs="Times" w:eastAsia="Times" w:hAnsi="Times"/>
                 <w:b w:val="0"/>
                 <w:bCs w:val="0"/>
                 <w:i w:val="0"/>
@@ -1314,8 +1314,8 @@
                 <w:smallCaps w:val="0"/>
                 <w:strike w:val="0"/>
                 <w:color w:val="000000"/>
-                <w:sz w:val="22"/>
-                <w:szCs w:val="22"/>
+                <w:sz w:val="24"/>
+                <w:szCs w:val="24"/>
                 <w:u w:val="none"/>
                 <w:shd w:fill="auto" w:val="clear"/>
                 <w:vertAlign w:val="baseline"/>
@@ -1359,7 +1359,7 @@
           <w:hyperlink w:anchor="">
             <w:r>
               <w:rPr>
-                <w:rFonts w:ascii="Arial" w:cs="Arial" w:eastAsia="Arial" w:hAnsi="Arial"/>
+                <w:rFonts w:ascii="Times" w:cs="Times" w:eastAsia="Times" w:hAnsi="Times"/>
                 <w:b w:val="0"/>
                 <w:bCs w:val="0"/>
                 <w:i w:val="0"/>
@@ -1367,8 +1367,8 @@
                 <w:smallCaps w:val="0"/>
                 <w:strike w:val="0"/>
                 <w:color w:val="000000"/>
-                <w:sz w:val="22"/>
-                <w:szCs w:val="22"/>
+                <w:sz w:val="24"/>
+                <w:szCs w:val="24"/>
                 <w:u w:val="none"/>
                 <w:shd w:fill="auto" w:val="clear"/>
                 <w:vertAlign w:val="baseline"/>
@@ -1376,7 +1376,7 @@
               </w:rPr>
               <w:t xml:space="preserve">UC-03 — Abrir ordem de serviço</w:t>
               <w:tab/>
-              <w:t xml:space="preserve">5</w:t>
+              <w:t xml:space="preserve">6</w:t>
             </w:r>
           </w:hyperlink>
           <w:r>
@@ -1412,7 +1412,7 @@
           <w:hyperlink w:anchor="">
             <w:r>
               <w:rPr>
-                <w:rFonts w:ascii="Arial" w:cs="Arial" w:eastAsia="Arial" w:hAnsi="Arial"/>
+                <w:rFonts w:ascii="Times" w:cs="Times" w:eastAsia="Times" w:hAnsi="Times"/>
                 <w:b w:val="0"/>
                 <w:bCs w:val="0"/>
                 <w:i w:val="0"/>
@@ -1420,8 +1420,8 @@
                 <w:smallCaps w:val="0"/>
                 <w:strike w:val="0"/>
                 <w:color w:val="000000"/>
-                <w:sz w:val="22"/>
-                <w:szCs w:val="22"/>
+                <w:sz w:val="24"/>
+                <w:szCs w:val="24"/>
                 <w:u w:val="none"/>
                 <w:shd w:fill="auto" w:val="clear"/>
                 <w:vertAlign w:val="baseline"/>
@@ -1465,7 +1465,7 @@
           <w:hyperlink w:anchor="">
             <w:r>
               <w:rPr>
-                <w:rFonts w:ascii="Arial" w:cs="Arial" w:eastAsia="Arial" w:hAnsi="Arial"/>
+                <w:rFonts w:ascii="Times" w:cs="Times" w:eastAsia="Times" w:hAnsi="Times"/>
                 <w:b w:val="0"/>
                 <w:bCs w:val="0"/>
                 <w:i w:val="0"/>
@@ -1473,8 +1473,8 @@
                 <w:smallCaps w:val="0"/>
                 <w:strike w:val="0"/>
                 <w:color w:val="000000"/>
-                <w:sz w:val="22"/>
-                <w:szCs w:val="22"/>
+                <w:sz w:val="24"/>
+                <w:szCs w:val="24"/>
                 <w:u w:val="none"/>
                 <w:shd w:fill="auto" w:val="clear"/>
                 <w:vertAlign w:val="baseline"/>
@@ -1482,7 +1482,7 @@
               </w:rPr>
               <w:t xml:space="preserve">UC-05 — Gerar orçamento</w:t>
               <w:tab/>
-              <w:t xml:space="preserve">6</w:t>
+              <w:t xml:space="preserve">7</w:t>
             </w:r>
           </w:hyperlink>
           <w:r>
@@ -1518,7 +1518,7 @@
           <w:hyperlink w:anchor="">
             <w:r>
               <w:rPr>
-                <w:rFonts w:ascii="Arial" w:cs="Arial" w:eastAsia="Arial" w:hAnsi="Arial"/>
+                <w:rFonts w:ascii="Times" w:cs="Times" w:eastAsia="Times" w:hAnsi="Times"/>
                 <w:b w:val="0"/>
                 <w:bCs w:val="0"/>
                 <w:i w:val="0"/>
@@ -1526,8 +1526,8 @@
                 <w:smallCaps w:val="0"/>
                 <w:strike w:val="0"/>
                 <w:color w:val="000000"/>
-                <w:sz w:val="22"/>
-                <w:szCs w:val="22"/>
+                <w:sz w:val="24"/>
+                <w:szCs w:val="24"/>
                 <w:u w:val="none"/>
                 <w:shd w:fill="auto" w:val="clear"/>
                 <w:vertAlign w:val="baseline"/>
@@ -1571,7 +1571,7 @@
           <w:hyperlink w:anchor="">
             <w:r>
               <w:rPr>
-                <w:rFonts w:ascii="Arial" w:cs="Arial" w:eastAsia="Arial" w:hAnsi="Arial"/>
+                <w:rFonts w:ascii="Times" w:cs="Times" w:eastAsia="Times" w:hAnsi="Times"/>
                 <w:b w:val="0"/>
                 <w:bCs w:val="0"/>
                 <w:i w:val="0"/>
@@ -1579,8 +1579,8 @@
                 <w:smallCaps w:val="0"/>
                 <w:strike w:val="0"/>
                 <w:color w:val="000000"/>
-                <w:sz w:val="22"/>
-                <w:szCs w:val="22"/>
+                <w:sz w:val="24"/>
+                <w:szCs w:val="24"/>
                 <w:u w:val="none"/>
                 <w:shd w:fill="auto" w:val="clear"/>
                 <w:vertAlign w:val="baseline"/>
@@ -1624,7 +1624,7 @@
           <w:hyperlink w:anchor="">
             <w:r>
               <w:rPr>
-                <w:rFonts w:ascii="Arial" w:cs="Arial" w:eastAsia="Arial" w:hAnsi="Arial"/>
+                <w:rFonts w:ascii="Times" w:cs="Times" w:eastAsia="Times" w:hAnsi="Times"/>
                 <w:b w:val="0"/>
                 <w:bCs w:val="0"/>
                 <w:i w:val="0"/>
@@ -1632,8 +1632,8 @@
                 <w:smallCaps w:val="0"/>
                 <w:strike w:val="0"/>
                 <w:color w:val="000000"/>
-                <w:sz w:val="22"/>
-                <w:szCs w:val="22"/>
+                <w:sz w:val="24"/>
+                <w:szCs w:val="24"/>
                 <w:u w:val="none"/>
                 <w:shd w:fill="auto" w:val="clear"/>
                 <w:vertAlign w:val="baseline"/>
@@ -1677,7 +1677,7 @@
           <w:hyperlink w:anchor="">
             <w:r>
               <w:rPr>
-                <w:rFonts w:ascii="Arial" w:cs="Arial" w:eastAsia="Arial" w:hAnsi="Arial"/>
+                <w:rFonts w:ascii="Times" w:cs="Times" w:eastAsia="Times" w:hAnsi="Times"/>
                 <w:b w:val="0"/>
                 <w:bCs w:val="0"/>
                 <w:i w:val="0"/>
@@ -1685,8 +1685,8 @@
                 <w:smallCaps w:val="0"/>
                 <w:strike w:val="0"/>
                 <w:color w:val="000000"/>
-                <w:sz w:val="22"/>
-                <w:szCs w:val="22"/>
+                <w:sz w:val="24"/>
+                <w:szCs w:val="24"/>
                 <w:u w:val="none"/>
                 <w:shd w:fill="auto" w:val="clear"/>
                 <w:vertAlign w:val="baseline"/>
@@ -1730,7 +1730,7 @@
           <w:hyperlink w:anchor="">
             <w:r>
               <w:rPr>
-                <w:rFonts w:ascii="Arial" w:cs="Arial" w:eastAsia="Arial" w:hAnsi="Arial"/>
+                <w:rFonts w:ascii="Times" w:cs="Times" w:eastAsia="Times" w:hAnsi="Times"/>
                 <w:b w:val="0"/>
                 <w:bCs w:val="0"/>
                 <w:i w:val="0"/>
@@ -1738,8 +1738,8 @@
                 <w:smallCaps w:val="0"/>
                 <w:strike w:val="0"/>
                 <w:color w:val="000000"/>
-                <w:sz w:val="22"/>
-                <w:szCs w:val="22"/>
+                <w:sz w:val="24"/>
+                <w:szCs w:val="24"/>
                 <w:u w:val="none"/>
                 <w:shd w:fill="auto" w:val="clear"/>
                 <w:vertAlign w:val="baseline"/>
@@ -1747,7 +1747,7 @@
               </w:rPr>
               <w:t xml:space="preserve">UC-10 — Finalizar ordem de serviço</w:t>
               <w:tab/>
-              <w:t xml:space="preserve">8</w:t>
+              <w:t xml:space="preserve">9</w:t>
             </w:r>
           </w:hyperlink>
           <w:r>
@@ -1783,7 +1783,7 @@
           <w:hyperlink w:anchor="">
             <w:r>
               <w:rPr>
-                <w:rFonts w:ascii="Arial" w:cs="Arial" w:eastAsia="Arial" w:hAnsi="Arial"/>
+                <w:rFonts w:ascii="Times" w:cs="Times" w:eastAsia="Times" w:hAnsi="Times"/>
                 <w:b w:val="0"/>
                 <w:bCs w:val="0"/>
                 <w:i w:val="0"/>
@@ -1791,8 +1791,8 @@
                 <w:smallCaps w:val="0"/>
                 <w:strike w:val="0"/>
                 <w:color w:val="000000"/>
-                <w:sz w:val="22"/>
-                <w:szCs w:val="22"/>
+                <w:sz w:val="24"/>
+                <w:szCs w:val="24"/>
                 <w:u w:val="none"/>
                 <w:shd w:fill="auto" w:val="clear"/>
                 <w:vertAlign w:val="baseline"/>
@@ -1836,7 +1836,7 @@
           <w:hyperlink w:anchor="">
             <w:r>
               <w:rPr>
-                <w:rFonts w:ascii="Arial" w:cs="Arial" w:eastAsia="Arial" w:hAnsi="Arial"/>
+                <w:rFonts w:ascii="Times" w:cs="Times" w:eastAsia="Times" w:hAnsi="Times"/>
                 <w:b w:val="0"/>
                 <w:bCs w:val="0"/>
                 <w:i w:val="0"/>
@@ -1844,8 +1844,8 @@
                 <w:smallCaps w:val="0"/>
                 <w:strike w:val="0"/>
                 <w:color w:val="000000"/>
-                <w:sz w:val="22"/>
-                <w:szCs w:val="22"/>
+                <w:sz w:val="24"/>
+                <w:szCs w:val="24"/>
                 <w:u w:val="none"/>
                 <w:shd w:fill="auto" w:val="clear"/>
                 <w:vertAlign w:val="baseline"/>
@@ -1889,7 +1889,7 @@
           <w:hyperlink w:anchor="">
             <w:r>
               <w:rPr>
-                <w:rFonts w:ascii="Arial" w:cs="Arial" w:eastAsia="Arial" w:hAnsi="Arial"/>
+                <w:rFonts w:ascii="Times" w:cs="Times" w:eastAsia="Times" w:hAnsi="Times"/>
                 <w:b w:val="0"/>
                 <w:bCs w:val="0"/>
                 <w:i w:val="0"/>
@@ -1897,8 +1897,8 @@
                 <w:smallCaps w:val="0"/>
                 <w:strike w:val="0"/>
                 <w:color w:val="000000"/>
-                <w:sz w:val="22"/>
-                <w:szCs w:val="22"/>
+                <w:sz w:val="24"/>
+                <w:szCs w:val="24"/>
                 <w:u w:val="none"/>
                 <w:shd w:fill="auto" w:val="clear"/>
                 <w:vertAlign w:val="baseline"/>
@@ -1906,7 +1906,7 @@
               </w:rPr>
               <w:t xml:space="preserve">UC-13 — Gerenciar serviços e preços</w:t>
               <w:tab/>
-              <w:t xml:space="preserve">9</w:t>
+              <w:t xml:space="preserve">10</w:t>
             </w:r>
           </w:hyperlink>
           <w:r>
@@ -1942,7 +1942,7 @@
           <w:hyperlink w:anchor="">
             <w:r>
               <w:rPr>
-                <w:rFonts w:ascii="Arial" w:cs="Arial" w:eastAsia="Arial" w:hAnsi="Arial"/>
+                <w:rFonts w:ascii="Times" w:cs="Times" w:eastAsia="Times" w:hAnsi="Times"/>
                 <w:b w:val="0"/>
                 <w:bCs w:val="0"/>
                 <w:i w:val="0"/>
@@ -1950,8 +1950,8 @@
                 <w:smallCaps w:val="0"/>
                 <w:strike w:val="0"/>
                 <w:color w:val="000000"/>
-                <w:sz w:val="22"/>
-                <w:szCs w:val="22"/>
+                <w:sz w:val="24"/>
+                <w:szCs w:val="24"/>
                 <w:u w:val="none"/>
                 <w:shd w:fill="auto" w:val="clear"/>
                 <w:vertAlign w:val="baseline"/>
@@ -1995,7 +1995,7 @@
           <w:hyperlink w:anchor="">
             <w:r>
               <w:rPr>
-                <w:rFonts w:ascii="Arial" w:cs="Arial" w:eastAsia="Arial" w:hAnsi="Arial"/>
+                <w:rFonts w:ascii="Times" w:cs="Times" w:eastAsia="Times" w:hAnsi="Times"/>
                 <w:b w:val="0"/>
                 <w:bCs w:val="0"/>
                 <w:i w:val="0"/>
@@ -2003,8 +2003,8 @@
                 <w:smallCaps w:val="0"/>
                 <w:strike w:val="0"/>
                 <w:color w:val="000000"/>
-                <w:sz w:val="22"/>
-                <w:szCs w:val="22"/>
+                <w:sz w:val="24"/>
+                <w:szCs w:val="24"/>
                 <w:u w:val="none"/>
                 <w:shd w:fill="auto" w:val="clear"/>
                 <w:vertAlign w:val="baseline"/>
@@ -2048,7 +2048,7 @@
           <w:hyperlink w:anchor="">
             <w:r>
               <w:rPr>
-                <w:rFonts w:ascii="Arial" w:cs="Arial" w:eastAsia="Arial" w:hAnsi="Arial"/>
+                <w:rFonts w:ascii="Times" w:cs="Times" w:eastAsia="Times" w:hAnsi="Times"/>
                 <w:b w:val="0"/>
                 <w:bCs w:val="0"/>
                 <w:i w:val="0"/>
@@ -2056,8 +2056,8 @@
                 <w:smallCaps w:val="0"/>
                 <w:strike w:val="0"/>
                 <w:color w:val="000000"/>
-                <w:sz w:val="22"/>
-                <w:szCs w:val="22"/>
+                <w:sz w:val="24"/>
+                <w:szCs w:val="24"/>
                 <w:u w:val="none"/>
                 <w:shd w:fill="auto" w:val="clear"/>
                 <w:vertAlign w:val="baseline"/>
@@ -2065,7 +2065,7 @@
               </w:rPr>
               <w:t xml:space="preserve">2.2.4 Histórias de Usuário</w:t>
               <w:tab/>
-              <w:t xml:space="preserve">10</w:t>
+              <w:t xml:space="preserve">11</w:t>
             </w:r>
           </w:hyperlink>
           <w:r>
@@ -2098,7 +2098,7 @@
               <w:vertAlign w:val="baseline"/>
             </w:rPr>
           </w:pPr>
-          <w:hyperlink w:anchor="_rzo7yasiw212">
+          <w:hyperlink w:anchor="_t85vmztdhsgd">
             <w:r>
               <w:rPr>
                 <w:rFonts w:ascii="Times" w:cs="Times" w:eastAsia="Times" w:hAnsi="Times"/>
@@ -2154,7 +2154,7 @@
           <w:hyperlink w:anchor="">
             <w:r>
               <w:rPr>
-                <w:rFonts w:ascii="Arial" w:cs="Arial" w:eastAsia="Arial" w:hAnsi="Arial"/>
+                <w:rFonts w:ascii="Times" w:cs="Times" w:eastAsia="Times" w:hAnsi="Times"/>
                 <w:b w:val="0"/>
                 <w:bCs w:val="0"/>
                 <w:i w:val="0"/>
@@ -2162,16 +2162,121 @@
                 <w:smallCaps w:val="0"/>
                 <w:strike w:val="0"/>
                 <w:color w:val="000000"/>
-                <w:sz w:val="22"/>
-                <w:szCs w:val="22"/>
+                <w:sz w:val="24"/>
+                <w:szCs w:val="24"/>
                 <w:u w:val="none"/>
                 <w:shd w:fill="auto" w:val="clear"/>
                 <w:vertAlign w:val="baseline"/>
                 <w:rtl w:val="0"/>
               </w:rPr>
-              <w:t xml:space="preserve">2.3.1 DSS — UC-03 Abrir Ordem de Serviço</w:t>
+              <w:t xml:space="preserve">2.3.1 Contratos de Operação</w:t>
               <w:tab/>
-              <w:t xml:space="preserve">12</w:t>
+              <w:t xml:space="preserve">13</w:t>
+            </w:r>
+          </w:hyperlink>
+          <w:r>
+            <w:rPr>
+              <w:rtl w:val="0"/>
+            </w:rPr>
+          </w:r>
+        </w:p>
+        <w:p>
+          <w:pPr>
+            <w:widowControl w:val="0"/>
+            <w:tabs>
+              <w:tab w:val="right" w:leader="none" w:pos="12000"/>
+            </w:tabs>
+            <w:spacing w:before="60" w:lineRule="auto"/>
+            <w:rPr>
+              <w:rFonts w:ascii="Arial" w:cs="Arial" w:eastAsia="Arial" w:hAnsi="Arial"/>
+              <w:b w:val="1"/>
+              <w:bCs w:val="1"/>
+              <w:i w:val="0"/>
+              <w:iCs w:val="0"/>
+              <w:smallCaps w:val="0"/>
+              <w:strike w:val="0"/>
+              <w:color w:val="000000"/>
+              <w:sz w:val="22"/>
+              <w:szCs w:val="22"/>
+              <w:u w:val="none"/>
+              <w:shd w:fill="auto" w:val="clear"/>
+              <w:vertAlign w:val="baseline"/>
+            </w:rPr>
+          </w:pPr>
+          <w:hyperlink w:anchor="_e4xk5uoblevp">
+            <w:r>
+              <w:rPr>
+                <w:rFonts w:ascii="Times" w:cs="Times" w:eastAsia="Times" w:hAnsi="Times"/>
+                <w:b w:val="1"/>
+                <w:bCs w:val="1"/>
+                <w:i w:val="0"/>
+                <w:iCs w:val="0"/>
+                <w:smallCaps w:val="0"/>
+                <w:strike w:val="0"/>
+                <w:color w:val="000000"/>
+                <w:sz w:val="24"/>
+                <w:szCs w:val="24"/>
+                <w:u w:val="none"/>
+                <w:shd w:fill="auto" w:val="clear"/>
+                <w:vertAlign w:val="baseline"/>
+                <w:rtl w:val="0"/>
+              </w:rPr>
+              <w:t xml:space="preserve">3. Modelos de Projeto</w:t>
+              <w:tab/>
+              <w:t xml:space="preserve">16</w:t>
+            </w:r>
+          </w:hyperlink>
+          <w:r>
+            <w:rPr>
+              <w:rtl w:val="0"/>
+            </w:rPr>
+          </w:r>
+        </w:p>
+        <w:p>
+          <w:pPr>
+            <w:widowControl w:val="0"/>
+            <w:tabs>
+              <w:tab w:val="right" w:leader="none" w:pos="12000"/>
+            </w:tabs>
+            <w:spacing w:before="60" w:lineRule="auto"/>
+            <w:ind w:left="360" w:firstLine="0"/>
+            <w:rPr>
+              <w:rFonts w:ascii="Arial" w:cs="Arial" w:eastAsia="Arial" w:hAnsi="Arial"/>
+              <w:b w:val="0"/>
+              <w:bCs w:val="0"/>
+              <w:i w:val="0"/>
+              <w:iCs w:val="0"/>
+              <w:smallCaps w:val="0"/>
+              <w:strike w:val="0"/>
+              <w:color w:val="000000"/>
+              <w:sz w:val="22"/>
+              <w:szCs w:val="22"/>
+              <w:u w:val="none"/>
+              <w:shd w:fill="auto" w:val="clear"/>
+              <w:vertAlign w:val="baseline"/>
+            </w:rPr>
+          </w:pPr>
+          <w:hyperlink w:anchor="_19u0yx9kff5t">
+            <w:r>
+              <w:rPr>
+                <w:rFonts w:ascii="Times" w:cs="Times" w:eastAsia="Times" w:hAnsi="Times"/>
+                <w:b w:val="0"/>
+                <w:bCs w:val="0"/>
+                <w:i w:val="0"/>
+                <w:iCs w:val="0"/>
+                <w:smallCaps w:val="0"/>
+                <w:strike w:val="0"/>
+                <w:color w:val="000000"/>
+                <w:sz w:val="24"/>
+                <w:szCs w:val="24"/>
+                <w:u w:val="none"/>
+                <w:shd w:fill="auto" w:val="clear"/>
+                <w:vertAlign w:val="baseline"/>
+                <w:rtl w:val="0"/>
+              </w:rPr>
+              <w:t xml:space="preserve">3.1 Arquitetura</w:t>
+              <w:tab/>
+              <w:t xml:space="preserve">16</w:t>
             </w:r>
           </w:hyperlink>
           <w:r>
@@ -2207,7 +2312,7 @@
           <w:hyperlink w:anchor="">
             <w:r>
               <w:rPr>
-                <w:rFonts w:ascii="Arial" w:cs="Arial" w:eastAsia="Arial" w:hAnsi="Arial"/>
+                <w:rFonts w:ascii="Times" w:cs="Times" w:eastAsia="Times" w:hAnsi="Times"/>
                 <w:b w:val="0"/>
                 <w:bCs w:val="0"/>
                 <w:i w:val="0"/>
@@ -2215,16 +2320,16 @@
                 <w:smallCaps w:val="0"/>
                 <w:strike w:val="0"/>
                 <w:color w:val="000000"/>
-                <w:sz w:val="22"/>
-                <w:szCs w:val="22"/>
+                <w:sz w:val="24"/>
+                <w:szCs w:val="24"/>
                 <w:u w:val="none"/>
                 <w:shd w:fill="auto" w:val="clear"/>
                 <w:vertAlign w:val="baseline"/>
                 <w:rtl w:val="0"/>
               </w:rPr>
-              <w:t xml:space="preserve">2.3.2 DSS — UC-05 Gerar Orçamento</w:t>
+              <w:t xml:space="preserve">3.1.1 Contexto e Sistemas Externos</w:t>
               <w:tab/>
-              <w:t xml:space="preserve">12</w:t>
+              <w:t xml:space="preserve">16</w:t>
             </w:r>
           </w:hyperlink>
           <w:r>
@@ -2260,7 +2365,7 @@
           <w:hyperlink w:anchor="">
             <w:r>
               <w:rPr>
-                <w:rFonts w:ascii="Arial" w:cs="Arial" w:eastAsia="Arial" w:hAnsi="Arial"/>
+                <w:rFonts w:ascii="Times" w:cs="Times" w:eastAsia="Times" w:hAnsi="Times"/>
                 <w:b w:val="0"/>
                 <w:bCs w:val="0"/>
                 <w:i w:val="0"/>
@@ -2268,16 +2373,16 @@
                 <w:smallCaps w:val="0"/>
                 <w:strike w:val="0"/>
                 <w:color w:val="000000"/>
-                <w:sz w:val="22"/>
-                <w:szCs w:val="22"/>
+                <w:sz w:val="24"/>
+                <w:szCs w:val="24"/>
                 <w:u w:val="none"/>
                 <w:shd w:fill="auto" w:val="clear"/>
                 <w:vertAlign w:val="baseline"/>
                 <w:rtl w:val="0"/>
               </w:rPr>
-              <w:t xml:space="preserve">2.3.3 DSS — UC-09 Registrar Pagamento</w:t>
+              <w:t xml:space="preserve">3.1.2 Visão Lógica em Camadas</w:t>
               <w:tab/>
-              <w:t xml:space="preserve">13</w:t>
+              <w:t xml:space="preserve">16</w:t>
             </w:r>
           </w:hyperlink>
           <w:r>
@@ -2313,61 +2418,9 @@
           <w:hyperlink w:anchor="">
             <w:r>
               <w:rPr>
-                <w:rFonts w:ascii="Arial" w:cs="Arial" w:eastAsia="Arial" w:hAnsi="Arial"/>
+                <w:rFonts w:ascii="Times" w:cs="Times" w:eastAsia="Times" w:hAnsi="Times"/>
                 <w:b w:val="0"/>
                 <w:bCs w:val="0"/>
-                <w:i w:val="0"/>
-                <w:iCs w:val="0"/>
-                <w:smallCaps w:val="0"/>
-                <w:strike w:val="0"/>
-                <w:color w:val="000000"/>
-                <w:sz w:val="22"/>
-                <w:szCs w:val="22"/>
-                <w:u w:val="none"/>
-                <w:shd w:fill="auto" w:val="clear"/>
-                <w:vertAlign w:val="baseline"/>
-                <w:rtl w:val="0"/>
-              </w:rPr>
-              <w:t xml:space="preserve">2.3.4 Contratos de Operação</w:t>
-              <w:tab/>
-              <w:t xml:space="preserve">14</w:t>
-            </w:r>
-          </w:hyperlink>
-          <w:r>
-            <w:rPr>
-              <w:rtl w:val="0"/>
-            </w:rPr>
-          </w:r>
-        </w:p>
-        <w:p>
-          <w:pPr>
-            <w:widowControl w:val="0"/>
-            <w:tabs>
-              <w:tab w:val="right" w:leader="none" w:pos="12000"/>
-            </w:tabs>
-            <w:spacing w:before="60" w:lineRule="auto"/>
-            <w:rPr>
-              <w:rFonts w:ascii="Arial" w:cs="Arial" w:eastAsia="Arial" w:hAnsi="Arial"/>
-              <w:b w:val="1"/>
-              <w:bCs w:val="1"/>
-              <w:i w:val="0"/>
-              <w:iCs w:val="0"/>
-              <w:smallCaps w:val="0"/>
-              <w:strike w:val="0"/>
-              <w:color w:val="000000"/>
-              <w:sz w:val="22"/>
-              <w:szCs w:val="22"/>
-              <w:u w:val="none"/>
-              <w:shd w:fill="auto" w:val="clear"/>
-              <w:vertAlign w:val="baseline"/>
-            </w:rPr>
-          </w:pPr>
-          <w:hyperlink w:anchor="_uxtctlrmpxri">
-            <w:r>
-              <w:rPr>
-                <w:rFonts w:ascii="Times" w:cs="Times" w:eastAsia="Times" w:hAnsi="Times"/>
-                <w:b w:val="1"/>
-                <w:bCs w:val="1"/>
                 <w:i w:val="0"/>
                 <w:iCs w:val="0"/>
                 <w:smallCaps w:val="0"/>
@@ -2380,9 +2433,9 @@
                 <w:vertAlign w:val="baseline"/>
                 <w:rtl w:val="0"/>
               </w:rPr>
-              <w:t xml:space="preserve">3. Modelos de Projeto</w:t>
+              <w:t xml:space="preserve">3.1.3 Decisões Arquiteturais</w:t>
               <w:tab/>
-              <w:t xml:space="preserve">17</w:t>
+              <w:t xml:space="preserve">18</w:t>
             </w:r>
           </w:hyperlink>
           <w:r>
@@ -2415,7 +2468,7 @@
               <w:vertAlign w:val="baseline"/>
             </w:rPr>
           </w:pPr>
-          <w:hyperlink w:anchor="_xow1phw1yde9">
+          <w:hyperlink w:anchor="_xviy43xnyzdz">
             <w:r>
               <w:rPr>
                 <w:rFonts w:ascii="Times" w:cs="Times" w:eastAsia="Times" w:hAnsi="Times"/>
@@ -2433,9 +2486,9 @@
                 <w:vertAlign w:val="baseline"/>
                 <w:rtl w:val="0"/>
               </w:rPr>
-              <w:t xml:space="preserve">3.1 Arquitetura</w:t>
+              <w:t xml:space="preserve">3.2 Diagrama de Componentes e Implantação.</w:t>
               <w:tab/>
-              <w:t xml:space="preserve">17</w:t>
+              <w:t xml:space="preserve">18</w:t>
             </w:r>
           </w:hyperlink>
           <w:r>
@@ -2471,7 +2524,7 @@
           <w:hyperlink w:anchor="">
             <w:r>
               <w:rPr>
-                <w:rFonts w:ascii="Arial" w:cs="Arial" w:eastAsia="Arial" w:hAnsi="Arial"/>
+                <w:rFonts w:ascii="Times" w:cs="Times" w:eastAsia="Times" w:hAnsi="Times"/>
                 <w:b w:val="0"/>
                 <w:bCs w:val="0"/>
                 <w:i w:val="0"/>
@@ -2479,16 +2532,16 @@
                 <w:smallCaps w:val="0"/>
                 <w:strike w:val="0"/>
                 <w:color w:val="000000"/>
-                <w:sz w:val="22"/>
-                <w:szCs w:val="22"/>
+                <w:sz w:val="24"/>
+                <w:szCs w:val="24"/>
                 <w:u w:val="none"/>
                 <w:shd w:fill="auto" w:val="clear"/>
                 <w:vertAlign w:val="baseline"/>
                 <w:rtl w:val="0"/>
               </w:rPr>
-              <w:t xml:space="preserve">3.1.1 Visão de Subsistemas</w:t>
+              <w:t xml:space="preserve">3.2.1 Diagrama de Componentes</w:t>
               <w:tab/>
-              <w:t xml:space="preserve">17</w:t>
+              <w:t xml:space="preserve">18</w:t>
             </w:r>
           </w:hyperlink>
           <w:r>
@@ -2524,7 +2577,7 @@
           <w:hyperlink w:anchor="">
             <w:r>
               <w:rPr>
-                <w:rFonts w:ascii="Arial" w:cs="Arial" w:eastAsia="Arial" w:hAnsi="Arial"/>
+                <w:rFonts w:ascii="Times" w:cs="Times" w:eastAsia="Times" w:hAnsi="Times"/>
                 <w:b w:val="0"/>
                 <w:bCs w:val="0"/>
                 <w:i w:val="0"/>
@@ -2532,16 +2585,69 @@
                 <w:smallCaps w:val="0"/>
                 <w:strike w:val="0"/>
                 <w:color w:val="000000"/>
-                <w:sz w:val="22"/>
-                <w:szCs w:val="22"/>
+                <w:sz w:val="24"/>
+                <w:szCs w:val="24"/>
                 <w:u w:val="none"/>
                 <w:shd w:fill="auto" w:val="clear"/>
                 <w:vertAlign w:val="baseline"/>
                 <w:rtl w:val="0"/>
               </w:rPr>
-              <w:t xml:space="preserve">3.1.2 Visão Lógica em Camadas</w:t>
+              <w:t xml:space="preserve">3.2.2 Diagrama de Implantação</w:t>
               <w:tab/>
-              <w:t xml:space="preserve">17</w:t>
+              <w:t xml:space="preserve">19</w:t>
+            </w:r>
+          </w:hyperlink>
+          <w:r>
+            <w:rPr>
+              <w:rtl w:val="0"/>
+            </w:rPr>
+          </w:r>
+        </w:p>
+        <w:p>
+          <w:pPr>
+            <w:widowControl w:val="0"/>
+            <w:tabs>
+              <w:tab w:val="right" w:leader="none" w:pos="12000"/>
+            </w:tabs>
+            <w:spacing w:before="60" w:lineRule="auto"/>
+            <w:ind w:left="360" w:firstLine="0"/>
+            <w:rPr>
+              <w:rFonts w:ascii="Arial" w:cs="Arial" w:eastAsia="Arial" w:hAnsi="Arial"/>
+              <w:b w:val="0"/>
+              <w:bCs w:val="0"/>
+              <w:i w:val="0"/>
+              <w:iCs w:val="0"/>
+              <w:smallCaps w:val="0"/>
+              <w:strike w:val="0"/>
+              <w:color w:val="000000"/>
+              <w:sz w:val="22"/>
+              <w:szCs w:val="22"/>
+              <w:u w:val="none"/>
+              <w:shd w:fill="auto" w:val="clear"/>
+              <w:vertAlign w:val="baseline"/>
+            </w:rPr>
+          </w:pPr>
+          <w:hyperlink w:anchor="_nn9b2t2czemk">
+            <w:r>
+              <w:rPr>
+                <w:rFonts w:ascii="Times" w:cs="Times" w:eastAsia="Times" w:hAnsi="Times"/>
+                <w:b w:val="0"/>
+                <w:bCs w:val="0"/>
+                <w:i w:val="0"/>
+                <w:iCs w:val="0"/>
+                <w:smallCaps w:val="0"/>
+                <w:strike w:val="0"/>
+                <w:color w:val="000000"/>
+                <w:sz w:val="24"/>
+                <w:szCs w:val="24"/>
+                <w:u w:val="none"/>
+                <w:shd w:fill="auto" w:val="clear"/>
+                <w:vertAlign w:val="baseline"/>
+                <w:rtl w:val="0"/>
+              </w:rPr>
+              <w:t xml:space="preserve">3.3 Diagrama de Classes</w:t>
+              <w:tab/>
+              <w:t xml:space="preserve">20</w:t>
             </w:r>
           </w:hyperlink>
           <w:r>
@@ -2577,59 +2683,6 @@
           <w:hyperlink w:anchor="">
             <w:r>
               <w:rPr>
-                <w:rFonts w:ascii="Arial" w:cs="Arial" w:eastAsia="Arial" w:hAnsi="Arial"/>
-                <w:b w:val="0"/>
-                <w:bCs w:val="0"/>
-                <w:i w:val="0"/>
-                <w:iCs w:val="0"/>
-                <w:smallCaps w:val="0"/>
-                <w:strike w:val="0"/>
-                <w:color w:val="000000"/>
-                <w:sz w:val="22"/>
-                <w:szCs w:val="22"/>
-                <w:u w:val="none"/>
-                <w:shd w:fill="auto" w:val="clear"/>
-                <w:vertAlign w:val="baseline"/>
-                <w:rtl w:val="0"/>
-              </w:rPr>
-              <w:t xml:space="preserve">3.1.3 Decisões Arquiteturais</w:t>
-              <w:tab/>
-              <w:t xml:space="preserve">18</w:t>
-            </w:r>
-          </w:hyperlink>
-          <w:r>
-            <w:rPr>
-              <w:rtl w:val="0"/>
-            </w:rPr>
-          </w:r>
-        </w:p>
-        <w:p>
-          <w:pPr>
-            <w:widowControl w:val="0"/>
-            <w:tabs>
-              <w:tab w:val="right" w:leader="none" w:pos="12000"/>
-            </w:tabs>
-            <w:spacing w:before="60" w:lineRule="auto"/>
-            <w:ind w:left="360" w:firstLine="0"/>
-            <w:rPr>
-              <w:rFonts w:ascii="Arial" w:cs="Arial" w:eastAsia="Arial" w:hAnsi="Arial"/>
-              <w:b w:val="0"/>
-              <w:bCs w:val="0"/>
-              <w:i w:val="0"/>
-              <w:iCs w:val="0"/>
-              <w:smallCaps w:val="0"/>
-              <w:strike w:val="0"/>
-              <w:color w:val="000000"/>
-              <w:sz w:val="22"/>
-              <w:szCs w:val="22"/>
-              <w:u w:val="none"/>
-              <w:shd w:fill="auto" w:val="clear"/>
-              <w:vertAlign w:val="baseline"/>
-            </w:rPr>
-          </w:pPr>
-          <w:hyperlink w:anchor="_3qjh31osjlvo">
-            <w:r>
-              <w:rPr>
                 <w:rFonts w:ascii="Times" w:cs="Times" w:eastAsia="Times" w:hAnsi="Times"/>
                 <w:b w:val="0"/>
                 <w:bCs w:val="0"/>
@@ -2645,9 +2698,9 @@
                 <w:vertAlign w:val="baseline"/>
                 <w:rtl w:val="0"/>
               </w:rPr>
-              <w:t xml:space="preserve">3.2 Diagrama de Componentes e Implantação.</w:t>
+              <w:t xml:space="preserve">3.3.1 Hierarquia de Usuário</w:t>
               <w:tab/>
-              <w:t xml:space="preserve">19</w:t>
+              <w:t xml:space="preserve">20</w:t>
             </w:r>
           </w:hyperlink>
           <w:r>
@@ -2683,7 +2736,7 @@
           <w:hyperlink w:anchor="">
             <w:r>
               <w:rPr>
-                <w:rFonts w:ascii="Arial" w:cs="Arial" w:eastAsia="Arial" w:hAnsi="Arial"/>
+                <w:rFonts w:ascii="Times" w:cs="Times" w:eastAsia="Times" w:hAnsi="Times"/>
                 <w:b w:val="0"/>
                 <w:bCs w:val="0"/>
                 <w:i w:val="0"/>
@@ -2691,16 +2744,16 @@
                 <w:smallCaps w:val="0"/>
                 <w:strike w:val="0"/>
                 <w:color w:val="000000"/>
-                <w:sz w:val="22"/>
-                <w:szCs w:val="22"/>
+                <w:sz w:val="24"/>
+                <w:szCs w:val="24"/>
                 <w:u w:val="none"/>
                 <w:shd w:fill="auto" w:val="clear"/>
                 <w:vertAlign w:val="baseline"/>
                 <w:rtl w:val="0"/>
               </w:rPr>
-              <w:t xml:space="preserve">3.2.1 Diagrama de Componentes</w:t>
+              <w:t xml:space="preserve">3.3.2 Núcleo: OrdemServico</w:t>
               <w:tab/>
-              <w:t xml:space="preserve">19</w:t>
+              <w:t xml:space="preserve">20</w:t>
             </w:r>
           </w:hyperlink>
           <w:r>
@@ -2736,59 +2789,6 @@
           <w:hyperlink w:anchor="">
             <w:r>
               <w:rPr>
-                <w:rFonts w:ascii="Arial" w:cs="Arial" w:eastAsia="Arial" w:hAnsi="Arial"/>
-                <w:b w:val="0"/>
-                <w:bCs w:val="0"/>
-                <w:i w:val="0"/>
-                <w:iCs w:val="0"/>
-                <w:smallCaps w:val="0"/>
-                <w:strike w:val="0"/>
-                <w:color w:val="000000"/>
-                <w:sz w:val="22"/>
-                <w:szCs w:val="22"/>
-                <w:u w:val="none"/>
-                <w:shd w:fill="auto" w:val="clear"/>
-                <w:vertAlign w:val="baseline"/>
-                <w:rtl w:val="0"/>
-              </w:rPr>
-              <w:t xml:space="preserve">3.2.2 Diagrama de Implantação</w:t>
-              <w:tab/>
-              <w:t xml:space="preserve">19</w:t>
-            </w:r>
-          </w:hyperlink>
-          <w:r>
-            <w:rPr>
-              <w:rtl w:val="0"/>
-            </w:rPr>
-          </w:r>
-        </w:p>
-        <w:p>
-          <w:pPr>
-            <w:widowControl w:val="0"/>
-            <w:tabs>
-              <w:tab w:val="right" w:leader="none" w:pos="12000"/>
-            </w:tabs>
-            <w:spacing w:before="60" w:lineRule="auto"/>
-            <w:ind w:left="360" w:firstLine="0"/>
-            <w:rPr>
-              <w:rFonts w:ascii="Arial" w:cs="Arial" w:eastAsia="Arial" w:hAnsi="Arial"/>
-              <w:b w:val="0"/>
-              <w:bCs w:val="0"/>
-              <w:i w:val="0"/>
-              <w:iCs w:val="0"/>
-              <w:smallCaps w:val="0"/>
-              <w:strike w:val="0"/>
-              <w:color w:val="000000"/>
-              <w:sz w:val="22"/>
-              <w:szCs w:val="22"/>
-              <w:u w:val="none"/>
-              <w:shd w:fill="auto" w:val="clear"/>
-              <w:vertAlign w:val="baseline"/>
-            </w:rPr>
-          </w:pPr>
-          <w:hyperlink w:anchor="_998lz54iy0f5">
-            <w:r>
-              <w:rPr>
                 <w:rFonts w:ascii="Times" w:cs="Times" w:eastAsia="Times" w:hAnsi="Times"/>
                 <w:b w:val="0"/>
                 <w:bCs w:val="0"/>
@@ -2804,9 +2804,9 @@
                 <w:vertAlign w:val="baseline"/>
                 <w:rtl w:val="0"/>
               </w:rPr>
-              <w:t xml:space="preserve">3.3 Diagrama de Classes</w:t>
+              <w:t xml:space="preserve">3.3.3 Orçamento e Itens</w:t>
               <w:tab/>
-              <w:t xml:space="preserve">20</w:t>
+              <w:t xml:space="preserve">21</w:t>
             </w:r>
           </w:hyperlink>
           <w:r>
@@ -2842,7 +2842,7 @@
           <w:hyperlink w:anchor="">
             <w:r>
               <w:rPr>
-                <w:rFonts w:ascii="Arial" w:cs="Arial" w:eastAsia="Arial" w:hAnsi="Arial"/>
+                <w:rFonts w:ascii="Times" w:cs="Times" w:eastAsia="Times" w:hAnsi="Times"/>
                 <w:b w:val="0"/>
                 <w:bCs w:val="0"/>
                 <w:i w:val="0"/>
@@ -2850,16 +2850,16 @@
                 <w:smallCaps w:val="0"/>
                 <w:strike w:val="0"/>
                 <w:color w:val="000000"/>
-                <w:sz w:val="22"/>
-                <w:szCs w:val="22"/>
+                <w:sz w:val="24"/>
+                <w:szCs w:val="24"/>
                 <w:u w:val="none"/>
                 <w:shd w:fill="auto" w:val="clear"/>
                 <w:vertAlign w:val="baseline"/>
                 <w:rtl w:val="0"/>
               </w:rPr>
-              <w:t xml:space="preserve">3.3.1 Hierarquia de Usuário</w:t>
+              <w:t xml:space="preserve">3.3.4 Estoque e Catálogo</w:t>
               <w:tab/>
-              <w:t xml:space="preserve">20</w:t>
+              <w:t xml:space="preserve">21</w:t>
             </w:r>
           </w:hyperlink>
           <w:r>
@@ -2895,7 +2895,7 @@
           <w:hyperlink w:anchor="">
             <w:r>
               <w:rPr>
-                <w:rFonts w:ascii="Arial" w:cs="Arial" w:eastAsia="Arial" w:hAnsi="Arial"/>
+                <w:rFonts w:ascii="Times" w:cs="Times" w:eastAsia="Times" w:hAnsi="Times"/>
                 <w:b w:val="0"/>
                 <w:bCs w:val="0"/>
                 <w:i w:val="0"/>
@@ -2903,16 +2903,69 @@
                 <w:smallCaps w:val="0"/>
                 <w:strike w:val="0"/>
                 <w:color w:val="000000"/>
-                <w:sz w:val="22"/>
-                <w:szCs w:val="22"/>
+                <w:sz w:val="24"/>
+                <w:szCs w:val="24"/>
                 <w:u w:val="none"/>
                 <w:shd w:fill="auto" w:val="clear"/>
                 <w:vertAlign w:val="baseline"/>
                 <w:rtl w:val="0"/>
               </w:rPr>
-              <w:t xml:space="preserve">3.3.2 Núcleo: OrdemServico</w:t>
+              <w:t xml:space="preserve">3.3.5 Pagamento e Histórico</w:t>
               <w:tab/>
               <w:t xml:space="preserve">21</w:t>
+            </w:r>
+          </w:hyperlink>
+          <w:r>
+            <w:rPr>
+              <w:rtl w:val="0"/>
+            </w:rPr>
+          </w:r>
+        </w:p>
+        <w:p>
+          <w:pPr>
+            <w:widowControl w:val="0"/>
+            <w:tabs>
+              <w:tab w:val="right" w:leader="none" w:pos="12000"/>
+            </w:tabs>
+            <w:spacing w:before="60" w:lineRule="auto"/>
+            <w:ind w:left="360" w:firstLine="0"/>
+            <w:rPr>
+              <w:rFonts w:ascii="Arial" w:cs="Arial" w:eastAsia="Arial" w:hAnsi="Arial"/>
+              <w:b w:val="0"/>
+              <w:bCs w:val="0"/>
+              <w:i w:val="0"/>
+              <w:iCs w:val="0"/>
+              <w:smallCaps w:val="0"/>
+              <w:strike w:val="0"/>
+              <w:color w:val="000000"/>
+              <w:sz w:val="22"/>
+              <w:szCs w:val="22"/>
+              <w:u w:val="none"/>
+              <w:shd w:fill="auto" w:val="clear"/>
+              <w:vertAlign w:val="baseline"/>
+            </w:rPr>
+          </w:pPr>
+          <w:hyperlink w:anchor="_dsirf5u8vmsb">
+            <w:r>
+              <w:rPr>
+                <w:rFonts w:ascii="Times" w:cs="Times" w:eastAsia="Times" w:hAnsi="Times"/>
+                <w:b w:val="0"/>
+                <w:bCs w:val="0"/>
+                <w:i w:val="0"/>
+                <w:iCs w:val="0"/>
+                <w:smallCaps w:val="0"/>
+                <w:strike w:val="0"/>
+                <w:color w:val="000000"/>
+                <w:sz w:val="24"/>
+                <w:szCs w:val="24"/>
+                <w:u w:val="none"/>
+                <w:shd w:fill="auto" w:val="clear"/>
+                <w:vertAlign w:val="baseline"/>
+                <w:rtl w:val="0"/>
+              </w:rPr>
+              <w:t xml:space="preserve">3.4 Diagramas de Sequência</w:t>
+              <w:tab/>
+              <w:t xml:space="preserve">22</w:t>
             </w:r>
           </w:hyperlink>
           <w:r>
@@ -2948,7 +3001,7 @@
           <w:hyperlink w:anchor="">
             <w:r>
               <w:rPr>
-                <w:rFonts w:ascii="Arial" w:cs="Arial" w:eastAsia="Arial" w:hAnsi="Arial"/>
+                <w:rFonts w:ascii="Times" w:cs="Times" w:eastAsia="Times" w:hAnsi="Times"/>
                 <w:b w:val="0"/>
                 <w:bCs w:val="0"/>
                 <w:i w:val="0"/>
@@ -2956,16 +3009,16 @@
                 <w:smallCaps w:val="0"/>
                 <w:strike w:val="0"/>
                 <w:color w:val="000000"/>
-                <w:sz w:val="22"/>
-                <w:szCs w:val="22"/>
+                <w:sz w:val="24"/>
+                <w:szCs w:val="24"/>
                 <w:u w:val="none"/>
                 <w:shd w:fill="auto" w:val="clear"/>
                 <w:vertAlign w:val="baseline"/>
                 <w:rtl w:val="0"/>
               </w:rPr>
-              <w:t xml:space="preserve">3.3.3 Orçamento e Itens</w:t>
+              <w:t xml:space="preserve">3.4.1 Realização de UC-01 — Cadastrar Cliente</w:t>
               <w:tab/>
-              <w:t xml:space="preserve">21</w:t>
+              <w:t xml:space="preserve">22</w:t>
             </w:r>
           </w:hyperlink>
           <w:r>
@@ -3001,7 +3054,7 @@
           <w:hyperlink w:anchor="">
             <w:r>
               <w:rPr>
-                <w:rFonts w:ascii="Arial" w:cs="Arial" w:eastAsia="Arial" w:hAnsi="Arial"/>
+                <w:rFonts w:ascii="Times" w:cs="Times" w:eastAsia="Times" w:hAnsi="Times"/>
                 <w:b w:val="0"/>
                 <w:bCs w:val="0"/>
                 <w:i w:val="0"/>
@@ -3009,16 +3062,16 @@
                 <w:smallCaps w:val="0"/>
                 <w:strike w:val="0"/>
                 <w:color w:val="000000"/>
-                <w:sz w:val="22"/>
-                <w:szCs w:val="22"/>
+                <w:sz w:val="24"/>
+                <w:szCs w:val="24"/>
                 <w:u w:val="none"/>
                 <w:shd w:fill="auto" w:val="clear"/>
                 <w:vertAlign w:val="baseline"/>
                 <w:rtl w:val="0"/>
               </w:rPr>
-              <w:t xml:space="preserve">3.3.4 Estoque e Catálogo</w:t>
+              <w:t xml:space="preserve">3.4.2 Realização de UC-02 — Cadastrar Equipamento</w:t>
               <w:tab/>
-              <w:t xml:space="preserve">21</w:t>
+              <w:t xml:space="preserve">23</w:t>
             </w:r>
           </w:hyperlink>
           <w:r>
@@ -3054,59 +3107,6 @@
           <w:hyperlink w:anchor="">
             <w:r>
               <w:rPr>
-                <w:rFonts w:ascii="Arial" w:cs="Arial" w:eastAsia="Arial" w:hAnsi="Arial"/>
-                <w:b w:val="0"/>
-                <w:bCs w:val="0"/>
-                <w:i w:val="0"/>
-                <w:iCs w:val="0"/>
-                <w:smallCaps w:val="0"/>
-                <w:strike w:val="0"/>
-                <w:color w:val="000000"/>
-                <w:sz w:val="22"/>
-                <w:szCs w:val="22"/>
-                <w:u w:val="none"/>
-                <w:shd w:fill="auto" w:val="clear"/>
-                <w:vertAlign w:val="baseline"/>
-                <w:rtl w:val="0"/>
-              </w:rPr>
-              <w:t xml:space="preserve">3.3.5 Pagamento e Histórico</w:t>
-              <w:tab/>
-              <w:t xml:space="preserve">21</w:t>
-            </w:r>
-          </w:hyperlink>
-          <w:r>
-            <w:rPr>
-              <w:rtl w:val="0"/>
-            </w:rPr>
-          </w:r>
-        </w:p>
-        <w:p>
-          <w:pPr>
-            <w:widowControl w:val="0"/>
-            <w:tabs>
-              <w:tab w:val="right" w:leader="none" w:pos="12000"/>
-            </w:tabs>
-            <w:spacing w:before="60" w:lineRule="auto"/>
-            <w:ind w:left="360" w:firstLine="0"/>
-            <w:rPr>
-              <w:rFonts w:ascii="Arial" w:cs="Arial" w:eastAsia="Arial" w:hAnsi="Arial"/>
-              <w:b w:val="0"/>
-              <w:bCs w:val="0"/>
-              <w:i w:val="0"/>
-              <w:iCs w:val="0"/>
-              <w:smallCaps w:val="0"/>
-              <w:strike w:val="0"/>
-              <w:color w:val="000000"/>
-              <w:sz w:val="22"/>
-              <w:szCs w:val="22"/>
-              <w:u w:val="none"/>
-              <w:shd w:fill="auto" w:val="clear"/>
-              <w:vertAlign w:val="baseline"/>
-            </w:rPr>
-          </w:pPr>
-          <w:hyperlink w:anchor="_zcjanvqd72t4">
-            <w:r>
-              <w:rPr>
                 <w:rFonts w:ascii="Times" w:cs="Times" w:eastAsia="Times" w:hAnsi="Times"/>
                 <w:b w:val="0"/>
                 <w:bCs w:val="0"/>
@@ -3122,9 +3122,9 @@
                 <w:vertAlign w:val="baseline"/>
                 <w:rtl w:val="0"/>
               </w:rPr>
-              <w:t xml:space="preserve">3.4 Diagramas de Sequência</w:t>
+              <w:t xml:space="preserve">3.4.3 Realização de UC-03 — Abrir Ordem de Serviço</w:t>
               <w:tab/>
-              <w:t xml:space="preserve">22</w:t>
+              <w:t xml:space="preserve">23</w:t>
             </w:r>
           </w:hyperlink>
           <w:r>
@@ -3160,7 +3160,7 @@
           <w:hyperlink w:anchor="">
             <w:r>
               <w:rPr>
-                <w:rFonts w:ascii="Arial" w:cs="Arial" w:eastAsia="Arial" w:hAnsi="Arial"/>
+                <w:rFonts w:ascii="Times" w:cs="Times" w:eastAsia="Times" w:hAnsi="Times"/>
                 <w:b w:val="0"/>
                 <w:bCs w:val="0"/>
                 <w:i w:val="0"/>
@@ -3168,16 +3168,16 @@
                 <w:smallCaps w:val="0"/>
                 <w:strike w:val="0"/>
                 <w:color w:val="000000"/>
-                <w:sz w:val="22"/>
-                <w:szCs w:val="22"/>
+                <w:sz w:val="24"/>
+                <w:szCs w:val="24"/>
                 <w:u w:val="none"/>
                 <w:shd w:fill="auto" w:val="clear"/>
                 <w:vertAlign w:val="baseline"/>
                 <w:rtl w:val="0"/>
               </w:rPr>
-              <w:t xml:space="preserve">3.4.1 Realização de UC-03 — Abrir Ordem de Serviço</w:t>
+              <w:t xml:space="preserve">3.4.4 Realização de UC-04 — Registrar Diagnóstico Técnico</w:t>
               <w:tab/>
-              <w:t xml:space="preserve">22</w:t>
+              <w:t xml:space="preserve">24</w:t>
             </w:r>
           </w:hyperlink>
           <w:r>
@@ -3213,7 +3213,7 @@
           <w:hyperlink w:anchor="">
             <w:r>
               <w:rPr>
-                <w:rFonts w:ascii="Arial" w:cs="Arial" w:eastAsia="Arial" w:hAnsi="Arial"/>
+                <w:rFonts w:ascii="Times" w:cs="Times" w:eastAsia="Times" w:hAnsi="Times"/>
                 <w:b w:val="0"/>
                 <w:bCs w:val="0"/>
                 <w:i w:val="0"/>
@@ -3221,16 +3221,16 @@
                 <w:smallCaps w:val="0"/>
                 <w:strike w:val="0"/>
                 <w:color w:val="000000"/>
-                <w:sz w:val="22"/>
-                <w:szCs w:val="22"/>
+                <w:sz w:val="24"/>
+                <w:szCs w:val="24"/>
                 <w:u w:val="none"/>
                 <w:shd w:fill="auto" w:val="clear"/>
                 <w:vertAlign w:val="baseline"/>
                 <w:rtl w:val="0"/>
               </w:rPr>
-              <w:t xml:space="preserve">3.4.2 Realização de UC-05 — Gerar Orçamento</w:t>
+              <w:t xml:space="preserve">3.4.5 Realização de UC-05 — Gerar Orçamento</w:t>
               <w:tab/>
-              <w:t xml:space="preserve">23</w:t>
+              <w:t xml:space="preserve">24</w:t>
             </w:r>
           </w:hyperlink>
           <w:r>
@@ -3266,59 +3266,6 @@
           <w:hyperlink w:anchor="">
             <w:r>
               <w:rPr>
-                <w:rFonts w:ascii="Arial" w:cs="Arial" w:eastAsia="Arial" w:hAnsi="Arial"/>
-                <w:b w:val="0"/>
-                <w:bCs w:val="0"/>
-                <w:i w:val="0"/>
-                <w:iCs w:val="0"/>
-                <w:smallCaps w:val="0"/>
-                <w:strike w:val="0"/>
-                <w:color w:val="000000"/>
-                <w:sz w:val="22"/>
-                <w:szCs w:val="22"/>
-                <w:u w:val="none"/>
-                <w:shd w:fill="auto" w:val="clear"/>
-                <w:vertAlign w:val="baseline"/>
-                <w:rtl w:val="0"/>
-              </w:rPr>
-              <w:t xml:space="preserve">3.4.3 Realização de UC-09 — Registrar Pagamento</w:t>
-              <w:tab/>
-              <w:t xml:space="preserve">24</w:t>
-            </w:r>
-          </w:hyperlink>
-          <w:r>
-            <w:rPr>
-              <w:rtl w:val="0"/>
-            </w:rPr>
-          </w:r>
-        </w:p>
-        <w:p>
-          <w:pPr>
-            <w:widowControl w:val="0"/>
-            <w:tabs>
-              <w:tab w:val="right" w:leader="none" w:pos="12000"/>
-            </w:tabs>
-            <w:spacing w:before="60" w:lineRule="auto"/>
-            <w:ind w:left="360" w:firstLine="0"/>
-            <w:rPr>
-              <w:rFonts w:ascii="Arial" w:cs="Arial" w:eastAsia="Arial" w:hAnsi="Arial"/>
-              <w:b w:val="0"/>
-              <w:bCs w:val="0"/>
-              <w:i w:val="0"/>
-              <w:iCs w:val="0"/>
-              <w:smallCaps w:val="0"/>
-              <w:strike w:val="0"/>
-              <w:color w:val="000000"/>
-              <w:sz w:val="22"/>
-              <w:szCs w:val="22"/>
-              <w:u w:val="none"/>
-              <w:shd w:fill="auto" w:val="clear"/>
-              <w:vertAlign w:val="baseline"/>
-            </w:rPr>
-          </w:pPr>
-          <w:hyperlink w:anchor="_eg59ff8np3j6">
-            <w:r>
-              <w:rPr>
                 <w:rFonts w:ascii="Times" w:cs="Times" w:eastAsia="Times" w:hAnsi="Times"/>
                 <w:b w:val="0"/>
                 <w:bCs w:val="0"/>
@@ -3334,62 +3281,9 @@
                 <w:vertAlign w:val="baseline"/>
                 <w:rtl w:val="0"/>
               </w:rPr>
-              <w:t xml:space="preserve">3.5 Diagramas de Comunicação</w:t>
+              <w:t xml:space="preserve">3.4.6 Realização de UC-06 — Aprovar ou Recusar Orçamento</w:t>
               <w:tab/>
               <w:t xml:space="preserve">25</w:t>
-            </w:r>
-          </w:hyperlink>
-          <w:r>
-            <w:rPr>
-              <w:rtl w:val="0"/>
-            </w:rPr>
-          </w:r>
-        </w:p>
-        <w:p>
-          <w:pPr>
-            <w:widowControl w:val="0"/>
-            <w:tabs>
-              <w:tab w:val="right" w:leader="none" w:pos="12000"/>
-            </w:tabs>
-            <w:spacing w:before="60" w:lineRule="auto"/>
-            <w:ind w:left="360" w:firstLine="0"/>
-            <w:rPr>
-              <w:rFonts w:ascii="Arial" w:cs="Arial" w:eastAsia="Arial" w:hAnsi="Arial"/>
-              <w:b w:val="0"/>
-              <w:bCs w:val="0"/>
-              <w:i w:val="0"/>
-              <w:iCs w:val="0"/>
-              <w:smallCaps w:val="0"/>
-              <w:strike w:val="0"/>
-              <w:color w:val="000000"/>
-              <w:sz w:val="22"/>
-              <w:szCs w:val="22"/>
-              <w:u w:val="none"/>
-              <w:shd w:fill="auto" w:val="clear"/>
-              <w:vertAlign w:val="baseline"/>
-            </w:rPr>
-          </w:pPr>
-          <w:hyperlink w:anchor="_220er2obivv4">
-            <w:r>
-              <w:rPr>
-                <w:rFonts w:ascii="Times" w:cs="Times" w:eastAsia="Times" w:hAnsi="Times"/>
-                <w:b w:val="0"/>
-                <w:bCs w:val="0"/>
-                <w:i w:val="0"/>
-                <w:iCs w:val="0"/>
-                <w:smallCaps w:val="0"/>
-                <w:strike w:val="0"/>
-                <w:color w:val="000000"/>
-                <w:sz w:val="24"/>
-                <w:szCs w:val="24"/>
-                <w:u w:val="none"/>
-                <w:shd w:fill="auto" w:val="clear"/>
-                <w:vertAlign w:val="baseline"/>
-                <w:rtl w:val="0"/>
-              </w:rPr>
-              <w:t xml:space="preserve">3.6 Diagramas de Estados</w:t>
-              <w:tab/>
-              <w:t xml:space="preserve">27</w:t>
             </w:r>
           </w:hyperlink>
           <w:r>
@@ -3425,7 +3319,7 @@
           <w:hyperlink w:anchor="">
             <w:r>
               <w:rPr>
-                <w:rFonts w:ascii="Arial" w:cs="Arial" w:eastAsia="Arial" w:hAnsi="Arial"/>
+                <w:rFonts w:ascii="Times" w:cs="Times" w:eastAsia="Times" w:hAnsi="Times"/>
                 <w:b w:val="0"/>
                 <w:bCs w:val="0"/>
                 <w:i w:val="0"/>
@@ -3433,16 +3327,16 @@
                 <w:smallCaps w:val="0"/>
                 <w:strike w:val="0"/>
                 <w:color w:val="000000"/>
-                <w:sz w:val="22"/>
-                <w:szCs w:val="22"/>
+                <w:sz w:val="24"/>
+                <w:szCs w:val="24"/>
                 <w:u w:val="none"/>
                 <w:shd w:fill="auto" w:val="clear"/>
                 <w:vertAlign w:val="baseline"/>
                 <w:rtl w:val="0"/>
               </w:rPr>
-              <w:t xml:space="preserve">3.6.1 Estados e organização</w:t>
+              <w:t xml:space="preserve">3.4.7 Realização de UC-07 — Executar Serviço Técnico</w:t>
               <w:tab/>
-              <w:t xml:space="preserve">27</w:t>
+              <w:t xml:space="preserve">25</w:t>
             </w:r>
           </w:hyperlink>
           <w:r>
@@ -3478,7 +3372,7 @@
           <w:hyperlink w:anchor="">
             <w:r>
               <w:rPr>
-                <w:rFonts w:ascii="Arial" w:cs="Arial" w:eastAsia="Arial" w:hAnsi="Arial"/>
+                <w:rFonts w:ascii="Times" w:cs="Times" w:eastAsia="Times" w:hAnsi="Times"/>
                 <w:b w:val="0"/>
                 <w:bCs w:val="0"/>
                 <w:i w:val="0"/>
@@ -3486,16 +3380,16 @@
                 <w:smallCaps w:val="0"/>
                 <w:strike w:val="0"/>
                 <w:color w:val="000000"/>
-                <w:sz w:val="22"/>
-                <w:szCs w:val="22"/>
+                <w:sz w:val="24"/>
+                <w:szCs w:val="24"/>
                 <w:u w:val="none"/>
                 <w:shd w:fill="auto" w:val="clear"/>
                 <w:vertAlign w:val="baseline"/>
                 <w:rtl w:val="0"/>
               </w:rPr>
-              <w:t xml:space="preserve">3.6.2 Transições e gatilhos</w:t>
+              <w:t xml:space="preserve">3.4.8 Realização de UC-08 — Registrar Uso de Peças</w:t>
               <w:tab/>
-              <w:t xml:space="preserve">27</w:t>
+              <w:t xml:space="preserve">26</w:t>
             </w:r>
           </w:hyperlink>
           <w:r>
@@ -3531,7 +3425,7 @@
           <w:hyperlink w:anchor="">
             <w:r>
               <w:rPr>
-                <w:rFonts w:ascii="Arial" w:cs="Arial" w:eastAsia="Arial" w:hAnsi="Arial"/>
+                <w:rFonts w:ascii="Times" w:cs="Times" w:eastAsia="Times" w:hAnsi="Times"/>
                 <w:b w:val="0"/>
                 <w:bCs w:val="0"/>
                 <w:i w:val="0"/>
@@ -3539,16 +3433,599 @@
                 <w:smallCaps w:val="0"/>
                 <w:strike w:val="0"/>
                 <w:color w:val="000000"/>
-                <w:sz w:val="22"/>
-                <w:szCs w:val="22"/>
+                <w:sz w:val="24"/>
+                <w:szCs w:val="24"/>
                 <w:u w:val="none"/>
                 <w:shd w:fill="auto" w:val="clear"/>
                 <w:vertAlign w:val="baseline"/>
                 <w:rtl w:val="0"/>
               </w:rPr>
+              <w:t xml:space="preserve">3.4.9 Realização de UC-09 — Registrar Pagamento</w:t>
+              <w:tab/>
+              <w:t xml:space="preserve">27</w:t>
+            </w:r>
+          </w:hyperlink>
+          <w:r>
+            <w:rPr>
+              <w:rtl w:val="0"/>
+            </w:rPr>
+          </w:r>
+        </w:p>
+        <w:p>
+          <w:pPr>
+            <w:widowControl w:val="0"/>
+            <w:tabs>
+              <w:tab w:val="right" w:leader="none" w:pos="12000"/>
+            </w:tabs>
+            <w:spacing w:before="60" w:lineRule="auto"/>
+            <w:ind w:left="720" w:firstLine="0"/>
+            <w:rPr>
+              <w:rFonts w:ascii="Arial" w:cs="Arial" w:eastAsia="Arial" w:hAnsi="Arial"/>
+              <w:b w:val="0"/>
+              <w:bCs w:val="0"/>
+              <w:i w:val="0"/>
+              <w:iCs w:val="0"/>
+              <w:smallCaps w:val="0"/>
+              <w:strike w:val="0"/>
+              <w:color w:val="000000"/>
+              <w:sz w:val="22"/>
+              <w:szCs w:val="22"/>
+              <w:u w:val="none"/>
+              <w:shd w:fill="auto" w:val="clear"/>
+              <w:vertAlign w:val="baseline"/>
+            </w:rPr>
+          </w:pPr>
+          <w:hyperlink w:anchor="">
+            <w:r>
+              <w:rPr>
+                <w:rFonts w:ascii="Times" w:cs="Times" w:eastAsia="Times" w:hAnsi="Times"/>
+                <w:b w:val="0"/>
+                <w:bCs w:val="0"/>
+                <w:i w:val="0"/>
+                <w:iCs w:val="0"/>
+                <w:smallCaps w:val="0"/>
+                <w:strike w:val="0"/>
+                <w:color w:val="000000"/>
+                <w:sz w:val="24"/>
+                <w:szCs w:val="24"/>
+                <w:u w:val="none"/>
+                <w:shd w:fill="auto" w:val="clear"/>
+                <w:vertAlign w:val="baseline"/>
+                <w:rtl w:val="0"/>
+              </w:rPr>
+              <w:t xml:space="preserve">3.4.10 Realização de UC-10 — Finalizar Ordem de Serviço</w:t>
+              <w:tab/>
+              <w:t xml:space="preserve">27</w:t>
+            </w:r>
+          </w:hyperlink>
+          <w:r>
+            <w:rPr>
+              <w:rtl w:val="0"/>
+            </w:rPr>
+          </w:r>
+        </w:p>
+        <w:p>
+          <w:pPr>
+            <w:widowControl w:val="0"/>
+            <w:tabs>
+              <w:tab w:val="right" w:leader="none" w:pos="12000"/>
+            </w:tabs>
+            <w:spacing w:before="60" w:lineRule="auto"/>
+            <w:ind w:left="720" w:firstLine="0"/>
+            <w:rPr>
+              <w:rFonts w:ascii="Arial" w:cs="Arial" w:eastAsia="Arial" w:hAnsi="Arial"/>
+              <w:b w:val="0"/>
+              <w:bCs w:val="0"/>
+              <w:i w:val="0"/>
+              <w:iCs w:val="0"/>
+              <w:smallCaps w:val="0"/>
+              <w:strike w:val="0"/>
+              <w:color w:val="000000"/>
+              <w:sz w:val="22"/>
+              <w:szCs w:val="22"/>
+              <w:u w:val="none"/>
+              <w:shd w:fill="auto" w:val="clear"/>
+              <w:vertAlign w:val="baseline"/>
+            </w:rPr>
+          </w:pPr>
+          <w:hyperlink w:anchor="">
+            <w:r>
+              <w:rPr>
+                <w:rFonts w:ascii="Times" w:cs="Times" w:eastAsia="Times" w:hAnsi="Times"/>
+                <w:b w:val="0"/>
+                <w:bCs w:val="0"/>
+                <w:i w:val="0"/>
+                <w:iCs w:val="0"/>
+                <w:smallCaps w:val="0"/>
+                <w:strike w:val="0"/>
+                <w:color w:val="000000"/>
+                <w:sz w:val="24"/>
+                <w:szCs w:val="24"/>
+                <w:u w:val="none"/>
+                <w:shd w:fill="auto" w:val="clear"/>
+                <w:vertAlign w:val="baseline"/>
+                <w:rtl w:val="0"/>
+              </w:rPr>
+              <w:t xml:space="preserve">3.4.11 Realização de UC-11 — Registrar Retirada do Equipamento</w:t>
+              <w:tab/>
+              <w:t xml:space="preserve">28</w:t>
+            </w:r>
+          </w:hyperlink>
+          <w:r>
+            <w:rPr>
+              <w:rtl w:val="0"/>
+            </w:rPr>
+          </w:r>
+        </w:p>
+        <w:p>
+          <w:pPr>
+            <w:widowControl w:val="0"/>
+            <w:tabs>
+              <w:tab w:val="right" w:leader="none" w:pos="12000"/>
+            </w:tabs>
+            <w:spacing w:before="60" w:lineRule="auto"/>
+            <w:ind w:left="720" w:firstLine="0"/>
+            <w:rPr>
+              <w:rFonts w:ascii="Arial" w:cs="Arial" w:eastAsia="Arial" w:hAnsi="Arial"/>
+              <w:b w:val="0"/>
+              <w:bCs w:val="0"/>
+              <w:i w:val="0"/>
+              <w:iCs w:val="0"/>
+              <w:smallCaps w:val="0"/>
+              <w:strike w:val="0"/>
+              <w:color w:val="000000"/>
+              <w:sz w:val="22"/>
+              <w:szCs w:val="22"/>
+              <w:u w:val="none"/>
+              <w:shd w:fill="auto" w:val="clear"/>
+              <w:vertAlign w:val="baseline"/>
+            </w:rPr>
+          </w:pPr>
+          <w:hyperlink w:anchor="">
+            <w:r>
+              <w:rPr>
+                <w:rFonts w:ascii="Times" w:cs="Times" w:eastAsia="Times" w:hAnsi="Times"/>
+                <w:b w:val="0"/>
+                <w:bCs w:val="0"/>
+                <w:i w:val="0"/>
+                <w:iCs w:val="0"/>
+                <w:smallCaps w:val="0"/>
+                <w:strike w:val="0"/>
+                <w:color w:val="000000"/>
+                <w:sz w:val="24"/>
+                <w:szCs w:val="24"/>
+                <w:u w:val="none"/>
+                <w:shd w:fill="auto" w:val="clear"/>
+                <w:vertAlign w:val="baseline"/>
+                <w:rtl w:val="0"/>
+              </w:rPr>
+              <w:t xml:space="preserve">3.4.12 Realização de UC-12 — Gerenciar Peças e Estoque</w:t>
+              <w:tab/>
+              <w:t xml:space="preserve">28</w:t>
+            </w:r>
+          </w:hyperlink>
+          <w:r>
+            <w:rPr>
+              <w:rtl w:val="0"/>
+            </w:rPr>
+          </w:r>
+        </w:p>
+        <w:p>
+          <w:pPr>
+            <w:widowControl w:val="0"/>
+            <w:tabs>
+              <w:tab w:val="right" w:leader="none" w:pos="12000"/>
+            </w:tabs>
+            <w:spacing w:before="60" w:lineRule="auto"/>
+            <w:ind w:left="720" w:firstLine="0"/>
+            <w:rPr>
+              <w:rFonts w:ascii="Arial" w:cs="Arial" w:eastAsia="Arial" w:hAnsi="Arial"/>
+              <w:b w:val="0"/>
+              <w:bCs w:val="0"/>
+              <w:i w:val="0"/>
+              <w:iCs w:val="0"/>
+              <w:smallCaps w:val="0"/>
+              <w:strike w:val="0"/>
+              <w:color w:val="000000"/>
+              <w:sz w:val="22"/>
+              <w:szCs w:val="22"/>
+              <w:u w:val="none"/>
+              <w:shd w:fill="auto" w:val="clear"/>
+              <w:vertAlign w:val="baseline"/>
+            </w:rPr>
+          </w:pPr>
+          <w:hyperlink w:anchor="">
+            <w:r>
+              <w:rPr>
+                <w:rFonts w:ascii="Times" w:cs="Times" w:eastAsia="Times" w:hAnsi="Times"/>
+                <w:b w:val="0"/>
+                <w:bCs w:val="0"/>
+                <w:i w:val="0"/>
+                <w:iCs w:val="0"/>
+                <w:smallCaps w:val="0"/>
+                <w:strike w:val="0"/>
+                <w:color w:val="000000"/>
+                <w:sz w:val="24"/>
+                <w:szCs w:val="24"/>
+                <w:u w:val="none"/>
+                <w:shd w:fill="auto" w:val="clear"/>
+                <w:vertAlign w:val="baseline"/>
+                <w:rtl w:val="0"/>
+              </w:rPr>
+              <w:t xml:space="preserve">3.4.13 Realização de UC-13 — Gerenciar Serviços e Preços</w:t>
+              <w:tab/>
+              <w:t xml:space="preserve">28</w:t>
+            </w:r>
+          </w:hyperlink>
+          <w:r>
+            <w:rPr>
+              <w:rtl w:val="0"/>
+            </w:rPr>
+          </w:r>
+        </w:p>
+        <w:p>
+          <w:pPr>
+            <w:widowControl w:val="0"/>
+            <w:tabs>
+              <w:tab w:val="right" w:leader="none" w:pos="12000"/>
+            </w:tabs>
+            <w:spacing w:before="60" w:lineRule="auto"/>
+            <w:ind w:left="720" w:firstLine="0"/>
+            <w:rPr>
+              <w:rFonts w:ascii="Arial" w:cs="Arial" w:eastAsia="Arial" w:hAnsi="Arial"/>
+              <w:b w:val="0"/>
+              <w:bCs w:val="0"/>
+              <w:i w:val="0"/>
+              <w:iCs w:val="0"/>
+              <w:smallCaps w:val="0"/>
+              <w:strike w:val="0"/>
+              <w:color w:val="000000"/>
+              <w:sz w:val="22"/>
+              <w:szCs w:val="22"/>
+              <w:u w:val="none"/>
+              <w:shd w:fill="auto" w:val="clear"/>
+              <w:vertAlign w:val="baseline"/>
+            </w:rPr>
+          </w:pPr>
+          <w:hyperlink w:anchor="">
+            <w:r>
+              <w:rPr>
+                <w:rFonts w:ascii="Times" w:cs="Times" w:eastAsia="Times" w:hAnsi="Times"/>
+                <w:b w:val="0"/>
+                <w:bCs w:val="0"/>
+                <w:i w:val="0"/>
+                <w:iCs w:val="0"/>
+                <w:smallCaps w:val="0"/>
+                <w:strike w:val="0"/>
+                <w:color w:val="000000"/>
+                <w:sz w:val="24"/>
+                <w:szCs w:val="24"/>
+                <w:u w:val="none"/>
+                <w:shd w:fill="auto" w:val="clear"/>
+                <w:vertAlign w:val="baseline"/>
+                <w:rtl w:val="0"/>
+              </w:rPr>
+              <w:t xml:space="preserve">3.4.14 Realização de UC-14 — Gerenciar Funcionários</w:t>
+              <w:tab/>
+              <w:t xml:space="preserve">29</w:t>
+            </w:r>
+          </w:hyperlink>
+          <w:r>
+            <w:rPr>
+              <w:rtl w:val="0"/>
+            </w:rPr>
+          </w:r>
+        </w:p>
+        <w:p>
+          <w:pPr>
+            <w:widowControl w:val="0"/>
+            <w:tabs>
+              <w:tab w:val="right" w:leader="none" w:pos="12000"/>
+            </w:tabs>
+            <w:spacing w:before="60" w:lineRule="auto"/>
+            <w:ind w:left="720" w:firstLine="0"/>
+            <w:rPr>
+              <w:rFonts w:ascii="Arial" w:cs="Arial" w:eastAsia="Arial" w:hAnsi="Arial"/>
+              <w:b w:val="0"/>
+              <w:bCs w:val="0"/>
+              <w:i w:val="0"/>
+              <w:iCs w:val="0"/>
+              <w:smallCaps w:val="0"/>
+              <w:strike w:val="0"/>
+              <w:color w:val="000000"/>
+              <w:sz w:val="22"/>
+              <w:szCs w:val="22"/>
+              <w:u w:val="none"/>
+              <w:shd w:fill="auto" w:val="clear"/>
+              <w:vertAlign w:val="baseline"/>
+            </w:rPr>
+          </w:pPr>
+          <w:hyperlink w:anchor="">
+            <w:r>
+              <w:rPr>
+                <w:rFonts w:ascii="Times" w:cs="Times" w:eastAsia="Times" w:hAnsi="Times"/>
+                <w:b w:val="0"/>
+                <w:bCs w:val="0"/>
+                <w:i w:val="0"/>
+                <w:iCs w:val="0"/>
+                <w:smallCaps w:val="0"/>
+                <w:strike w:val="0"/>
+                <w:color w:val="000000"/>
+                <w:sz w:val="24"/>
+                <w:szCs w:val="24"/>
+                <w:u w:val="none"/>
+                <w:shd w:fill="auto" w:val="clear"/>
+                <w:vertAlign w:val="baseline"/>
+                <w:rtl w:val="0"/>
+              </w:rPr>
+              <w:t xml:space="preserve">3.4.15 Realização de UC-15 — Gerar Relatórios Gerenciais</w:t>
+              <w:tab/>
+              <w:t xml:space="preserve">29</w:t>
+            </w:r>
+          </w:hyperlink>
+          <w:r>
+            <w:rPr>
+              <w:rtl w:val="0"/>
+            </w:rPr>
+          </w:r>
+        </w:p>
+        <w:p>
+          <w:pPr>
+            <w:widowControl w:val="0"/>
+            <w:tabs>
+              <w:tab w:val="right" w:leader="none" w:pos="12000"/>
+            </w:tabs>
+            <w:spacing w:before="60" w:lineRule="auto"/>
+            <w:ind w:left="360" w:firstLine="0"/>
+            <w:rPr>
+              <w:rFonts w:ascii="Arial" w:cs="Arial" w:eastAsia="Arial" w:hAnsi="Arial"/>
+              <w:b w:val="0"/>
+              <w:bCs w:val="0"/>
+              <w:i w:val="0"/>
+              <w:iCs w:val="0"/>
+              <w:smallCaps w:val="0"/>
+              <w:strike w:val="0"/>
+              <w:color w:val="000000"/>
+              <w:sz w:val="22"/>
+              <w:szCs w:val="22"/>
+              <w:u w:val="none"/>
+              <w:shd w:fill="auto" w:val="clear"/>
+              <w:vertAlign w:val="baseline"/>
+            </w:rPr>
+          </w:pPr>
+          <w:hyperlink w:anchor="_bxy3qx922zjx">
+            <w:r>
+              <w:rPr>
+                <w:rFonts w:ascii="Times" w:cs="Times" w:eastAsia="Times" w:hAnsi="Times"/>
+                <w:b w:val="0"/>
+                <w:bCs w:val="0"/>
+                <w:i w:val="0"/>
+                <w:iCs w:val="0"/>
+                <w:smallCaps w:val="0"/>
+                <w:strike w:val="0"/>
+                <w:color w:val="000000"/>
+                <w:sz w:val="24"/>
+                <w:szCs w:val="24"/>
+                <w:u w:val="none"/>
+                <w:shd w:fill="auto" w:val="clear"/>
+                <w:vertAlign w:val="baseline"/>
+                <w:rtl w:val="0"/>
+              </w:rPr>
+              <w:t xml:space="preserve">3.5 Diagramas de Comunicação</w:t>
+              <w:tab/>
+              <w:t xml:space="preserve">30</w:t>
+            </w:r>
+          </w:hyperlink>
+          <w:r>
+            <w:rPr>
+              <w:rtl w:val="0"/>
+            </w:rPr>
+          </w:r>
+        </w:p>
+        <w:p>
+          <w:pPr>
+            <w:widowControl w:val="0"/>
+            <w:tabs>
+              <w:tab w:val="right" w:leader="none" w:pos="12000"/>
+            </w:tabs>
+            <w:spacing w:before="60" w:lineRule="auto"/>
+            <w:ind w:left="360" w:firstLine="0"/>
+            <w:rPr>
+              <w:rFonts w:ascii="Arial" w:cs="Arial" w:eastAsia="Arial" w:hAnsi="Arial"/>
+              <w:b w:val="0"/>
+              <w:bCs w:val="0"/>
+              <w:i w:val="0"/>
+              <w:iCs w:val="0"/>
+              <w:smallCaps w:val="0"/>
+              <w:strike w:val="0"/>
+              <w:color w:val="000000"/>
+              <w:sz w:val="22"/>
+              <w:szCs w:val="22"/>
+              <w:u w:val="none"/>
+              <w:shd w:fill="auto" w:val="clear"/>
+              <w:vertAlign w:val="baseline"/>
+            </w:rPr>
+          </w:pPr>
+          <w:hyperlink w:anchor="_osnfde92zmce">
+            <w:r>
+              <w:rPr>
+                <w:rFonts w:ascii="Times" w:cs="Times" w:eastAsia="Times" w:hAnsi="Times"/>
+                <w:b w:val="0"/>
+                <w:bCs w:val="0"/>
+                <w:i w:val="0"/>
+                <w:iCs w:val="0"/>
+                <w:smallCaps w:val="0"/>
+                <w:strike w:val="0"/>
+                <w:color w:val="000000"/>
+                <w:sz w:val="24"/>
+                <w:szCs w:val="24"/>
+                <w:u w:val="none"/>
+                <w:shd w:fill="auto" w:val="clear"/>
+                <w:vertAlign w:val="baseline"/>
+                <w:rtl w:val="0"/>
+              </w:rPr>
+              <w:t xml:space="preserve">3.6 Diagrama de Estados</w:t>
+              <w:tab/>
+              <w:t xml:space="preserve">32</w:t>
+            </w:r>
+          </w:hyperlink>
+          <w:r>
+            <w:rPr>
+              <w:rtl w:val="0"/>
+            </w:rPr>
+          </w:r>
+        </w:p>
+        <w:p>
+          <w:pPr>
+            <w:widowControl w:val="0"/>
+            <w:tabs>
+              <w:tab w:val="right" w:leader="none" w:pos="12000"/>
+            </w:tabs>
+            <w:spacing w:before="60" w:lineRule="auto"/>
+            <w:ind w:left="720" w:firstLine="0"/>
+            <w:rPr>
+              <w:rFonts w:ascii="Arial" w:cs="Arial" w:eastAsia="Arial" w:hAnsi="Arial"/>
+              <w:b w:val="0"/>
+              <w:bCs w:val="0"/>
+              <w:i w:val="0"/>
+              <w:iCs w:val="0"/>
+              <w:smallCaps w:val="0"/>
+              <w:strike w:val="0"/>
+              <w:color w:val="000000"/>
+              <w:sz w:val="22"/>
+              <w:szCs w:val="22"/>
+              <w:u w:val="none"/>
+              <w:shd w:fill="auto" w:val="clear"/>
+              <w:vertAlign w:val="baseline"/>
+            </w:rPr>
+          </w:pPr>
+          <w:hyperlink w:anchor="">
+            <w:r>
+              <w:rPr>
+                <w:rFonts w:ascii="Times" w:cs="Times" w:eastAsia="Times" w:hAnsi="Times"/>
+                <w:b w:val="0"/>
+                <w:bCs w:val="0"/>
+                <w:i w:val="0"/>
+                <w:iCs w:val="0"/>
+                <w:smallCaps w:val="0"/>
+                <w:strike w:val="0"/>
+                <w:color w:val="000000"/>
+                <w:sz w:val="24"/>
+                <w:szCs w:val="24"/>
+                <w:u w:val="none"/>
+                <w:shd w:fill="auto" w:val="clear"/>
+                <w:vertAlign w:val="baseline"/>
+                <w:rtl w:val="0"/>
+              </w:rPr>
+              <w:t xml:space="preserve">3.6.1 Estados e organização</w:t>
+              <w:tab/>
+              <w:t xml:space="preserve">32</w:t>
+            </w:r>
+          </w:hyperlink>
+          <w:r>
+            <w:rPr>
+              <w:rtl w:val="0"/>
+            </w:rPr>
+          </w:r>
+        </w:p>
+        <w:p>
+          <w:pPr>
+            <w:widowControl w:val="0"/>
+            <w:tabs>
+              <w:tab w:val="right" w:leader="none" w:pos="12000"/>
+            </w:tabs>
+            <w:spacing w:before="60" w:lineRule="auto"/>
+            <w:ind w:left="720" w:firstLine="0"/>
+            <w:rPr>
+              <w:rFonts w:ascii="Arial" w:cs="Arial" w:eastAsia="Arial" w:hAnsi="Arial"/>
+              <w:b w:val="0"/>
+              <w:bCs w:val="0"/>
+              <w:i w:val="0"/>
+              <w:iCs w:val="0"/>
+              <w:smallCaps w:val="0"/>
+              <w:strike w:val="0"/>
+              <w:color w:val="000000"/>
+              <w:sz w:val="22"/>
+              <w:szCs w:val="22"/>
+              <w:u w:val="none"/>
+              <w:shd w:fill="auto" w:val="clear"/>
+              <w:vertAlign w:val="baseline"/>
+            </w:rPr>
+          </w:pPr>
+          <w:hyperlink w:anchor="">
+            <w:r>
+              <w:rPr>
+                <w:rFonts w:ascii="Times" w:cs="Times" w:eastAsia="Times" w:hAnsi="Times"/>
+                <w:b w:val="0"/>
+                <w:bCs w:val="0"/>
+                <w:i w:val="0"/>
+                <w:iCs w:val="0"/>
+                <w:smallCaps w:val="0"/>
+                <w:strike w:val="0"/>
+                <w:color w:val="000000"/>
+                <w:sz w:val="24"/>
+                <w:szCs w:val="24"/>
+                <w:u w:val="none"/>
+                <w:shd w:fill="auto" w:val="clear"/>
+                <w:vertAlign w:val="baseline"/>
+                <w:rtl w:val="0"/>
+              </w:rPr>
+              <w:t xml:space="preserve">3.6.2 Transições e gatilhos</w:t>
+              <w:tab/>
+              <w:t xml:space="preserve">32</w:t>
+            </w:r>
+          </w:hyperlink>
+          <w:r>
+            <w:rPr>
+              <w:rtl w:val="0"/>
+            </w:rPr>
+          </w:r>
+        </w:p>
+        <w:p>
+          <w:pPr>
+            <w:widowControl w:val="0"/>
+            <w:tabs>
+              <w:tab w:val="right" w:leader="none" w:pos="12000"/>
+            </w:tabs>
+            <w:spacing w:before="60" w:lineRule="auto"/>
+            <w:ind w:left="720" w:firstLine="0"/>
+            <w:rPr>
+              <w:rFonts w:ascii="Arial" w:cs="Arial" w:eastAsia="Arial" w:hAnsi="Arial"/>
+              <w:b w:val="0"/>
+              <w:bCs w:val="0"/>
+              <w:i w:val="0"/>
+              <w:iCs w:val="0"/>
+              <w:smallCaps w:val="0"/>
+              <w:strike w:val="0"/>
+              <w:color w:val="000000"/>
+              <w:sz w:val="22"/>
+              <w:szCs w:val="22"/>
+              <w:u w:val="none"/>
+              <w:shd w:fill="auto" w:val="clear"/>
+              <w:vertAlign w:val="baseline"/>
+            </w:rPr>
+          </w:pPr>
+          <w:hyperlink w:anchor="">
+            <w:r>
+              <w:rPr>
+                <w:rFonts w:ascii="Times" w:cs="Times" w:eastAsia="Times" w:hAnsi="Times"/>
+                <w:b w:val="0"/>
+                <w:bCs w:val="0"/>
+                <w:i w:val="0"/>
+                <w:iCs w:val="0"/>
+                <w:smallCaps w:val="0"/>
+                <w:strike w:val="0"/>
+                <w:color w:val="000000"/>
+                <w:sz w:val="24"/>
+                <w:szCs w:val="24"/>
+                <w:u w:val="none"/>
+                <w:shd w:fill="auto" w:val="clear"/>
+                <w:vertAlign w:val="baseline"/>
+                <w:rtl w:val="0"/>
+              </w:rPr>
               <w:t xml:space="preserve">3.6.3 Registro histórico</w:t>
               <w:tab/>
-              <w:t xml:space="preserve">27</w:t>
+              <w:t xml:space="preserve">33</w:t>
             </w:r>
           </w:hyperlink>
           <w:r>
@@ -3580,7 +4057,7 @@
               <w:vertAlign w:val="baseline"/>
             </w:rPr>
           </w:pPr>
-          <w:hyperlink w:anchor="_sw37deuuf11i">
+          <w:hyperlink w:anchor="_nr46mwme6kwm">
             <w:r>
               <w:rPr>
                 <w:rFonts w:ascii="Times" w:cs="Times" w:eastAsia="Times" w:hAnsi="Times"/>
@@ -3600,7 +4077,7 @@
               </w:rPr>
               <w:t xml:space="preserve">4. Modelos de Dados</w:t>
               <w:tab/>
-              <w:t xml:space="preserve">28</w:t>
+              <w:t xml:space="preserve">34</w:t>
             </w:r>
           </w:hyperlink>
           <w:r>
@@ -3636,7 +4113,7 @@
           <w:hyperlink w:anchor="">
             <w:r>
               <w:rPr>
-                <w:rFonts w:ascii="Arial" w:cs="Arial" w:eastAsia="Arial" w:hAnsi="Arial"/>
+                <w:rFonts w:ascii="Times" w:cs="Times" w:eastAsia="Times" w:hAnsi="Times"/>
                 <w:b w:val="0"/>
                 <w:bCs w:val="0"/>
                 <w:i w:val="0"/>
@@ -3644,8 +4121,8 @@
                 <w:smallCaps w:val="0"/>
                 <w:strike w:val="0"/>
                 <w:color w:val="000000"/>
-                <w:sz w:val="22"/>
-                <w:szCs w:val="22"/>
+                <w:sz w:val="24"/>
+                <w:szCs w:val="24"/>
                 <w:u w:val="none"/>
                 <w:shd w:fill="auto" w:val="clear"/>
                 <w:vertAlign w:val="baseline"/>
@@ -3653,7 +4130,7 @@
               </w:rPr>
               <w:t xml:space="preserve">4.1 Esquema relacional</w:t>
               <w:tab/>
-              <w:t xml:space="preserve">28</w:t>
+              <w:t xml:space="preserve">34</w:t>
             </w:r>
           </w:hyperlink>
           <w:r>
@@ -3689,7 +4166,7 @@
           <w:hyperlink w:anchor="">
             <w:r>
               <w:rPr>
-                <w:rFonts w:ascii="Arial" w:cs="Arial" w:eastAsia="Arial" w:hAnsi="Arial"/>
+                <w:rFonts w:ascii="Times" w:cs="Times" w:eastAsia="Times" w:hAnsi="Times"/>
                 <w:b w:val="0"/>
                 <w:bCs w:val="0"/>
                 <w:i w:val="0"/>
@@ -3697,8 +4174,8 @@
                 <w:smallCaps w:val="0"/>
                 <w:strike w:val="0"/>
                 <w:color w:val="000000"/>
-                <w:sz w:val="22"/>
-                <w:szCs w:val="22"/>
+                <w:sz w:val="24"/>
+                <w:szCs w:val="24"/>
                 <w:u w:val="none"/>
                 <w:shd w:fill="auto" w:val="clear"/>
                 <w:vertAlign w:val="baseline"/>
@@ -3706,7 +4183,7 @@
               </w:rPr>
               <w:t xml:space="preserve">4.1.1 Índices não triviais</w:t>
               <w:tab/>
-              <w:t xml:space="preserve">28</w:t>
+              <w:t xml:space="preserve">34</w:t>
             </w:r>
           </w:hyperlink>
           <w:r>
@@ -3742,7 +4219,7 @@
           <w:hyperlink w:anchor="">
             <w:r>
               <w:rPr>
-                <w:rFonts w:ascii="Arial" w:cs="Arial" w:eastAsia="Arial" w:hAnsi="Arial"/>
+                <w:rFonts w:ascii="Times" w:cs="Times" w:eastAsia="Times" w:hAnsi="Times"/>
                 <w:b w:val="0"/>
                 <w:bCs w:val="0"/>
                 <w:i w:val="0"/>
@@ -3750,8 +4227,8 @@
                 <w:smallCaps w:val="0"/>
                 <w:strike w:val="0"/>
                 <w:color w:val="000000"/>
-                <w:sz w:val="22"/>
-                <w:szCs w:val="22"/>
+                <w:sz w:val="24"/>
+                <w:szCs w:val="24"/>
                 <w:u w:val="none"/>
                 <w:shd w:fill="auto" w:val="clear"/>
                 <w:vertAlign w:val="baseline"/>
@@ -3759,7 +4236,7 @@
               </w:rPr>
               <w:t xml:space="preserve">4.1.2 Restrição de integridade XOR em item_orcamento</w:t>
               <w:tab/>
-              <w:t xml:space="preserve">29</w:t>
+              <w:t xml:space="preserve">34</w:t>
             </w:r>
           </w:hyperlink>
           <w:r>
@@ -3795,7 +4272,7 @@
           <w:hyperlink w:anchor="">
             <w:r>
               <w:rPr>
-                <w:rFonts w:ascii="Arial" w:cs="Arial" w:eastAsia="Arial" w:hAnsi="Arial"/>
+                <w:rFonts w:ascii="Times" w:cs="Times" w:eastAsia="Times" w:hAnsi="Times"/>
                 <w:b w:val="0"/>
                 <w:bCs w:val="0"/>
                 <w:i w:val="0"/>
@@ -3803,8 +4280,8 @@
                 <w:smallCaps w:val="0"/>
                 <w:strike w:val="0"/>
                 <w:color w:val="000000"/>
-                <w:sz w:val="22"/>
-                <w:szCs w:val="22"/>
+                <w:sz w:val="24"/>
+                <w:szCs w:val="24"/>
                 <w:u w:val="none"/>
                 <w:shd w:fill="auto" w:val="clear"/>
                 <w:vertAlign w:val="baseline"/>
@@ -3812,7 +4289,7 @@
               </w:rPr>
               <w:t xml:space="preserve">4.2 Mapeamento objeto-relacional (Prisma)</w:t>
               <w:tab/>
-              <w:t xml:space="preserve">29</w:t>
+              <w:t xml:space="preserve">34</w:t>
             </w:r>
           </w:hyperlink>
           <w:r>
@@ -3848,7 +4325,7 @@
           <w:hyperlink w:anchor="">
             <w:r>
               <w:rPr>
-                <w:rFonts w:ascii="Arial" w:cs="Arial" w:eastAsia="Arial" w:hAnsi="Arial"/>
+                <w:rFonts w:ascii="Times" w:cs="Times" w:eastAsia="Times" w:hAnsi="Times"/>
                 <w:b w:val="0"/>
                 <w:bCs w:val="0"/>
                 <w:i w:val="0"/>
@@ -3856,8 +4333,8 @@
                 <w:smallCaps w:val="0"/>
                 <w:strike w:val="0"/>
                 <w:color w:val="000000"/>
-                <w:sz w:val="22"/>
-                <w:szCs w:val="22"/>
+                <w:sz w:val="24"/>
+                <w:szCs w:val="24"/>
                 <w:u w:val="none"/>
                 <w:shd w:fill="auto" w:val="clear"/>
                 <w:vertAlign w:val="baseline"/>
@@ -3865,7 +4342,7 @@
               </w:rPr>
               <w:t xml:space="preserve">4.3 Diagrama Entidade-Relacionamento</w:t>
               <w:tab/>
-              <w:t xml:space="preserve">29</w:t>
+              <w:t xml:space="preserve">35</w:t>
             </w:r>
           </w:hyperlink>
           <w:r>
@@ -3914,7 +4391,7 @@
         <w:jc w:val="both"/>
         <w:rPr/>
       </w:pPr>
-      <w:bookmarkStart w:colFirst="0" w:colLast="0" w:name="_4nkbx2prqaz" w:id="1"/>
+      <w:bookmarkStart w:colFirst="0" w:colLast="0" w:name="_9et2ugcosar3" w:id="1"/>
       <w:bookmarkEnd w:id="1"/>
       <w:r>
         <w:rPr>
@@ -4002,15 +4479,7 @@
           <w:bCs w:val="1"/>
           <w:rtl w:val="0"/>
         </w:rPr>
-        <w:t xml:space="preserve">PlantUML</w:t>
-      </w:r>
-      <w:r>
-        <w:rPr>
-          <w:b w:val="1"/>
-          <w:bCs w:val="1"/>
-          <w:rtl w:val="0"/>
-        </w:rPr>
-        <w:t xml:space="preserve"> (e um Graphviz)</w:t>
+        <w:t xml:space="preserve">PlantUML (e um Graphviz)</w:t>
       </w:r>
       <w:r>
         <w:rPr>
@@ -4033,7 +4502,7 @@
         <w:jc w:val="both"/>
         <w:rPr/>
       </w:pPr>
-      <w:bookmarkStart w:colFirst="0" w:colLast="0" w:name="_cwhzohoijfg9" w:id="2"/>
+      <w:bookmarkStart w:colFirst="0" w:colLast="0" w:name="_oc9il3k5gxnw" w:id="2"/>
       <w:bookmarkEnd w:id="2"/>
       <w:r>
         <w:rPr>
@@ -4062,7 +4531,7 @@
         <w:jc w:val="both"/>
         <w:rPr/>
       </w:pPr>
-      <w:bookmarkStart w:colFirst="0" w:colLast="0" w:name="_brzo56xievw0" w:id="3"/>
+      <w:bookmarkStart w:colFirst="0" w:colLast="0" w:name="_37y1ur8egtqt" w:id="3"/>
       <w:bookmarkEnd w:id="3"/>
       <w:r>
         <w:rPr>
@@ -5048,7 +5517,7 @@
         <w:jc w:val="both"/>
         <w:rPr/>
       </w:pPr>
-      <w:bookmarkStart w:colFirst="0" w:colLast="0" w:name="_hq5cmaia6c3p" w:id="4"/>
+      <w:bookmarkStart w:colFirst="0" w:colLast="0" w:name="_j6e7vmvxy5w" w:id="4"/>
       <w:bookmarkEnd w:id="4"/>
       <w:r>
         <w:rPr>
@@ -5131,32 +5600,21 @@
     </w:p>
     <w:p>
       <w:pPr>
-        <w:jc w:val="both"/>
-        <w:rPr/>
-      </w:pPr>
-      <w:r>
-        <w:rPr>
-          <w:rtl w:val="0"/>
-        </w:rPr>
-      </w:r>
-    </w:p>
-    <w:p>
-      <w:pPr>
-        <w:jc w:val="both"/>
+        <w:jc w:val="center"/>
         <w:rPr/>
       </w:pPr>
       <w:r>
         <w:rPr/>
         <w:drawing>
-          <wp:inline distB="0" distT="0" distL="114300" distR="114300">
-            <wp:extent cx="5029200" cy="3273941"/>
+          <wp:inline distB="114300" distT="114300" distL="114300" distR="114300">
+            <wp:extent cx="3908190" cy="5414963"/>
             <wp:effectExtent b="0" l="0" r="0" t="0"/>
-            <wp:docPr id="2" name="image11.png"/>
+            <wp:docPr id="1" name="image25.png"/>
             <a:graphic>
               <a:graphicData uri="http://schemas.openxmlformats.org/drawingml/2006/picture">
                 <pic:pic>
                   <pic:nvPicPr>
-                    <pic:cNvPr id="0" name="image11.png"/>
+                    <pic:cNvPr id="0" name="image25.png"/>
                     <pic:cNvPicPr preferRelativeResize="0"/>
                   </pic:nvPicPr>
                   <pic:blipFill>
@@ -5169,7 +5627,7 @@
                   <pic:spPr>
                     <a:xfrm>
                       <a:off x="0" y="0"/>
-                      <a:ext cx="5029200" cy="3273941"/>
+                      <a:ext cx="3908190" cy="5414963"/>
                     </a:xfrm>
                     <a:prstGeom prst="rect"/>
                     <a:ln/>
@@ -5188,6 +5646,17 @@
     </w:p>
     <w:p>
       <w:pPr>
+        <w:jc w:val="center"/>
+        <w:rPr/>
+      </w:pPr>
+      <w:r>
+        <w:rPr>
+          <w:rtl w:val="0"/>
+        </w:rPr>
+      </w:r>
+    </w:p>
+    <w:p>
+      <w:pPr>
         <w:pStyle w:val="Heading3"/>
         <w:jc w:val="both"/>
         <w:rPr/>
@@ -5210,6 +5679,18 @@
           <w:rtl w:val="0"/>
         </w:rPr>
         <w:t xml:space="preserve">A tabela a seguir apresenta uma visão sintética dos casos de uso identificados para o Reparo Tech, relacionando cada funcionalidade ao seu ator principal e à categoria funcional correspondente. Essa visão geral serve como referência para o detalhamento dos fluxos descritos na Seção 2.2.3 e evidencia a divisão do sistema entre cadastros básicos, atendimento operacional e atividades administrativas.</w:t>
+      </w:r>
+    </w:p>
+    <w:p>
+      <w:pPr>
+        <w:ind w:firstLine="720"/>
+        <w:jc w:val="both"/>
+        <w:rPr/>
+      </w:pPr>
+      <w:r>
+        <w:rPr>
+          <w:rtl w:val="0"/>
+        </w:rPr>
       </w:r>
     </w:p>
     <w:tbl>
@@ -5262,7 +5743,7 @@
               <w:jc w:val="center"/>
               <w:rPr/>
             </w:pPr>
-            <w:bookmarkStart w:colFirst="0" w:colLast="0" w:name="_1kc3w6tju8sg" w:id="5"/>
+            <w:bookmarkStart w:colFirst="0" w:colLast="0" w:name="_1kliieqwczsv" w:id="5"/>
             <w:bookmarkEnd w:id="5"/>
             <w:r>
               <w:rPr>
@@ -8080,19 +8561,7 @@
         <w:rPr>
           <w:rtl w:val="0"/>
         </w:rPr>
-        <w:t xml:space="preserve">• O sistema persiste </w:t>
-      </w:r>
-      <w:r>
-        <w:rPr>
-          <w:rtl w:val="0"/>
-        </w:rPr>
-        <w:t xml:space="preserve">o orçamento</w:t>
-      </w:r>
-      <w:r>
-        <w:rPr>
-          <w:rtl w:val="0"/>
-        </w:rPr>
-        <w:t xml:space="preserve"> e atualiza status para </w:t>
+        <w:t xml:space="preserve">• O sistema persiste o orçamento e atualiza status para </w:t>
       </w:r>
       <w:r>
         <w:rPr>
@@ -9762,19 +10231,7 @@
         <w:rPr>
           <w:rtl w:val="0"/>
         </w:rPr>
-        <w:t xml:space="preserve"> o sistema permite </w:t>
-      </w:r>
-      <w:r>
-        <w:rPr>
-          <w:rtl w:val="0"/>
-        </w:rPr>
-        <w:t xml:space="preserve">reprocessar</w:t>
-      </w:r>
-      <w:r>
-        <w:rPr>
-          <w:rtl w:val="0"/>
-        </w:rPr>
-        <w:t xml:space="preserve"> a tentativa.</w:t>
+        <w:t xml:space="preserve"> o sistema permite reprocessar a tentativa.</w:t>
       </w:r>
     </w:p>
     <w:p>
@@ -12698,7 +13155,7 @@
         <w:jc w:val="both"/>
         <w:rPr/>
       </w:pPr>
-      <w:bookmarkStart w:colFirst="0" w:colLast="0" w:name="_rzo7yasiw212" w:id="6"/>
+      <w:bookmarkStart w:colFirst="0" w:colLast="0" w:name="_t85vmztdhsgd" w:id="6"/>
       <w:bookmarkEnd w:id="6"/>
       <w:r>
         <w:rPr>
@@ -12723,110 +13180,7 @@
         <w:rPr>
           <w:rtl w:val="0"/>
         </w:rPr>
-        <w:t xml:space="preserve">Nesta subseção são apresentados os Diagramas de Sequência do Sistema (DSS) para três casos de uso representativos do ciclo de atendimento do Reparo Tech, seguidos dos contratos das operações de fronteira identificadas nesses diagramas.</w:t>
-      </w:r>
-    </w:p>
-    <w:p>
-      <w:pPr>
-        <w:jc w:val="both"/>
-        <w:rPr/>
-      </w:pPr>
-      <w:r>
-        <w:rPr>
-          <w:rtl w:val="0"/>
-        </w:rPr>
-        <w:t xml:space="preserve">Os DSSs adotam a notação caixa-preta: cada ator externo interage com um único participante </w:t>
-      </w:r>
-      <w:r>
-        <w:rPr>
-          <w:rFonts w:ascii="Consolas" w:cs="Consolas" w:eastAsia="Consolas" w:hAnsi="Consolas"/>
-          <w:rtl w:val="0"/>
-        </w:rPr>
-        <w:t xml:space="preserve">:Sistema</w:t>
-      </w:r>
-      <w:r>
-        <w:rPr>
-          <w:rtl w:val="0"/>
-        </w:rPr>
-        <w:t xml:space="preserve">, sem expor a arquitetura interna. Os diagramas estão na pasta </w:t>
-      </w:r>
-      <w:r>
-        <w:rPr>
-          <w:rFonts w:ascii="Consolas" w:cs="Consolas" w:eastAsia="Consolas" w:hAnsi="Consolas"/>
-          <w:rtl w:val="0"/>
-        </w:rPr>
-        <w:t xml:space="preserve">docs/diagramas-puml/02-sequencia-de-sistema/</w:t>
-      </w:r>
-      <w:r>
-        <w:rPr>
-          <w:rtl w:val="0"/>
-        </w:rPr>
-        <w:t xml:space="preserve">, com um arquivo </w:t>
-      </w:r>
-      <w:r>
-        <w:rPr>
-          <w:rFonts w:ascii="Consolas" w:cs="Consolas" w:eastAsia="Consolas" w:hAnsi="Consolas"/>
-          <w:rtl w:val="0"/>
-        </w:rPr>
-        <w:t xml:space="preserve">.puml</w:t>
-      </w:r>
-      <w:r>
-        <w:rPr>
-          <w:rtl w:val="0"/>
-        </w:rPr>
-        <w:t xml:space="preserve"> por caso de uso (</w:t>
-      </w:r>
-      <w:r>
-        <w:rPr>
-          <w:rFonts w:ascii="Consolas" w:cs="Consolas" w:eastAsia="Consolas" w:hAnsi="Consolas"/>
-          <w:rtl w:val="0"/>
-        </w:rPr>
-        <w:t xml:space="preserve">dss-uc03-abrir-ordem-servico.puml</w:t>
-      </w:r>
-      <w:r>
-        <w:rPr>
-          <w:rtl w:val="0"/>
-        </w:rPr>
-        <w:t xml:space="preserve">, </w:t>
-      </w:r>
-      <w:r>
-        <w:rPr>
-          <w:rFonts w:ascii="Consolas" w:cs="Consolas" w:eastAsia="Consolas" w:hAnsi="Consolas"/>
-          <w:rtl w:val="0"/>
-        </w:rPr>
-        <w:t xml:space="preserve">dss-uc05-gerar-orcamento.puml</w:t>
-      </w:r>
-      <w:r>
-        <w:rPr>
-          <w:rtl w:val="0"/>
-        </w:rPr>
-        <w:t xml:space="preserve">, </w:t>
-      </w:r>
-      <w:r>
-        <w:rPr>
-          <w:rFonts w:ascii="Consolas" w:cs="Consolas" w:eastAsia="Consolas" w:hAnsi="Consolas"/>
-          <w:rtl w:val="0"/>
-        </w:rPr>
-        <w:t xml:space="preserve">dss-uc09-registrar-pagamento.puml</w:t>
-      </w:r>
-      <w:r>
-        <w:rPr>
-          <w:rtl w:val="0"/>
-        </w:rPr>
-        <w:t xml:space="preserve">).</w:t>
-      </w:r>
-    </w:p>
-    <w:p>
-      <w:pPr>
-        <w:pStyle w:val="Heading3"/>
-        <w:jc w:val="both"/>
-        <w:rPr/>
-      </w:pPr>
-      <w:r>
-        <w:rPr>
-          <w:rtl w:val="0"/>
-        </w:rPr>
-        <w:t xml:space="preserve">2.3.1 DSS — UC-03 Abrir Ordem de Serviço</w:t>
+        <w:t xml:space="preserve">Nesta subseção é apresentado o Diagrama de Sequência do Sistema (DSS) do Reparo Tech em uma visão panorâmica única, que percorre o fluxo completo do sistema organizado em fases, uma para cada etapa do ciclo, do cadastro inicial à retirada do equipamento, incluindo o pagamento e as operações administrativas (UC-01 a UC-15).</w:t>
       </w:r>
     </w:p>
     <w:p>
@@ -12839,7 +13193,7 @@
         <w:rPr>
           <w:rtl w:val="0"/>
         </w:rPr>
-        <w:t xml:space="preserve">Representa o atendimento inicial: identificação do cliente, do equipamento e abertura da Ordem de Serviço.</w:t>
+        <w:t xml:space="preserve">Trata-se de uma visão caixa-preta: o Reparo Tech aparece como um único participante (:Sistema ReparoTech), com o qual os atores (Funcionário, Cliente e Gerente) interagem por meio de operações de sistema, sem expor a arquitetura interna. Apenas os dois sistemas genuinamente externos: Sistema de Pagamento e Serviço SMTP, são representados como participantes à parte. O detalhamento da colaboração interna (Controllers, Services, Repositories e Prisma) fica a cargo dos diagramas de sequência da Seção 3.4. O arquivo-fonte é 02-sequencia-de-sistema.puml.</w:t>
       </w:r>
     </w:p>
     <w:p>
@@ -12850,15 +13204,15 @@
       <w:r>
         <w:rPr/>
         <w:drawing>
-          <wp:inline distB="0" distT="0" distL="114300" distR="114300">
-            <wp:extent cx="5029200" cy="3841200"/>
+          <wp:inline distB="114300" distT="114300" distL="114300" distR="114300">
+            <wp:extent cx="6086475" cy="6838844"/>
             <wp:effectExtent b="0" l="0" r="0" t="0"/>
-            <wp:docPr id="4" name="image6.png"/>
+            <wp:docPr id="12" name="image18.png"/>
             <a:graphic>
               <a:graphicData uri="http://schemas.openxmlformats.org/drawingml/2006/picture">
                 <pic:pic>
                   <pic:nvPicPr>
-                    <pic:cNvPr id="0" name="image6.png"/>
+                    <pic:cNvPr id="0" name="image18.png"/>
                     <pic:cNvPicPr preferRelativeResize="0"/>
                   </pic:nvPicPr>
                   <pic:blipFill>
@@ -12871,7 +13225,7 @@
                   <pic:spPr>
                     <a:xfrm>
                       <a:off x="0" y="0"/>
-                      <a:ext cx="5029200" cy="3841200"/>
+                      <a:ext cx="6086475" cy="6838844"/>
                     </a:xfrm>
                     <a:prstGeom prst="rect"/>
                     <a:ln/>
@@ -12898,151 +13252,7 @@
         <w:rPr>
           <w:rtl w:val="0"/>
         </w:rPr>
-        <w:t xml:space="preserve">2.3.2 DSS — UC-05 Gerar Orçamento</w:t>
-      </w:r>
-    </w:p>
-    <w:p>
-      <w:pPr>
-        <w:ind w:firstLine="720"/>
-        <w:jc w:val="both"/>
-        <w:rPr/>
-      </w:pPr>
-      <w:r>
-        <w:rPr>
-          <w:rtl w:val="0"/>
-        </w:rPr>
-        <w:t xml:space="preserve">Representa a montagem do orçamento com itens do catálogo de serviços e peças, com verificação de estoque por iteração.</w:t>
-      </w:r>
-    </w:p>
-    <w:p>
-      <w:pPr>
-        <w:jc w:val="center"/>
-        <w:rPr/>
-      </w:pPr>
-      <w:r>
-        <w:rPr/>
-        <w:drawing>
-          <wp:inline distB="0" distT="0" distL="114300" distR="114300">
-            <wp:extent cx="5029200" cy="5029200"/>
-            <wp:effectExtent b="0" l="0" r="0" t="0"/>
-            <wp:docPr id="3" name="image9.png"/>
-            <a:graphic>
-              <a:graphicData uri="http://schemas.openxmlformats.org/drawingml/2006/picture">
-                <pic:pic>
-                  <pic:nvPicPr>
-                    <pic:cNvPr id="0" name="image9.png"/>
-                    <pic:cNvPicPr preferRelativeResize="0"/>
-                  </pic:nvPicPr>
-                  <pic:blipFill>
-                    <a:blip r:embed="rId12"/>
-                    <a:srcRect b="0" l="0" r="0" t="0"/>
-                    <a:stretch>
-                      <a:fillRect/>
-                    </a:stretch>
-                  </pic:blipFill>
-                  <pic:spPr>
-                    <a:xfrm>
-                      <a:off x="0" y="0"/>
-                      <a:ext cx="5029200" cy="5029200"/>
-                    </a:xfrm>
-                    <a:prstGeom prst="rect"/>
-                    <a:ln/>
-                  </pic:spPr>
-                </pic:pic>
-              </a:graphicData>
-            </a:graphic>
-          </wp:inline>
-        </w:drawing>
-      </w:r>
-      <w:r>
-        <w:rPr>
-          <w:rtl w:val="0"/>
-        </w:rPr>
-      </w:r>
-    </w:p>
-    <w:p>
-      <w:pPr>
-        <w:pStyle w:val="Heading3"/>
-        <w:jc w:val="both"/>
-        <w:rPr/>
-      </w:pPr>
-      <w:r>
-        <w:rPr>
-          <w:rtl w:val="0"/>
-        </w:rPr>
-        <w:t xml:space="preserve">2.3.3 DSS — UC-09 Registrar Pagamento</w:t>
-      </w:r>
-    </w:p>
-    <w:p>
-      <w:pPr>
-        <w:ind w:firstLine="720"/>
-        <w:jc w:val="both"/>
-        <w:rPr/>
-      </w:pPr>
-      <w:r>
-        <w:rPr>
-          <w:rtl w:val="0"/>
-        </w:rPr>
-        <w:t xml:space="preserve">Representa o fechamento financeiro da Ordem de Serviço, com integração ao ator externo Sistema de Pagamento e notificação assíncrona ao cliente.</w:t>
-      </w:r>
-    </w:p>
-    <w:p>
-      <w:pPr>
-        <w:jc w:val="center"/>
-        <w:rPr/>
-      </w:pPr>
-      <w:r>
-        <w:rPr/>
-        <w:drawing>
-          <wp:inline distB="0" distT="0" distL="114300" distR="114300">
-            <wp:extent cx="5029200" cy="4529404"/>
-            <wp:effectExtent b="0" l="0" r="0" t="0"/>
-            <wp:docPr id="7" name="image5.png"/>
-            <a:graphic>
-              <a:graphicData uri="http://schemas.openxmlformats.org/drawingml/2006/picture">
-                <pic:pic>
-                  <pic:nvPicPr>
-                    <pic:cNvPr id="0" name="image5.png"/>
-                    <pic:cNvPicPr preferRelativeResize="0"/>
-                  </pic:nvPicPr>
-                  <pic:blipFill>
-                    <a:blip r:embed="rId13"/>
-                    <a:srcRect b="0" l="0" r="0" t="0"/>
-                    <a:stretch>
-                      <a:fillRect/>
-                    </a:stretch>
-                  </pic:blipFill>
-                  <pic:spPr>
-                    <a:xfrm>
-                      <a:off x="0" y="0"/>
-                      <a:ext cx="5029200" cy="4529404"/>
-                    </a:xfrm>
-                    <a:prstGeom prst="rect"/>
-                    <a:ln/>
-                  </pic:spPr>
-                </pic:pic>
-              </a:graphicData>
-            </a:graphic>
-          </wp:inline>
-        </w:drawing>
-      </w:r>
-      <w:r>
-        <w:rPr>
-          <w:rtl w:val="0"/>
-        </w:rPr>
-      </w:r>
-    </w:p>
-    <w:p>
-      <w:pPr>
-        <w:pStyle w:val="Heading3"/>
-        <w:jc w:val="both"/>
-        <w:rPr/>
-      </w:pPr>
-      <w:r>
-        <w:rPr>
-          <w:rtl w:val="0"/>
-        </w:rPr>
-        <w:t xml:space="preserve">2.3.4 Contratos de Operação</w:t>
+        <w:t xml:space="preserve">2.3.1 Contratos de Operação</w:t>
       </w:r>
     </w:p>
     <w:p>
@@ -13131,10 +13341,12 @@
           <w:tblHeader w:val="0"/>
         </w:trPr>
         <w:tc>
-          <w:tcPr/>
+          <w:tcPr>
+            <w:shd w:fill="cccccc" w:val="clear"/>
+          </w:tcPr>
           <w:p>
             <w:pPr>
-              <w:jc w:val="both"/>
+              <w:jc w:val="center"/>
               <w:rPr>
                 <w:b w:val="1"/>
                 <w:bCs w:val="1"/>
@@ -13151,10 +13363,12 @@
           </w:p>
         </w:tc>
         <w:tc>
-          <w:tcPr/>
+          <w:tcPr>
+            <w:shd w:fill="cccccc" w:val="clear"/>
+          </w:tcPr>
           <w:p>
             <w:pPr>
-              <w:jc w:val="both"/>
+              <w:jc w:val="center"/>
               <w:rPr/>
             </w:pPr>
             <w:r>
@@ -13438,10 +13652,12 @@
           <w:tblHeader w:val="0"/>
         </w:trPr>
         <w:tc>
-          <w:tcPr/>
+          <w:tcPr>
+            <w:shd w:fill="cccccc" w:val="clear"/>
+          </w:tcPr>
           <w:p>
             <w:pPr>
-              <w:jc w:val="both"/>
+              <w:jc w:val="center"/>
               <w:rPr>
                 <w:b w:val="1"/>
                 <w:bCs w:val="1"/>
@@ -13458,10 +13674,12 @@
           </w:p>
         </w:tc>
         <w:tc>
-          <w:tcPr/>
+          <w:tcPr>
+            <w:shd w:fill="cccccc" w:val="clear"/>
+          </w:tcPr>
           <w:p>
             <w:pPr>
-              <w:jc w:val="both"/>
+              <w:jc w:val="center"/>
               <w:rPr/>
             </w:pPr>
             <w:r>
@@ -13795,10 +14013,12 @@
           <w:tblHeader w:val="0"/>
         </w:trPr>
         <w:tc>
-          <w:tcPr/>
+          <w:tcPr>
+            <w:shd w:fill="cccccc" w:val="clear"/>
+          </w:tcPr>
           <w:p>
             <w:pPr>
-              <w:jc w:val="both"/>
+              <w:jc w:val="center"/>
               <w:rPr>
                 <w:b w:val="1"/>
                 <w:bCs w:val="1"/>
@@ -13815,10 +14035,12 @@
           </w:p>
         </w:tc>
         <w:tc>
-          <w:tcPr/>
+          <w:tcPr>
+            <w:shd w:fill="cccccc" w:val="clear"/>
+          </w:tcPr>
           <w:p>
             <w:pPr>
-              <w:jc w:val="both"/>
+              <w:jc w:val="center"/>
               <w:rPr/>
             </w:pPr>
             <w:r>
@@ -14087,10 +14309,12 @@
           <w:tblHeader w:val="0"/>
         </w:trPr>
         <w:tc>
-          <w:tcPr/>
+          <w:tcPr>
+            <w:shd w:fill="cccccc" w:val="clear"/>
+          </w:tcPr>
           <w:p>
             <w:pPr>
-              <w:jc w:val="both"/>
+              <w:jc w:val="center"/>
               <w:rPr>
                 <w:b w:val="1"/>
                 <w:bCs w:val="1"/>
@@ -14107,10 +14331,12 @@
           </w:p>
         </w:tc>
         <w:tc>
-          <w:tcPr/>
+          <w:tcPr>
+            <w:shd w:fill="cccccc" w:val="clear"/>
+          </w:tcPr>
           <w:p>
             <w:pPr>
-              <w:jc w:val="both"/>
+              <w:jc w:val="center"/>
               <w:rPr/>
             </w:pPr>
             <w:r>
@@ -14333,7 +14559,7 @@
         <w:jc w:val="both"/>
         <w:rPr/>
       </w:pPr>
-      <w:bookmarkStart w:colFirst="0" w:colLast="0" w:name="_uxtctlrmpxri" w:id="7"/>
+      <w:bookmarkStart w:colFirst="0" w:colLast="0" w:name="_e4xk5uoblevp" w:id="7"/>
       <w:bookmarkEnd w:id="7"/>
       <w:r>
         <w:rPr>
@@ -14359,7 +14585,7 @@
         <w:jc w:val="both"/>
         <w:rPr/>
       </w:pPr>
-      <w:bookmarkStart w:colFirst="0" w:colLast="0" w:name="_xow1phw1yde9" w:id="8"/>
+      <w:bookmarkStart w:colFirst="0" w:colLast="0" w:name="_19u0yx9kff5t" w:id="8"/>
       <w:bookmarkEnd w:id="8"/>
       <w:r>
         <w:rPr>
@@ -14378,35 +14604,85 @@
         <w:rPr>
           <w:rtl w:val="0"/>
         </w:rPr>
-        <w:t xml:space="preserve">A arquitetura do Reparo Tech é apresentada por dois diagramas UML complementares entre si: a </w:t>
-      </w:r>
-      <w:r>
-        <w:rPr>
-          <w:b w:val="1"/>
-          <w:bCs w:val="1"/>
-          <w:rtl w:val="0"/>
-        </w:rPr>
-        <w:t xml:space="preserve">Visão de Subsistemas</w:t>
-      </w:r>
-      <w:r>
-        <w:rPr>
-          <w:rtl w:val="0"/>
-        </w:rPr>
-        <w:t xml:space="preserve">, que descreve as relações do sistema com seus atores e sistemas externos; e a </w:t>
-      </w:r>
-      <w:r>
-        <w:rPr>
-          <w:b w:val="1"/>
-          <w:bCs w:val="1"/>
-          <w:rtl w:val="0"/>
-        </w:rPr>
-        <w:t xml:space="preserve">Visão Lógica em Camadas</w:t>
-      </w:r>
-      <w:r>
-        <w:rPr>
-          <w:rtl w:val="0"/>
-        </w:rPr>
-        <w:t xml:space="preserve">, que descreve a organização interna do sistema segundo o estilo arquitetural </w:t>
+        <w:t xml:space="preserve">A arquitetura do Reparo Tech é apresentada em um único diagrama em camadas (arquivo-fonte 03-arquitetura.puml), que combina, numa só imagem, o contexto do sistema: atores (Cliente, Funcionário e Gerente) e sistemas externos (Sistema de Pagamento e Serviço SMTP) com a organização interna segundo o estilo arquitetural Layered. O diagrama traz legenda e ícones de ator, facilitando a leitura.</w:t>
+      </w:r>
+    </w:p>
+    <w:p>
+      <w:pPr>
+        <w:pStyle w:val="Heading3"/>
+        <w:jc w:val="both"/>
+        <w:rPr/>
+      </w:pPr>
+      <w:r>
+        <w:rPr>
+          <w:rtl w:val="0"/>
+        </w:rPr>
+        <w:t xml:space="preserve">3.1.1 Contexto e Sistemas Externos</w:t>
+      </w:r>
+    </w:p>
+    <w:p>
+      <w:pPr>
+        <w:ind w:firstLine="720"/>
+        <w:jc w:val="both"/>
+        <w:rPr/>
+      </w:pPr>
+      <w:r>
+        <w:rPr>
+          <w:rtl w:val="0"/>
+        </w:rPr>
+        <w:t xml:space="preserve">No nível de contexto, o Reparo Tech relaciona-se com três atores humanos: Cliente, Funcionário e Gerente, e com dois sistemas externos: o Sistema de Pagamento e o Serviço SMTP. Funcionário e Gerente usam o sistema diretamente pelo navegador (camada de Apresentação), enquanto o Cliente é receptor passivo, recebendo notificações por e-mail. Esses elementos aparecem em torno do sistema, no mesmo diagrama em camadas.</w:t>
+      </w:r>
+    </w:p>
+    <w:p>
+      <w:pPr>
+        <w:ind w:firstLine="720"/>
+        <w:jc w:val="both"/>
+        <w:rPr/>
+      </w:pPr>
+      <w:r>
+        <w:rPr>
+          <w:rtl w:val="0"/>
+        </w:rPr>
+        <w:t xml:space="preserve">Funcionário e Gerente utilizam o sistema diretamente por meio do navegador, acessando o Frontend (Angular 21). O Frontend consome o Backend (Next.js + Prisma) por REST autenticado com JWT sobre HTTPS. O Backend persiste e consulta dados no PostgreSQL via Prisma e integra-se de forma síncrona ao Sistema de Pagamento e de forma assíncrona ao Serviço SMTP, que entrega as notificações por e-mail ao Cliente, receptor passivo da interação.</w:t>
+      </w:r>
+    </w:p>
+    <w:p>
+      <w:pPr>
+        <w:pStyle w:val="Heading3"/>
+        <w:jc w:val="both"/>
+        <w:rPr/>
+      </w:pPr>
+      <w:r>
+        <w:rPr>
+          <w:rtl w:val="0"/>
+        </w:rPr>
+        <w:t xml:space="preserve">3.1.2 Visão Lógica em Camadas</w:t>
+      </w:r>
+    </w:p>
+    <w:p>
+      <w:pPr>
+        <w:ind w:firstLine="720"/>
+        <w:jc w:val="both"/>
+        <w:rPr/>
+      </w:pPr>
+      <w:r>
+        <w:rPr>
+          <w:rtl w:val="0"/>
+        </w:rPr>
+        <w:t xml:space="preserve">A organização interna segue o estilo arquitetural Layered clássico, com quatro camadas representadas como contêineres empilhados e dependência unidirecional descendente, ou seja, cada camada depende apenas da imediatamente inferior.</w:t>
+      </w:r>
+    </w:p>
+    <w:p>
+      <w:pPr>
+        <w:ind w:firstLine="720"/>
+        <w:jc w:val="both"/>
+        <w:rPr/>
+      </w:pPr>
+      <w:r>
+        <w:rPr>
+          <w:rtl w:val="0"/>
+        </w:rPr>
+        <w:t xml:space="preserve">A escolha pelo </w:t>
       </w:r>
       <w:r>
         <w:rPr>
@@ -14420,189 +14696,14 @@
         <w:rPr>
           <w:rtl w:val="0"/>
         </w:rPr>
-        <w:t xml:space="preserve">. Ambos os diagramas estão no arquivo-fonte </w:t>
+        <w:t xml:space="preserve"> clássico reflete o porte do projeto e a complexidade do domínio: a dependência unidirecional </w:t>
       </w:r>
       <w:r>
         <w:rPr>
           <w:rFonts w:ascii="Consolas" w:cs="Consolas" w:eastAsia="Consolas" w:hAnsi="Consolas"/>
           <w:rtl w:val="0"/>
         </w:rPr>
-        <w:t xml:space="preserve">03-arquitetura.puml</w:t>
-      </w:r>
-      <w:r>
-        <w:rPr>
-          <w:rtl w:val="0"/>
-        </w:rPr>
-        <w:t xml:space="preserve"> e foram renderizados em uma única imagem (apresentada ao final desta seção).</w:t>
-      </w:r>
-    </w:p>
-    <w:p>
-      <w:pPr>
-        <w:pStyle w:val="Heading3"/>
-        <w:jc w:val="both"/>
-        <w:rPr/>
-      </w:pPr>
-      <w:r>
-        <w:rPr>
-          <w:rtl w:val="0"/>
-        </w:rPr>
-        <w:t xml:space="preserve">3.1.1 Visão de Subsistemas</w:t>
-      </w:r>
-    </w:p>
-    <w:p>
-      <w:pPr>
-        <w:ind w:firstLine="720"/>
-        <w:jc w:val="both"/>
-        <w:rPr/>
-      </w:pPr>
-      <w:r>
-        <w:rPr>
-          <w:rtl w:val="0"/>
-        </w:rPr>
-        <w:t xml:space="preserve">A Visão de Subsistemas representa o Reparo Tech como um pacote UML com estereótipo </w:t>
-      </w:r>
-      <w:r>
-        <w:rPr>
-          <w:rFonts w:ascii="Consolas" w:cs="Consolas" w:eastAsia="Consolas" w:hAnsi="Consolas"/>
-          <w:rtl w:val="0"/>
-        </w:rPr>
-        <w:t xml:space="preserve">&lt;&lt;subsystem&gt;&gt;</w:t>
-      </w:r>
-      <w:r>
-        <w:rPr>
-          <w:rtl w:val="0"/>
-        </w:rPr>
-        <w:t xml:space="preserve">, formado por três sub-pacotes internos (Frontend, Backend e PostgreSQL), e mostra suas relações com os atores humanos (Cliente, Funcionário e Gerente) e com dois sistemas externos modelados como </w:t>
-      </w:r>
-      <w:r>
-        <w:rPr>
-          <w:rFonts w:ascii="Consolas" w:cs="Consolas" w:eastAsia="Consolas" w:hAnsi="Consolas"/>
-          <w:rtl w:val="0"/>
-        </w:rPr>
-        <w:t xml:space="preserve">&lt;&lt;external system&gt;&gt;</w:t>
-      </w:r>
-      <w:r>
-        <w:rPr>
-          <w:rtl w:val="0"/>
-        </w:rPr>
-        <w:t xml:space="preserve">: o Sistema de Pagamento e o Serviço SMTP.</w:t>
-      </w:r>
-    </w:p>
-    <w:p>
-      <w:pPr>
-        <w:jc w:val="both"/>
-        <w:rPr/>
-      </w:pPr>
-      <w:r>
-        <w:rPr>
-          <w:rtl w:val="0"/>
-        </w:rPr>
-        <w:t xml:space="preserve">Funcionário e Gerente utilizam o sistema diretamente por meio do navegador, acessando o Frontend (Angular 21). O Frontend consome o Backend (Next.js + Prisma) por REST autenticado com JWT sobre HTTPS. O Backend persiste e consulta dados no PostgreSQL via Prisma e integra-se de forma síncrona ao Sistema de Pagamento e de forma assíncrona ao Serviço SMTP, que entrega as notificações por e-mail ao Cliente, receptor passivo da interação.</w:t>
-      </w:r>
-    </w:p>
-    <w:p>
-      <w:pPr>
-        <w:pStyle w:val="Heading3"/>
-        <w:jc w:val="both"/>
-        <w:rPr/>
-      </w:pPr>
-      <w:r>
-        <w:rPr>
-          <w:rtl w:val="0"/>
-        </w:rPr>
-        <w:t xml:space="preserve">3.1.2 Visão Lógica em Camadas</w:t>
-      </w:r>
-    </w:p>
-    <w:p>
-      <w:pPr>
-        <w:ind w:firstLine="720"/>
-        <w:jc w:val="both"/>
-        <w:rPr/>
-      </w:pPr>
-      <w:r>
-        <w:rPr>
-          <w:rtl w:val="0"/>
-        </w:rPr>
-        <w:t xml:space="preserve">A Visão Lógica em Camadas formaliza a organização interna do sistema segundo o estilo arquitetural </w:t>
-      </w:r>
-      <w:r>
-        <w:rPr>
-          <w:i w:val="1"/>
-          <w:iCs w:val="1"/>
-          <w:rtl w:val="0"/>
-        </w:rPr>
-        <w:t xml:space="preserve">Layered</w:t>
-      </w:r>
-      <w:r>
-        <w:rPr>
-          <w:rtl w:val="0"/>
-        </w:rPr>
-        <w:t xml:space="preserve"> clássico, modelada como um diagrama UML com estereótipo </w:t>
-      </w:r>
-      <w:r>
-        <w:rPr>
-          <w:rFonts w:ascii="Consolas" w:cs="Consolas" w:eastAsia="Consolas" w:hAnsi="Consolas"/>
-          <w:rtl w:val="0"/>
-        </w:rPr>
-        <w:t xml:space="preserve">&lt;&lt;layer&gt;&gt;</w:t>
-      </w:r>
-      <w:r>
-        <w:rPr>
-          <w:rtl w:val="0"/>
-        </w:rPr>
-        <w:t xml:space="preserve">. São quatro camadas, com dependência unidirecional descendente, ou seja, cada camada depende apenas da imediatamente inferior.</w:t>
-      </w:r>
-    </w:p>
-    <w:p>
-      <w:pPr>
-        <w:jc w:val="both"/>
-        <w:rPr/>
-      </w:pPr>
-      <w:r>
-        <w:rPr>
-          <w:rtl w:val="0"/>
-        </w:rPr>
-      </w:r>
-    </w:p>
-    <w:p>
-      <w:pPr>
-        <w:ind w:firstLine="720"/>
-        <w:jc w:val="both"/>
-        <w:rPr/>
-      </w:pPr>
-      <w:r>
-        <w:rPr>
-          <w:rtl w:val="0"/>
-        </w:rPr>
-        <w:t xml:space="preserve">A escolha pelo </w:t>
-      </w:r>
-      <w:r>
-        <w:rPr>
-          <w:i w:val="1"/>
-          <w:iCs w:val="1"/>
-          <w:rtl w:val="0"/>
-        </w:rPr>
-        <w:t xml:space="preserve">Layered</w:t>
-      </w:r>
-      <w:r>
-        <w:rPr>
-          <w:rtl w:val="0"/>
-        </w:rPr>
-        <w:t xml:space="preserve"> clássico reflete o porte do projeto e a complexidade do domínio: a dependência unidirecional </w:t>
-      </w:r>
-      <w:r>
-        <w:rPr>
-          <w:rFonts w:ascii="Consolas" w:cs="Consolas" w:eastAsia="Consolas" w:hAnsi="Consolas"/>
-          <w:rtl w:val="0"/>
-        </w:rPr>
-        <w:t xml:space="preserve">Apresentação</w:t>
-      </w:r>
-      <w:r>
-        <w:rPr>
-          <w:rFonts w:ascii="Consolas" w:cs="Consolas" w:eastAsia="Consolas" w:hAnsi="Consolas"/>
-          <w:rtl w:val="0"/>
-        </w:rPr>
-        <w:t xml:space="preserve"> → Aplicação → Domínio → Infraestrutura</w:t>
+        <w:t xml:space="preserve">Apresentação → Aplicação → Domínio → Infraestrutura</w:t>
       </w:r>
       <w:r>
         <w:rPr>
@@ -14619,19 +14720,19 @@
       <w:r>
         <w:rPr/>
         <w:drawing>
-          <wp:inline distB="0" distT="0" distL="114300" distR="114300">
-            <wp:extent cx="5029200" cy="2984203"/>
+          <wp:inline distB="114300" distT="114300" distL="114300" distR="114300">
+            <wp:extent cx="3526609" cy="7043738"/>
             <wp:effectExtent b="0" l="0" r="0" t="0"/>
-            <wp:docPr id="6" name="image10.png"/>
+            <wp:docPr id="15" name="image22.png"/>
             <a:graphic>
               <a:graphicData uri="http://schemas.openxmlformats.org/drawingml/2006/picture">
                 <pic:pic>
                   <pic:nvPicPr>
-                    <pic:cNvPr id="0" name="image10.png"/>
+                    <pic:cNvPr id="0" name="image22.png"/>
                     <pic:cNvPicPr preferRelativeResize="0"/>
                   </pic:nvPicPr>
                   <pic:blipFill>
-                    <a:blip r:embed="rId14"/>
+                    <a:blip r:embed="rId12"/>
                     <a:srcRect b="0" l="0" r="0" t="0"/>
                     <a:stretch>
                       <a:fillRect/>
@@ -14640,7 +14741,7 @@
                   <pic:spPr>
                     <a:xfrm>
                       <a:off x="0" y="0"/>
-                      <a:ext cx="5029200" cy="2984203"/>
+                      <a:ext cx="3526609" cy="7043738"/>
                     </a:xfrm>
                     <a:prstGeom prst="rect"/>
                     <a:ln/>
@@ -15089,19 +15190,7 @@
               <w:rPr>
                 <w:rtl w:val="0"/>
               </w:rPr>
-              <w:t xml:space="preserve">Implementação dos detalhes técnicos: persistência no PostgreSQL, autenticação e </w:t>
-            </w:r>
-            <w:r>
-              <w:rPr>
-                <w:rtl w:val="0"/>
-              </w:rPr>
-              <w:t xml:space="preserve">integrações</w:t>
-            </w:r>
-            <w:r>
-              <w:rPr>
-                <w:rtl w:val="0"/>
-              </w:rPr>
-              <w:t xml:space="preserve"> com sistemas externos.</w:t>
+              <w:t xml:space="preserve">Implementação dos detalhes técnicos: persistência no PostgreSQL, autenticação e integrações com sistemas externos.</w:t>
             </w:r>
           </w:p>
         </w:tc>
@@ -15118,7 +15207,7 @@
         <w:jc w:val="both"/>
         <w:rPr/>
       </w:pPr>
-      <w:bookmarkStart w:colFirst="0" w:colLast="0" w:name="_3qjh31osjlvo" w:id="9"/>
+      <w:bookmarkStart w:colFirst="0" w:colLast="0" w:name="_xviy43xnyzdz" w:id="9"/>
       <w:bookmarkEnd w:id="9"/>
       <w:r>
         <w:rPr>
@@ -15181,17 +15270,6 @@
     </w:p>
     <w:p>
       <w:pPr>
-        <w:jc w:val="both"/>
-        <w:rPr/>
-      </w:pPr>
-      <w:r>
-        <w:rPr>
-          <w:rtl w:val="0"/>
-        </w:rPr>
-      </w:r>
-    </w:p>
-    <w:p>
-      <w:pPr>
         <w:ind w:firstLine="720"/>
         <w:jc w:val="both"/>
         <w:rPr/>
@@ -15200,11 +15278,12 @@
         <w:rPr>
           <w:rtl w:val="0"/>
         </w:rPr>
-        <w:t xml:space="preserve">As dependências entre módulos modelam as colaborações de domínio identificadas nos casos de uso: por exemplo, o OrcamentoModule depende do OrdemServicoModule (um orçamento sempre pertence a uma Ordem de Serviço) e do CatalogoModule (consulta itens disponíveis); o PagamentoModule atualiza o status da Ordem de Serviço e aciona o NotificacaoModule após confirmação. Todos os módulos com estado próprio persistem dados por meio do Prisma ORM, que se comunica com o banco PostgreSQL.</w:t>
-      </w:r>
-    </w:p>
-    <w:p>
-      <w:pPr>
+        <w:t xml:space="preserve">O API REST expõe cada módulo por uma interface (notação lollipop) e delega a ele o tratamento da requisição. As colaborações de domínio existem conceitualmente, por exemplo, um orçamento sempre pertence a uma Ordem de Serviço e consulta o catálogo de itens; o pagamento, após confirmado, aciona o módulo de notificação. No diagrama, destacam-se as dependências para o NotificacaoModule (consumido por OrdemServicoModule e PagamentoModule) e a persistência compartilhada: todos os módulos com estado próprio acessam o banco por uma interface IPersistencia provida pelo Prisma ORM, que se comunica com o PostgreSQL.</w:t>
+      </w:r>
+    </w:p>
+    <w:p>
+      <w:pPr>
+        <w:ind w:firstLine="720"/>
         <w:jc w:val="both"/>
         <w:rPr/>
       </w:pPr>
@@ -15234,19 +15313,19 @@
       <w:r>
         <w:rPr/>
         <w:drawing>
-          <wp:inline distB="0" distT="0" distL="114300" distR="114300">
-            <wp:extent cx="6191943" cy="856083"/>
+          <wp:inline distB="114300" distT="114300" distL="114300" distR="114300">
+            <wp:extent cx="6126480" cy="2247900"/>
             <wp:effectExtent b="0" l="0" r="0" t="0"/>
-            <wp:docPr id="9" name="image15.png"/>
+            <wp:docPr id="2" name="image1.png"/>
             <a:graphic>
               <a:graphicData uri="http://schemas.openxmlformats.org/drawingml/2006/picture">
                 <pic:pic>
                   <pic:nvPicPr>
-                    <pic:cNvPr id="0" name="image15.png"/>
+                    <pic:cNvPr id="0" name="image1.png"/>
                     <pic:cNvPicPr preferRelativeResize="0"/>
                   </pic:nvPicPr>
                   <pic:blipFill>
-                    <a:blip r:embed="rId15"/>
+                    <a:blip r:embed="rId13"/>
                     <a:srcRect b="0" l="0" r="0" t="0"/>
                     <a:stretch>
                       <a:fillRect/>
@@ -15255,7 +15334,7 @@
                   <pic:spPr>
                     <a:xfrm>
                       <a:off x="0" y="0"/>
-                      <a:ext cx="6191943" cy="856083"/>
+                      <a:ext cx="6126480" cy="2247900"/>
                     </a:xfrm>
                     <a:prstGeom prst="rect"/>
                     <a:ln/>
@@ -15576,16 +15655,16 @@
           <wp:inline distB="0" distT="0" distL="114300" distR="114300">
             <wp:extent cx="5029200" cy="3363277"/>
             <wp:effectExtent b="0" l="0" r="0" t="0"/>
-            <wp:docPr id="8" name="image4.png"/>
+            <wp:docPr id="9" name="image24.png"/>
             <a:graphic>
               <a:graphicData uri="http://schemas.openxmlformats.org/drawingml/2006/picture">
                 <pic:pic>
                   <pic:nvPicPr>
-                    <pic:cNvPr id="0" name="image4.png"/>
+                    <pic:cNvPr id="0" name="image24.png"/>
                     <pic:cNvPicPr preferRelativeResize="0"/>
                   </pic:nvPicPr>
                   <pic:blipFill>
-                    <a:blip r:embed="rId16"/>
+                    <a:blip r:embed="rId14"/>
                     <a:srcRect b="0" l="0" r="0" t="0"/>
                     <a:stretch>
                       <a:fillRect/>
@@ -15636,7 +15715,7 @@
         <w:jc w:val="both"/>
         <w:rPr/>
       </w:pPr>
-      <w:bookmarkStart w:colFirst="0" w:colLast="0" w:name="_998lz54iy0f5" w:id="10"/>
+      <w:bookmarkStart w:colFirst="0" w:colLast="0" w:name="_nn9b2t2czemk" w:id="10"/>
       <w:bookmarkEnd w:id="10"/>
       <w:r>
         <w:rPr>
@@ -16581,16 +16660,16 @@
           <wp:inline distB="0" distT="0" distL="114300" distR="114300">
             <wp:extent cx="5029200" cy="4552643"/>
             <wp:effectExtent b="0" l="0" r="0" t="0"/>
-            <wp:docPr id="11" name="image12.png"/>
+            <wp:docPr id="11" name="image17.png"/>
             <a:graphic>
               <a:graphicData uri="http://schemas.openxmlformats.org/drawingml/2006/picture">
                 <pic:pic>
                   <pic:nvPicPr>
-                    <pic:cNvPr id="0" name="image12.png"/>
+                    <pic:cNvPr id="0" name="image17.png"/>
                     <pic:cNvPicPr preferRelativeResize="0"/>
                   </pic:nvPicPr>
                   <pic:blipFill>
-                    <a:blip r:embed="rId17"/>
+                    <a:blip r:embed="rId15"/>
                     <a:srcRect b="0" l="0" r="0" t="0"/>
                     <a:stretch>
                       <a:fillRect/>
@@ -16641,7 +16720,7 @@
         <w:jc w:val="both"/>
         <w:rPr/>
       </w:pPr>
-      <w:bookmarkStart w:colFirst="0" w:colLast="0" w:name="_zcjanvqd72t4" w:id="11"/>
+      <w:bookmarkStart w:colFirst="0" w:colLast="0" w:name="_dsirf5u8vmsb" w:id="11"/>
       <w:bookmarkEnd w:id="11"/>
       <w:r>
         <w:rPr>
@@ -16659,260 +16738,49 @@
     <w:p>
       <w:pPr>
         <w:ind w:firstLine="720"/>
-        <w:jc w:val="both"/>
-        <w:rPr/>
-      </w:pPr>
-      <w:r>
-        <w:rPr>
-          <w:rtl w:val="0"/>
-        </w:rPr>
-        <w:t xml:space="preserve">Esta subseção apresenta os diagramas de sequência detalhados que realizam internamente cada uma das operações de fronteira modeladas na Seção 2.3. Enquanto os Diagramas de Sequência do Sistema (DSS) tratavam o Reparo Tech como caixa-preta, aqui é mostrada a colaboração entre os módulos da API e as classes do modelo de domínio.</w:t>
+        <w:rPr/>
+      </w:pPr>
+      <w:r>
+        <w:rPr>
+          <w:rtl w:val="0"/>
+        </w:rPr>
+        <w:t xml:space="preserve">Esta subseção apresenta os diagramas de sequência detalhados (caixa-branca) que realizam internamente cada caso de uso do sistema. Enquanto o Diagrama de Sequência do Sistema da Seção 2.3 trata o Reparo Tech como um único participante, aqui é mostrada a colaboração entre os módulos da API e as classes do modelo de domínio.</w:t>
       </w:r>
     </w:p>
     <w:p>
       <w:pPr>
         <w:ind w:firstLine="720"/>
-        <w:jc w:val="both"/>
-        <w:rPr/>
-      </w:pPr>
-      <w:r>
-        <w:rPr>
-          <w:rtl w:val="0"/>
-        </w:rPr>
-        <w:t xml:space="preserve">Os três casos de uso seguem os mesmos UCs da Seção 2.3 para manter a correspondência direta entre o modelo de requisitos e o modelo de projeto.</w:t>
+        <w:rPr/>
+      </w:pPr>
+      <w:r>
+        <w:rPr>
+          <w:rtl w:val="0"/>
+        </w:rPr>
+        <w:t xml:space="preserve">É apresentado um diagrama para cada um dos quinze casos de uso (UC-01 a UC-15), todos atravessando as camadas Controller, AuthMiddleware, Service, Repository e Prisma até o PostgreSQL. Os arquivos-fonte estão na pasta docs/diagramas-puml/07-sequencia-de-projeto/, com um arquivo .puml por caso de uso (seq-uc01-... a seq-uc15-...).</w:t>
+      </w:r>
+    </w:p>
+    <w:p>
+      <w:pPr>
+        <w:pStyle w:val="Heading3"/>
+        <w:rPr/>
+      </w:pPr>
+      <w:r>
+        <w:rPr>
+          <w:rtl w:val="0"/>
+        </w:rPr>
+        <w:t xml:space="preserve">3.4.1 Realização de UC-01 — Cadastrar Cliente</w:t>
       </w:r>
     </w:p>
     <w:p>
       <w:pPr>
         <w:ind w:firstLine="720"/>
-        <w:jc w:val="both"/>
-        <w:rPr/>
-      </w:pPr>
-      <w:r>
-        <w:rPr>
-          <w:rtl w:val="0"/>
-        </w:rPr>
-        <w:t xml:space="preserve">Os diagramas estão na pasta </w:t>
-      </w:r>
-      <w:r>
-        <w:rPr>
-          <w:rFonts w:ascii="Consolas" w:cs="Consolas" w:eastAsia="Consolas" w:hAnsi="Consolas"/>
-          <w:rtl w:val="0"/>
-        </w:rPr>
-        <w:t xml:space="preserve">docs/diagramas-puml/07-sequencia-de-projeto/</w:t>
-      </w:r>
-      <w:r>
-        <w:rPr>
-          <w:rtl w:val="0"/>
-        </w:rPr>
-        <w:t xml:space="preserve">, com um arquivo </w:t>
-      </w:r>
-      <w:r>
-        <w:rPr>
-          <w:rFonts w:ascii="Consolas" w:cs="Consolas" w:eastAsia="Consolas" w:hAnsi="Consolas"/>
-          <w:rtl w:val="0"/>
-        </w:rPr>
-        <w:t xml:space="preserve">.puml</w:t>
-      </w:r>
-      <w:r>
-        <w:rPr>
-          <w:rtl w:val="0"/>
-        </w:rPr>
-        <w:t xml:space="preserve"> por caso de uso (</w:t>
-      </w:r>
-      <w:r>
-        <w:rPr>
-          <w:rFonts w:ascii="Consolas" w:cs="Consolas" w:eastAsia="Consolas" w:hAnsi="Consolas"/>
-          <w:rtl w:val="0"/>
-        </w:rPr>
-        <w:t xml:space="preserve">seq-uc03-abrir-ordem-servico.puml</w:t>
-      </w:r>
-      <w:r>
-        <w:rPr>
-          <w:rtl w:val="0"/>
-        </w:rPr>
-        <w:t xml:space="preserve">, </w:t>
-      </w:r>
-      <w:r>
-        <w:rPr>
-          <w:rFonts w:ascii="Consolas" w:cs="Consolas" w:eastAsia="Consolas" w:hAnsi="Consolas"/>
-          <w:rtl w:val="0"/>
-        </w:rPr>
-        <w:t xml:space="preserve">seq-uc05-gerar-orcamento.puml</w:t>
-      </w:r>
-      <w:r>
-        <w:rPr>
-          <w:rtl w:val="0"/>
-        </w:rPr>
-        <w:t xml:space="preserve">, </w:t>
-      </w:r>
-      <w:r>
-        <w:rPr>
-          <w:rFonts w:ascii="Consolas" w:cs="Consolas" w:eastAsia="Consolas" w:hAnsi="Consolas"/>
-          <w:rtl w:val="0"/>
-        </w:rPr>
-        <w:t xml:space="preserve">seq-uc09-registrar-pagamento.puml</w:t>
-      </w:r>
-      <w:r>
-        <w:rPr>
-          <w:rtl w:val="0"/>
-        </w:rPr>
-        <w:t xml:space="preserve">).</w:t>
-      </w:r>
-    </w:p>
-    <w:p>
-      <w:pPr>
-        <w:pStyle w:val="Heading3"/>
-        <w:jc w:val="both"/>
-        <w:rPr/>
-      </w:pPr>
-      <w:r>
-        <w:rPr>
-          <w:rtl w:val="0"/>
-        </w:rPr>
-        <w:t xml:space="preserve">3.4.1 Realização de UC-03 — Abrir Ordem de Serviço</w:t>
-      </w:r>
-    </w:p>
-    <w:p>
-      <w:pPr>
-        <w:ind w:firstLine="720"/>
-        <w:jc w:val="both"/>
-        <w:rPr/>
-      </w:pPr>
-      <w:r>
-        <w:rPr>
-          <w:rtl w:val="0"/>
-        </w:rPr>
-        <w:t xml:space="preserve">Mostra como a requisição </w:t>
-      </w:r>
-      <w:r>
-        <w:rPr>
-          <w:rFonts w:ascii="Consolas" w:cs="Consolas" w:eastAsia="Consolas" w:hAnsi="Consolas"/>
-          <w:rtl w:val="0"/>
-        </w:rPr>
-        <w:t xml:space="preserve">POST /ordens-servico</w:t>
-      </w:r>
-      <w:r>
-        <w:rPr>
-          <w:rtl w:val="0"/>
-        </w:rPr>
-        <w:t xml:space="preserve"> percorre o </w:t>
-      </w:r>
-      <w:r>
-        <w:rPr>
-          <w:rFonts w:ascii="Consolas" w:cs="Consolas" w:eastAsia="Consolas" w:hAnsi="Consolas"/>
-          <w:rtl w:val="0"/>
-        </w:rPr>
-        <w:t xml:space="preserve">OrdemServicoController</w:t>
-      </w:r>
-      <w:r>
-        <w:rPr>
-          <w:rtl w:val="0"/>
-        </w:rPr>
-        <w:t xml:space="preserve">, é autenticada pelo </w:t>
-      </w:r>
-      <w:r>
-        <w:rPr>
-          <w:rFonts w:ascii="Consolas" w:cs="Consolas" w:eastAsia="Consolas" w:hAnsi="Consolas"/>
-          <w:rtl w:val="0"/>
-        </w:rPr>
-        <w:t xml:space="preserve">AuthMiddleware</w:t>
-      </w:r>
-      <w:r>
-        <w:rPr>
-          <w:rtl w:val="0"/>
-        </w:rPr>
-        <w:t xml:space="preserve">, segue para o </w:t>
-      </w:r>
-      <w:r>
-        <w:rPr>
-          <w:rFonts w:ascii="Consolas" w:cs="Consolas" w:eastAsia="Consolas" w:hAnsi="Consolas"/>
-          <w:rtl w:val="0"/>
-        </w:rPr>
-        <w:t xml:space="preserve">OrdemServicoService</w:t>
-      </w:r>
-      <w:r>
-        <w:rPr>
-          <w:rtl w:val="0"/>
-        </w:rPr>
-        <w:t xml:space="preserve">, que coordena consultas a </w:t>
-      </w:r>
-      <w:r>
-        <w:rPr>
-          <w:rFonts w:ascii="Consolas" w:cs="Consolas" w:eastAsia="Consolas" w:hAnsi="Consolas"/>
-          <w:rtl w:val="0"/>
-        </w:rPr>
-        <w:t xml:space="preserve">ClientesRepository</w:t>
-      </w:r>
-      <w:r>
-        <w:rPr>
-          <w:rtl w:val="0"/>
-        </w:rPr>
-        <w:t xml:space="preserve">, </w:t>
-      </w:r>
-      <w:r>
-        <w:rPr>
-          <w:rFonts w:ascii="Consolas" w:cs="Consolas" w:eastAsia="Consolas" w:hAnsi="Consolas"/>
-          <w:rtl w:val="0"/>
-        </w:rPr>
-        <w:t xml:space="preserve">EquipamentosRepository</w:t>
-      </w:r>
-      <w:r>
-        <w:rPr>
-          <w:rtl w:val="0"/>
-        </w:rPr>
-        <w:t xml:space="preserve"> e ao próprio </w:t>
-      </w:r>
-      <w:r>
-        <w:rPr>
-          <w:rFonts w:ascii="Consolas" w:cs="Consolas" w:eastAsia="Consolas" w:hAnsi="Consolas"/>
-          <w:rtl w:val="0"/>
-        </w:rPr>
-        <w:t xml:space="preserve">OrdemServicoRepository</w:t>
-      </w:r>
-      <w:r>
-        <w:rPr>
-          <w:rtl w:val="0"/>
-        </w:rPr>
-        <w:t xml:space="preserve"> (para validar a unicidade da Ordem de Serviço ativa), executa o </w:t>
-      </w:r>
-      <w:r>
-        <w:rPr>
-          <w:rFonts w:ascii="Consolas" w:cs="Consolas" w:eastAsia="Consolas" w:hAnsi="Consolas"/>
-          <w:rtl w:val="0"/>
-        </w:rPr>
-        <w:t xml:space="preserve">INSERT</w:t>
-      </w:r>
-      <w:r>
-        <w:rPr>
-          <w:rtl w:val="0"/>
-        </w:rPr>
-        <w:t xml:space="preserve"> da nova Ordem de Serviço e, em seguida, registra a entrada inicial em </w:t>
-      </w:r>
-      <w:r>
-        <w:rPr>
-          <w:rFonts w:ascii="Consolas" w:cs="Consolas" w:eastAsia="Consolas" w:hAnsi="Consolas"/>
-          <w:rtl w:val="0"/>
-        </w:rPr>
-        <w:t xml:space="preserve">HistoricoStatusRepository</w:t>
-      </w:r>
-      <w:r>
-        <w:rPr>
-          <w:rtl w:val="0"/>
-        </w:rPr>
-        <w:t xml:space="preserve">. Em todas as escritas, o Prisma realiza a persistência no PostgreSQL.</w:t>
-      </w:r>
-    </w:p>
-    <w:p>
-      <w:pPr>
-        <w:ind w:firstLine="720"/>
-        <w:jc w:val="both"/>
-        <w:rPr/>
-      </w:pPr>
-      <w:r>
-        <w:rPr>
-          <w:rtl w:val="0"/>
-        </w:rPr>
+        <w:rPr/>
+      </w:pPr>
+      <w:r>
+        <w:rPr>
+          <w:rtl w:val="0"/>
+        </w:rPr>
+        <w:t xml:space="preserve">A requisição POST /clientes é autenticada pelo AuthMiddleware e encaminhada ao ClientesController, que delega ao ClientesService. O serviço valida o CPF (formato e unicidade via ClientesRepository) antes de persistir o novo cliente no PostgreSQL.</w:t>
       </w:r>
     </w:p>
     <w:p>
@@ -16924,14 +16792,154 @@
         <w:rPr/>
         <w:drawing>
           <wp:inline distB="0" distT="0" distL="114300" distR="114300">
-            <wp:extent cx="6084068" cy="2638734"/>
+            <wp:extent cx="5029200" cy="3371576"/>
             <wp:effectExtent b="0" l="0" r="0" t="0"/>
-            <wp:docPr id="10" name="image7.png"/>
+            <wp:docPr id="10" name="image10.png"/>
             <a:graphic>
               <a:graphicData uri="http://schemas.openxmlformats.org/drawingml/2006/picture">
                 <pic:pic>
                   <pic:nvPicPr>
-                    <pic:cNvPr id="0" name="image7.png"/>
+                    <pic:cNvPr id="0" name="image10.png"/>
+                    <pic:cNvPicPr preferRelativeResize="0"/>
+                  </pic:nvPicPr>
+                  <pic:blipFill>
+                    <a:blip r:embed="rId16"/>
+                    <a:srcRect b="0" l="0" r="0" t="0"/>
+                    <a:stretch>
+                      <a:fillRect/>
+                    </a:stretch>
+                  </pic:blipFill>
+                  <pic:spPr>
+                    <a:xfrm>
+                      <a:off x="0" y="0"/>
+                      <a:ext cx="5029200" cy="3371576"/>
+                    </a:xfrm>
+                    <a:prstGeom prst="rect"/>
+                    <a:ln/>
+                  </pic:spPr>
+                </pic:pic>
+              </a:graphicData>
+            </a:graphic>
+          </wp:inline>
+        </w:drawing>
+      </w:r>
+      <w:r>
+        <w:rPr>
+          <w:rtl w:val="0"/>
+        </w:rPr>
+      </w:r>
+    </w:p>
+    <w:p>
+      <w:pPr>
+        <w:pStyle w:val="Heading3"/>
+        <w:rPr/>
+      </w:pPr>
+      <w:r>
+        <w:rPr>
+          <w:rtl w:val="0"/>
+        </w:rPr>
+        <w:t xml:space="preserve">3.4.2 Realização de UC-02 — Cadastrar Equipamento</w:t>
+      </w:r>
+    </w:p>
+    <w:p>
+      <w:pPr>
+        <w:ind w:firstLine="720"/>
+        <w:rPr/>
+      </w:pPr>
+      <w:r>
+        <w:rPr>
+          <w:rtl w:val="0"/>
+        </w:rPr>
+        <w:t xml:space="preserve">POST /clientes/:clienteId/equipamentos chega ao ClientesController e segue para o ClientesService, que confirma a existência do cliente (ClientesRepository) e checa o número de série antes de criar o equipamento via EquipamentosRepository, vinculando-o ao cliente.</w:t>
+      </w:r>
+    </w:p>
+    <w:p>
+      <w:pPr>
+        <w:jc w:val="center"/>
+        <w:rPr/>
+      </w:pPr>
+      <w:r>
+        <w:rPr/>
+        <w:drawing>
+          <wp:inline distB="0" distT="0" distL="114300" distR="114300">
+            <wp:extent cx="5029200" cy="2551496"/>
+            <wp:effectExtent b="0" l="0" r="0" t="0"/>
+            <wp:docPr id="14" name="image12.png"/>
+            <a:graphic>
+              <a:graphicData uri="http://schemas.openxmlformats.org/drawingml/2006/picture">
+                <pic:pic>
+                  <pic:nvPicPr>
+                    <pic:cNvPr id="0" name="image12.png"/>
+                    <pic:cNvPicPr preferRelativeResize="0"/>
+                  </pic:nvPicPr>
+                  <pic:blipFill>
+                    <a:blip r:embed="rId17"/>
+                    <a:srcRect b="0" l="0" r="0" t="0"/>
+                    <a:stretch>
+                      <a:fillRect/>
+                    </a:stretch>
+                  </pic:blipFill>
+                  <pic:spPr>
+                    <a:xfrm>
+                      <a:off x="0" y="0"/>
+                      <a:ext cx="5029200" cy="2551496"/>
+                    </a:xfrm>
+                    <a:prstGeom prst="rect"/>
+                    <a:ln/>
+                  </pic:spPr>
+                </pic:pic>
+              </a:graphicData>
+            </a:graphic>
+          </wp:inline>
+        </w:drawing>
+      </w:r>
+      <w:r>
+        <w:rPr>
+          <w:rtl w:val="0"/>
+        </w:rPr>
+      </w:r>
+    </w:p>
+    <w:p>
+      <w:pPr>
+        <w:pStyle w:val="Heading3"/>
+        <w:rPr/>
+      </w:pPr>
+      <w:r>
+        <w:rPr>
+          <w:rtl w:val="0"/>
+        </w:rPr>
+        <w:t xml:space="preserve">3.4.3 Realização de UC-03 — Abrir Ordem de Serviço</w:t>
+      </w:r>
+    </w:p>
+    <w:p>
+      <w:pPr>
+        <w:ind w:firstLine="720"/>
+        <w:rPr/>
+      </w:pPr>
+      <w:r>
+        <w:rPr>
+          <w:rtl w:val="0"/>
+        </w:rPr>
+        <w:t xml:space="preserve">Mostra como a requisição POST /ordens-servico percorre o OrdemServicoController, é autenticada pelo AuthMiddleware, segue para o OrdemServicoService, que coordena consultas a ClientesRepository, EquipamentosRepository e ao próprio OrdemServicoRepository (para validar a unicidade da Ordem de Serviço ativa), executa o INSERT da nova Ordem de Serviço e, em seguida, registra a entrada inicial em HistoricoStatusRepository. Em todas as escritas, o Prisma realiza a persistência no PostgreSQL.</w:t>
+      </w:r>
+    </w:p>
+    <w:p>
+      <w:pPr>
+        <w:jc w:val="center"/>
+        <w:rPr/>
+      </w:pPr>
+      <w:r>
+        <w:rPr/>
+        <w:drawing>
+          <wp:inline distB="0" distT="0" distL="114300" distR="114300">
+            <wp:extent cx="5029200" cy="2283719"/>
+            <wp:effectExtent b="0" l="0" r="0" t="0"/>
+            <wp:docPr id="13" name="image11.png"/>
+            <a:graphic>
+              <a:graphicData uri="http://schemas.openxmlformats.org/drawingml/2006/picture">
+                <pic:pic>
+                  <pic:nvPicPr>
+                    <pic:cNvPr id="0" name="image11.png"/>
                     <pic:cNvPicPr preferRelativeResize="0"/>
                   </pic:nvPicPr>
                   <pic:blipFill>
@@ -16944,7 +16952,7 @@
                   <pic:spPr>
                     <a:xfrm>
                       <a:off x="0" y="0"/>
-                      <a:ext cx="6084068" cy="2638734"/>
+                      <a:ext cx="5029200" cy="2283719"/>
                     </a:xfrm>
                     <a:prstGeom prst="rect"/>
                     <a:ln/>
@@ -16964,131 +16972,25 @@
     <w:p>
       <w:pPr>
         <w:pStyle w:val="Heading3"/>
-        <w:jc w:val="both"/>
-        <w:rPr/>
-      </w:pPr>
-      <w:r>
-        <w:rPr>
-          <w:rtl w:val="0"/>
-        </w:rPr>
-        <w:t xml:space="preserve">3.4.2 Realização de UC-05 — Gerar Orçamento</w:t>
+        <w:rPr/>
+      </w:pPr>
+      <w:r>
+        <w:rPr>
+          <w:rtl w:val="0"/>
+        </w:rPr>
+        <w:t xml:space="preserve">3.4.4 Realização de UC-04 — Registrar Diagnóstico Técnico</w:t>
       </w:r>
     </w:p>
     <w:p>
       <w:pPr>
         <w:ind w:firstLine="720"/>
-        <w:jc w:val="both"/>
-        <w:rPr/>
-      </w:pPr>
-      <w:r>
-        <w:rPr>
-          <w:rtl w:val="0"/>
-        </w:rPr>
-        <w:t xml:space="preserve">O diagrama é composto por dois fragmentos. O primeiro modela a adição iterativa de itens ao orçamento: </w:t>
-      </w:r>
-      <w:r>
-        <w:rPr>
-          <w:rFonts w:ascii="Consolas" w:cs="Consolas" w:eastAsia="Consolas" w:hAnsi="Consolas"/>
-          <w:rtl w:val="0"/>
-        </w:rPr>
-        <w:t xml:space="preserve">OrcamentoService</w:t>
-      </w:r>
-      <w:r>
-        <w:rPr>
-          <w:rtl w:val="0"/>
-        </w:rPr>
-        <w:t xml:space="preserve"> valida a existência da Ordem de Serviço com diagnóstico registrado, consulta o catálogo apropriado (</w:t>
-      </w:r>
-      <w:r>
-        <w:rPr>
-          <w:rFonts w:ascii="Consolas" w:cs="Consolas" w:eastAsia="Consolas" w:hAnsi="Consolas"/>
-          <w:rtl w:val="0"/>
-        </w:rPr>
-        <w:t xml:space="preserve">PecaRepository</w:t>
-      </w:r>
-      <w:r>
-        <w:rPr>
-          <w:rtl w:val="0"/>
-        </w:rPr>
-        <w:t xml:space="preserve"> ou serviços), aciona </w:t>
-      </w:r>
-      <w:r>
-        <w:rPr>
-          <w:rFonts w:ascii="Consolas" w:cs="Consolas" w:eastAsia="Consolas" w:hAnsi="Consolas"/>
-          <w:rtl w:val="0"/>
-        </w:rPr>
-        <w:t xml:space="preserve">verificarDisponibilidade</w:t>
-      </w:r>
-      <w:r>
-        <w:rPr>
-          <w:rtl w:val="0"/>
-        </w:rPr>
-        <w:t xml:space="preserve"> quando o item é uma peça e persiste o </w:t>
-      </w:r>
-      <w:r>
-        <w:rPr>
-          <w:rFonts w:ascii="Consolas" w:cs="Consolas" w:eastAsia="Consolas" w:hAnsi="Consolas"/>
-          <w:rtl w:val="0"/>
-        </w:rPr>
-        <w:t xml:space="preserve">ItemOrcamento</w:t>
-      </w:r>
-      <w:r>
-        <w:rPr>
-          <w:rtl w:val="0"/>
-        </w:rPr>
-        <w:t xml:space="preserve"> com recálculo do valor total. O segundo fragmento (separado pelo divisor </w:t>
-      </w:r>
-      <w:r>
-        <w:rPr>
-          <w:rFonts w:ascii="Consolas" w:cs="Consolas" w:eastAsia="Consolas" w:hAnsi="Consolas"/>
-          <w:rtl w:val="0"/>
-        </w:rPr>
-        <w:t xml:space="preserve">Confirmacao do orcamento</w:t>
-      </w:r>
-      <w:r>
-        <w:rPr>
-          <w:rtl w:val="0"/>
-        </w:rPr>
-        <w:t xml:space="preserve">) modela a confirmação final, que delega ao </w:t>
-      </w:r>
-      <w:r>
-        <w:rPr>
-          <w:rFonts w:ascii="Consolas" w:cs="Consolas" w:eastAsia="Consolas" w:hAnsi="Consolas"/>
-          <w:rtl w:val="0"/>
-        </w:rPr>
-        <w:t xml:space="preserve">OrdemServicoService.alterarStatus</w:t>
-      </w:r>
-      <w:r>
-        <w:rPr>
-          <w:rtl w:val="0"/>
-        </w:rPr>
-        <w:t xml:space="preserve"> a transição para </w:t>
-      </w:r>
-      <w:r>
-        <w:rPr>
-          <w:rFonts w:ascii="Consolas" w:cs="Consolas" w:eastAsia="Consolas" w:hAnsi="Consolas"/>
-          <w:rtl w:val="0"/>
-        </w:rPr>
-        <w:t xml:space="preserve">Aguardando Aprovação</w:t>
-      </w:r>
-      <w:r>
-        <w:rPr>
-          <w:rtl w:val="0"/>
-        </w:rPr>
-        <w:t xml:space="preserve"> e o consequente registro no </w:t>
-      </w:r>
-      <w:r>
-        <w:rPr>
-          <w:rFonts w:ascii="Consolas" w:cs="Consolas" w:eastAsia="Consolas" w:hAnsi="Consolas"/>
-          <w:rtl w:val="0"/>
-        </w:rPr>
-        <w:t xml:space="preserve">HistoricoStatus</w:t>
-      </w:r>
-      <w:r>
-        <w:rPr>
-          <w:rtl w:val="0"/>
-        </w:rPr>
-        <w:t xml:space="preserve">.</w:t>
+        <w:rPr/>
+      </w:pPr>
+      <w:r>
+        <w:rPr>
+          <w:rtl w:val="0"/>
+        </w:rPr>
+        <w:t xml:space="preserve">O OrdemServicoController recebe POST /ordens-servico/:id/diagnostico e aciona o OrdemServicoService, que cria o Diagnóstico (DiagnosticoRepository), atualiza o status da Ordem de Serviço para Aguardando Orçamento e registra a transição em HistoricoStatusRepository.</w:t>
       </w:r>
     </w:p>
     <w:p>
@@ -17100,14 +17002,14 @@
         <w:rPr/>
         <w:drawing>
           <wp:inline distB="0" distT="0" distL="114300" distR="114300">
-            <wp:extent cx="6016429" cy="3024188"/>
+            <wp:extent cx="5029200" cy="2343477"/>
             <wp:effectExtent b="0" l="0" r="0" t="0"/>
-            <wp:docPr id="13" name="image16.png"/>
+            <wp:docPr id="18" name="image3.png"/>
             <a:graphic>
               <a:graphicData uri="http://schemas.openxmlformats.org/drawingml/2006/picture">
                 <pic:pic>
                   <pic:nvPicPr>
-                    <pic:cNvPr id="0" name="image16.png"/>
+                    <pic:cNvPr id="0" name="image3.png"/>
                     <pic:cNvPicPr preferRelativeResize="0"/>
                   </pic:nvPicPr>
                   <pic:blipFill>
@@ -17120,7 +17022,7 @@
                   <pic:spPr>
                     <a:xfrm>
                       <a:off x="0" y="0"/>
-                      <a:ext cx="6016429" cy="3024188"/>
+                      <a:ext cx="5029200" cy="2343477"/>
                     </a:xfrm>
                     <a:prstGeom prst="rect"/>
                     <a:ln/>
@@ -17140,117 +17042,25 @@
     <w:p>
       <w:pPr>
         <w:pStyle w:val="Heading3"/>
-        <w:jc w:val="both"/>
-        <w:rPr/>
-      </w:pPr>
-      <w:r>
-        <w:rPr>
-          <w:rtl w:val="0"/>
-        </w:rPr>
-        <w:t xml:space="preserve">3.4.3 Realização de UC-09 — Registrar Pagamento</w:t>
+        <w:rPr/>
+      </w:pPr>
+      <w:r>
+        <w:rPr>
+          <w:rtl w:val="0"/>
+        </w:rPr>
+        <w:t xml:space="preserve">3.4.5 Realização de UC-05 — Gerar Orçamento</w:t>
       </w:r>
     </w:p>
     <w:p>
       <w:pPr>
         <w:ind w:firstLine="720"/>
-        <w:jc w:val="both"/>
-        <w:rPr/>
-      </w:pPr>
-      <w:r>
-        <w:rPr>
-          <w:rtl w:val="0"/>
-        </w:rPr>
-        <w:t xml:space="preserve">Envolve o </w:t>
-      </w:r>
-      <w:r>
-        <w:rPr>
-          <w:rFonts w:ascii="Consolas" w:cs="Consolas" w:eastAsia="Consolas" w:hAnsi="Consolas"/>
-          <w:rtl w:val="0"/>
-        </w:rPr>
-        <w:t xml:space="preserve">PagamentoController</w:t>
-      </w:r>
-      <w:r>
-        <w:rPr>
-          <w:rtl w:val="0"/>
-        </w:rPr>
-        <w:t xml:space="preserve">, o </w:t>
-      </w:r>
-      <w:r>
-        <w:rPr>
-          <w:rFonts w:ascii="Consolas" w:cs="Consolas" w:eastAsia="Consolas" w:hAnsi="Consolas"/>
-          <w:rtl w:val="0"/>
-        </w:rPr>
-        <w:t xml:space="preserve">PagamentoService</w:t>
-      </w:r>
-      <w:r>
-        <w:rPr>
-          <w:rtl w:val="0"/>
-        </w:rPr>
-        <w:t xml:space="preserve">, o </w:t>
-      </w:r>
-      <w:r>
-        <w:rPr>
-          <w:rFonts w:ascii="Consolas" w:cs="Consolas" w:eastAsia="Consolas" w:hAnsi="Consolas"/>
-          <w:rtl w:val="0"/>
-        </w:rPr>
-        <w:t xml:space="preserve">SistemaPagamentoClient</w:t>
-      </w:r>
-      <w:r>
-        <w:rPr>
-          <w:rtl w:val="0"/>
-        </w:rPr>
-        <w:t xml:space="preserve">, o </w:t>
-      </w:r>
-      <w:r>
-        <w:rPr>
-          <w:rFonts w:ascii="Consolas" w:cs="Consolas" w:eastAsia="Consolas" w:hAnsi="Consolas"/>
-          <w:rtl w:val="0"/>
-        </w:rPr>
-        <w:t xml:space="preserve">OrdemServicoService</w:t>
-      </w:r>
-      <w:r>
-        <w:rPr>
-          <w:rtl w:val="0"/>
-        </w:rPr>
-        <w:t xml:space="preserve"> (para a transição de status) e o </w:t>
-      </w:r>
-      <w:r>
-        <w:rPr>
-          <w:rFonts w:ascii="Consolas" w:cs="Consolas" w:eastAsia="Consolas" w:hAnsi="Consolas"/>
-          <w:rtl w:val="0"/>
-        </w:rPr>
-        <w:t xml:space="preserve">NotificacaoService</w:t>
-      </w:r>
-      <w:r>
-        <w:rPr>
-          <w:rtl w:val="0"/>
-        </w:rPr>
-        <w:t xml:space="preserve">. O fluxo bifurca em três caminhos no fragmento </w:t>
-      </w:r>
-      <w:r>
-        <w:rPr>
-          <w:rFonts w:ascii="Consolas" w:cs="Consolas" w:eastAsia="Consolas" w:hAnsi="Consolas"/>
-          <w:rtl w:val="0"/>
-        </w:rPr>
-        <w:t xml:space="preserve">alt</w:t>
-      </w:r>
-      <w:r>
-        <w:rPr>
-          <w:rtl w:val="0"/>
-        </w:rPr>
-        <w:t xml:space="preserve">: pagamento em dinheiro (confirmação manual), pagamento por cartão ou PIX (via Sistema de Pagamento externo) e os três possíveis status retornados (Aprovado, Recusado, Pendente). Quando aprovado, o sistema dispara uma notificação por SMTP para o Cliente, sem bloquear a resposta ao funcionário.</w:t>
-      </w:r>
-    </w:p>
-    <w:p>
-      <w:pPr>
-        <w:ind w:firstLine="720"/>
-        <w:jc w:val="both"/>
-        <w:rPr/>
-      </w:pPr>
-      <w:r>
-        <w:rPr>
-          <w:rtl w:val="0"/>
-        </w:rPr>
+        <w:rPr/>
+      </w:pPr>
+      <w:r>
+        <w:rPr>
+          <w:rtl w:val="0"/>
+        </w:rPr>
+        <w:t xml:space="preserve">O diagrama é composto por dois fragmentos. O primeiro modela a adição iterativa de itens ao orçamento: OrcamentoService valida a existência da Ordem de Serviço com diagnóstico registrado, consulta o catálogo apropriado (PecaRepository ou serviços), aciona verificarDisponibilidade quando o item é uma peça e persiste o ItemOrcamento com recálculo do valor total. O segundo fragmento (separado pelo divisor Confirmacao do orcamento) modela a confirmação final, que delega ao OrdemServicoService.alterarStatus a transição para Aguardando Aprovação e o consequente registro no HistoricoStatus.</w:t>
       </w:r>
     </w:p>
     <w:p>
@@ -17262,14 +17072,14 @@
         <w:rPr/>
         <w:drawing>
           <wp:inline distB="0" distT="0" distL="114300" distR="114300">
-            <wp:extent cx="5922706" cy="3252788"/>
+            <wp:extent cx="5029200" cy="2626189"/>
             <wp:effectExtent b="0" l="0" r="0" t="0"/>
-            <wp:docPr id="12" name="image14.png"/>
+            <wp:docPr id="16" name="image13.png"/>
             <a:graphic>
               <a:graphicData uri="http://schemas.openxmlformats.org/drawingml/2006/picture">
                 <pic:pic>
                   <pic:nvPicPr>
-                    <pic:cNvPr id="0" name="image14.png"/>
+                    <pic:cNvPr id="0" name="image13.png"/>
                     <pic:cNvPicPr preferRelativeResize="0"/>
                   </pic:nvPicPr>
                   <pic:blipFill>
@@ -17282,7 +17092,7 @@
                   <pic:spPr>
                     <a:xfrm>
                       <a:off x="0" y="0"/>
-                      <a:ext cx="5922706" cy="3252788"/>
+                      <a:ext cx="5029200" cy="2626189"/>
                     </a:xfrm>
                     <a:prstGeom prst="rect"/>
                     <a:ln/>
@@ -17301,6 +17111,706 @@
     </w:p>
     <w:p>
       <w:pPr>
+        <w:pStyle w:val="Heading3"/>
+        <w:rPr/>
+      </w:pPr>
+      <w:r>
+        <w:rPr>
+          <w:rtl w:val="0"/>
+        </w:rPr>
+        <w:t xml:space="preserve">3.4.6 Realização de UC-06 — Aprovar ou Recusar Orçamento</w:t>
+      </w:r>
+    </w:p>
+    <w:p>
+      <w:pPr>
+        <w:ind w:firstLine="720"/>
+        <w:rPr/>
+      </w:pPr>
+      <w:r>
+        <w:rPr>
+          <w:rtl w:val="0"/>
+        </w:rPr>
+        <w:t xml:space="preserve">Registra a decisão do cliente (operada pelo funcionário) via PATCH /orcamentos/:id/decisao. O OrcamentoService atualiza o status do orçamento (Aprovado ou Recusado) e delega ao OrdemServicoService a transição de estado correspondente, com registro no HistoricoStatus.</w:t>
+      </w:r>
+    </w:p>
+    <w:p>
+      <w:pPr>
+        <w:jc w:val="center"/>
+        <w:rPr/>
+      </w:pPr>
+      <w:r>
+        <w:rPr/>
+        <w:drawing>
+          <wp:inline distB="0" distT="0" distL="114300" distR="114300">
+            <wp:extent cx="5029200" cy="2287034"/>
+            <wp:effectExtent b="0" l="0" r="0" t="0"/>
+            <wp:docPr id="17" name="image16.png"/>
+            <a:graphic>
+              <a:graphicData uri="http://schemas.openxmlformats.org/drawingml/2006/picture">
+                <pic:pic>
+                  <pic:nvPicPr>
+                    <pic:cNvPr id="0" name="image16.png"/>
+                    <pic:cNvPicPr preferRelativeResize="0"/>
+                  </pic:nvPicPr>
+                  <pic:blipFill>
+                    <a:blip r:embed="rId21"/>
+                    <a:srcRect b="0" l="0" r="0" t="0"/>
+                    <a:stretch>
+                      <a:fillRect/>
+                    </a:stretch>
+                  </pic:blipFill>
+                  <pic:spPr>
+                    <a:xfrm>
+                      <a:off x="0" y="0"/>
+                      <a:ext cx="5029200" cy="2287034"/>
+                    </a:xfrm>
+                    <a:prstGeom prst="rect"/>
+                    <a:ln/>
+                  </pic:spPr>
+                </pic:pic>
+              </a:graphicData>
+            </a:graphic>
+          </wp:inline>
+        </w:drawing>
+      </w:r>
+      <w:r>
+        <w:rPr>
+          <w:rtl w:val="0"/>
+        </w:rPr>
+      </w:r>
+    </w:p>
+    <w:p>
+      <w:pPr>
+        <w:pStyle w:val="Heading3"/>
+        <w:rPr/>
+      </w:pPr>
+      <w:r>
+        <w:rPr>
+          <w:rtl w:val="0"/>
+        </w:rPr>
+        <w:t xml:space="preserve">3.4.7 Realização de UC-07 — Executar Serviço Técnico</w:t>
+      </w:r>
+    </w:p>
+    <w:p>
+      <w:pPr>
+        <w:ind w:firstLine="720"/>
+        <w:rPr/>
+      </w:pPr>
+      <w:r>
+        <w:rPr>
+          <w:rtl w:val="0"/>
+        </w:rPr>
+        <w:t xml:space="preserve">Inicia a execução do serviço: o OrdemServicoService altera o status para Em Manutenção e, para cada peça utilizada, aciona o UC-08 (relação «include»). Ao final, conclui em Serviço Concluído ou, faltando peça, em Aguardando Peça, sempre com registro no histórico.</w:t>
+      </w:r>
+    </w:p>
+    <w:p>
+      <w:pPr>
+        <w:jc w:val="center"/>
+        <w:rPr/>
+      </w:pPr>
+      <w:r>
+        <w:rPr/>
+        <w:drawing>
+          <wp:inline distB="0" distT="0" distL="114300" distR="114300">
+            <wp:extent cx="5029200" cy="3918098"/>
+            <wp:effectExtent b="0" l="0" r="0" t="0"/>
+            <wp:docPr id="19" name="image21.png"/>
+            <a:graphic>
+              <a:graphicData uri="http://schemas.openxmlformats.org/drawingml/2006/picture">
+                <pic:pic>
+                  <pic:nvPicPr>
+                    <pic:cNvPr id="0" name="image21.png"/>
+                    <pic:cNvPicPr preferRelativeResize="0"/>
+                  </pic:nvPicPr>
+                  <pic:blipFill>
+                    <a:blip r:embed="rId22"/>
+                    <a:srcRect b="0" l="0" r="0" t="0"/>
+                    <a:stretch>
+                      <a:fillRect/>
+                    </a:stretch>
+                  </pic:blipFill>
+                  <pic:spPr>
+                    <a:xfrm>
+                      <a:off x="0" y="0"/>
+                      <a:ext cx="5029200" cy="3918098"/>
+                    </a:xfrm>
+                    <a:prstGeom prst="rect"/>
+                    <a:ln/>
+                  </pic:spPr>
+                </pic:pic>
+              </a:graphicData>
+            </a:graphic>
+          </wp:inline>
+        </w:drawing>
+      </w:r>
+      <w:r>
+        <w:rPr>
+          <w:rtl w:val="0"/>
+        </w:rPr>
+      </w:r>
+    </w:p>
+    <w:p>
+      <w:pPr>
+        <w:pStyle w:val="Heading3"/>
+        <w:rPr/>
+      </w:pPr>
+      <w:r>
+        <w:rPr>
+          <w:rtl w:val="0"/>
+        </w:rPr>
+        <w:t xml:space="preserve">3.4.8 Realização de UC-08 — Registrar Uso de Peças</w:t>
+      </w:r>
+    </w:p>
+    <w:p>
+      <w:pPr>
+        <w:ind w:firstLine="720"/>
+        <w:rPr/>
+      </w:pPr>
+      <w:r>
+        <w:rPr>
+          <w:rtl w:val="0"/>
+        </w:rPr>
+        <w:t xml:space="preserve">O CatalogoService localiza a peça (PecaRepository), aplica a regra verificarDisponibilidade e, havendo saldo, executa debitarEstoque e vincula o uso à Ordem de Serviço (ItemOrcamentoRepository); sem saldo, a operação é bloqueada.</w:t>
+      </w:r>
+    </w:p>
+    <w:p>
+      <w:pPr>
+        <w:jc w:val="center"/>
+        <w:rPr/>
+      </w:pPr>
+      <w:r>
+        <w:rPr/>
+        <w:drawing>
+          <wp:inline distB="0" distT="0" distL="114300" distR="114300">
+            <wp:extent cx="5138738" cy="2832145"/>
+            <wp:effectExtent b="0" l="0" r="0" t="0"/>
+            <wp:docPr id="20" name="image9.png"/>
+            <a:graphic>
+              <a:graphicData uri="http://schemas.openxmlformats.org/drawingml/2006/picture">
+                <pic:pic>
+                  <pic:nvPicPr>
+                    <pic:cNvPr id="0" name="image9.png"/>
+                    <pic:cNvPicPr preferRelativeResize="0"/>
+                  </pic:nvPicPr>
+                  <pic:blipFill>
+                    <a:blip r:embed="rId23"/>
+                    <a:srcRect b="0" l="0" r="0" t="0"/>
+                    <a:stretch>
+                      <a:fillRect/>
+                    </a:stretch>
+                  </pic:blipFill>
+                  <pic:spPr>
+                    <a:xfrm>
+                      <a:off x="0" y="0"/>
+                      <a:ext cx="5138738" cy="2832145"/>
+                    </a:xfrm>
+                    <a:prstGeom prst="rect"/>
+                    <a:ln/>
+                  </pic:spPr>
+                </pic:pic>
+              </a:graphicData>
+            </a:graphic>
+          </wp:inline>
+        </w:drawing>
+      </w:r>
+      <w:r>
+        <w:rPr>
+          <w:rtl w:val="0"/>
+        </w:rPr>
+      </w:r>
+    </w:p>
+    <w:p>
+      <w:pPr>
+        <w:pStyle w:val="Heading3"/>
+        <w:rPr/>
+      </w:pPr>
+      <w:r>
+        <w:rPr>
+          <w:rtl w:val="0"/>
+        </w:rPr>
+        <w:t xml:space="preserve">3.4.9 Realização de UC-09 — Registrar Pagamento</w:t>
+      </w:r>
+    </w:p>
+    <w:p>
+      <w:pPr>
+        <w:ind w:firstLine="720"/>
+        <w:rPr/>
+      </w:pPr>
+      <w:r>
+        <w:rPr>
+          <w:rtl w:val="0"/>
+        </w:rPr>
+        <w:t xml:space="preserve">Envolve o PagamentoController, o PagamentoService, o SistemaPagamentoClient, o OrdemServicoService (para a transição de status) e o NotificacaoService. O fluxo bifurca em três caminhos no fragmento alt: pagamento em dinheiro (confirmação manual), pagamento por cartão ou PIX (via Sistema de Pagamento externo) e os três possíveis status retornados (Aprovado, Recusado, Pendente). Quando aprovado, o sistema dispara uma notificação por SMTP para o Cliente, sem bloquear a resposta ao funcionário.</w:t>
+      </w:r>
+    </w:p>
+    <w:p>
+      <w:pPr>
+        <w:jc w:val="center"/>
+        <w:rPr/>
+      </w:pPr>
+      <w:r>
+        <w:rPr/>
+        <w:drawing>
+          <wp:inline distB="0" distT="0" distL="114300" distR="114300">
+            <wp:extent cx="5029200" cy="2888128"/>
+            <wp:effectExtent b="0" l="0" r="0" t="0"/>
+            <wp:docPr id="21" name="image14.png"/>
+            <a:graphic>
+              <a:graphicData uri="http://schemas.openxmlformats.org/drawingml/2006/picture">
+                <pic:pic>
+                  <pic:nvPicPr>
+                    <pic:cNvPr id="0" name="image14.png"/>
+                    <pic:cNvPicPr preferRelativeResize="0"/>
+                  </pic:nvPicPr>
+                  <pic:blipFill>
+                    <a:blip r:embed="rId24"/>
+                    <a:srcRect b="0" l="0" r="0" t="0"/>
+                    <a:stretch>
+                      <a:fillRect/>
+                    </a:stretch>
+                  </pic:blipFill>
+                  <pic:spPr>
+                    <a:xfrm>
+                      <a:off x="0" y="0"/>
+                      <a:ext cx="5029200" cy="2888128"/>
+                    </a:xfrm>
+                    <a:prstGeom prst="rect"/>
+                    <a:ln/>
+                  </pic:spPr>
+                </pic:pic>
+              </a:graphicData>
+            </a:graphic>
+          </wp:inline>
+        </w:drawing>
+      </w:r>
+      <w:r>
+        <w:rPr>
+          <w:rtl w:val="0"/>
+        </w:rPr>
+      </w:r>
+    </w:p>
+    <w:p>
+      <w:pPr>
+        <w:pStyle w:val="Heading3"/>
+        <w:rPr/>
+      </w:pPr>
+      <w:r>
+        <w:rPr>
+          <w:rtl w:val="0"/>
+        </w:rPr>
+        <w:t xml:space="preserve">3.4.10 Realização de UC-10 — Finalizar Ordem de Serviço</w:t>
+      </w:r>
+    </w:p>
+    <w:p>
+      <w:pPr>
+        <w:ind w:firstLine="720"/>
+        <w:rPr/>
+      </w:pPr>
+      <w:r>
+        <w:rPr>
+          <w:rtl w:val="0"/>
+        </w:rPr>
+        <w:t xml:space="preserve">O OrdemServicoService verifica, via PagamentoRepository, a existência de pagamento aprovado antes de alterar o status para Finalizada e registrar a transição; sem pagamento confirmado, a finalização é impedida.</w:t>
+      </w:r>
+    </w:p>
+    <w:p>
+      <w:pPr>
+        <w:jc w:val="center"/>
+        <w:rPr/>
+      </w:pPr>
+      <w:r>
+        <w:rPr/>
+        <w:drawing>
+          <wp:inline distB="0" distT="0" distL="114300" distR="114300">
+            <wp:extent cx="5710329" cy="2554872"/>
+            <wp:effectExtent b="0" l="0" r="0" t="0"/>
+            <wp:docPr id="22" name="image6.png"/>
+            <a:graphic>
+              <a:graphicData uri="http://schemas.openxmlformats.org/drawingml/2006/picture">
+                <pic:pic>
+                  <pic:nvPicPr>
+                    <pic:cNvPr id="0" name="image6.png"/>
+                    <pic:cNvPicPr preferRelativeResize="0"/>
+                  </pic:nvPicPr>
+                  <pic:blipFill>
+                    <a:blip r:embed="rId25"/>
+                    <a:srcRect b="0" l="0" r="0" t="0"/>
+                    <a:stretch>
+                      <a:fillRect/>
+                    </a:stretch>
+                  </pic:blipFill>
+                  <pic:spPr>
+                    <a:xfrm>
+                      <a:off x="0" y="0"/>
+                      <a:ext cx="5710329" cy="2554872"/>
+                    </a:xfrm>
+                    <a:prstGeom prst="rect"/>
+                    <a:ln/>
+                  </pic:spPr>
+                </pic:pic>
+              </a:graphicData>
+            </a:graphic>
+          </wp:inline>
+        </w:drawing>
+      </w:r>
+      <w:r>
+        <w:rPr>
+          <w:rtl w:val="0"/>
+        </w:rPr>
+      </w:r>
+    </w:p>
+    <w:p>
+      <w:pPr>
+        <w:pStyle w:val="Heading3"/>
+        <w:rPr/>
+      </w:pPr>
+      <w:r>
+        <w:rPr>
+          <w:rtl w:val="0"/>
+        </w:rPr>
+        <w:t xml:space="preserve">3.4.11 Realização de UC-11 — Registrar Retirada do Equipamento</w:t>
+      </w:r>
+    </w:p>
+    <w:p>
+      <w:pPr>
+        <w:ind w:firstLine="720"/>
+        <w:rPr/>
+      </w:pPr>
+      <w:r>
+        <w:rPr>
+          <w:rtl w:val="0"/>
+        </w:rPr>
+        <w:t xml:space="preserve">Após confirmar que a Ordem de Serviço está Finalizada, o OrdemServicoService registra a retirada do equipamento (responsável e data) via OrdemServicoRepository, encerrando o ciclo de atendimento.</w:t>
+      </w:r>
+    </w:p>
+    <w:p>
+      <w:pPr>
+        <w:jc w:val="center"/>
+        <w:rPr/>
+      </w:pPr>
+      <w:r>
+        <w:rPr/>
+        <w:drawing>
+          <wp:inline distB="0" distT="0" distL="114300" distR="114300">
+            <wp:extent cx="5029200" cy="2218765"/>
+            <wp:effectExtent b="0" l="0" r="0" t="0"/>
+            <wp:docPr id="23" name="image7.png"/>
+            <a:graphic>
+              <a:graphicData uri="http://schemas.openxmlformats.org/drawingml/2006/picture">
+                <pic:pic>
+                  <pic:nvPicPr>
+                    <pic:cNvPr id="0" name="image7.png"/>
+                    <pic:cNvPicPr preferRelativeResize="0"/>
+                  </pic:nvPicPr>
+                  <pic:blipFill>
+                    <a:blip r:embed="rId26"/>
+                    <a:srcRect b="0" l="0" r="0" t="0"/>
+                    <a:stretch>
+                      <a:fillRect/>
+                    </a:stretch>
+                  </pic:blipFill>
+                  <pic:spPr>
+                    <a:xfrm>
+                      <a:off x="0" y="0"/>
+                      <a:ext cx="5029200" cy="2218765"/>
+                    </a:xfrm>
+                    <a:prstGeom prst="rect"/>
+                    <a:ln/>
+                  </pic:spPr>
+                </pic:pic>
+              </a:graphicData>
+            </a:graphic>
+          </wp:inline>
+        </w:drawing>
+      </w:r>
+      <w:r>
+        <w:rPr>
+          <w:rtl w:val="0"/>
+        </w:rPr>
+      </w:r>
+    </w:p>
+    <w:p>
+      <w:pPr>
+        <w:pStyle w:val="Heading3"/>
+        <w:rPr/>
+      </w:pPr>
+      <w:r>
+        <w:rPr>
+          <w:rtl w:val="0"/>
+        </w:rPr>
+        <w:t xml:space="preserve">3.4.12 Realização de UC-12 — Gerenciar Peças e Estoque</w:t>
+      </w:r>
+    </w:p>
+    <w:p>
+      <w:pPr>
+        <w:ind w:firstLine="720"/>
+        <w:rPr/>
+      </w:pPr>
+      <w:r>
+        <w:rPr>
+          <w:rtl w:val="0"/>
+        </w:rPr>
+        <w:t xml:space="preserve">Operação restrita ao Gerente: o CatalogoService cadastra, reabastece ou desativa peças (PecaRepository), bloqueando a remoção de peças vinculadas a Ordens de Serviço ativas.</w:t>
+      </w:r>
+    </w:p>
+    <w:p>
+      <w:pPr>
+        <w:jc w:val="center"/>
+        <w:rPr/>
+      </w:pPr>
+      <w:r>
+        <w:rPr/>
+        <w:drawing>
+          <wp:inline distB="0" distT="0" distL="114300" distR="114300">
+            <wp:extent cx="5029200" cy="3039229"/>
+            <wp:effectExtent b="0" l="0" r="0" t="0"/>
+            <wp:docPr id="24" name="image20.png"/>
+            <a:graphic>
+              <a:graphicData uri="http://schemas.openxmlformats.org/drawingml/2006/picture">
+                <pic:pic>
+                  <pic:nvPicPr>
+                    <pic:cNvPr id="0" name="image20.png"/>
+                    <pic:cNvPicPr preferRelativeResize="0"/>
+                  </pic:nvPicPr>
+                  <pic:blipFill>
+                    <a:blip r:embed="rId27"/>
+                    <a:srcRect b="0" l="0" r="0" t="0"/>
+                    <a:stretch>
+                      <a:fillRect/>
+                    </a:stretch>
+                  </pic:blipFill>
+                  <pic:spPr>
+                    <a:xfrm>
+                      <a:off x="0" y="0"/>
+                      <a:ext cx="5029200" cy="3039229"/>
+                    </a:xfrm>
+                    <a:prstGeom prst="rect"/>
+                    <a:ln/>
+                  </pic:spPr>
+                </pic:pic>
+              </a:graphicData>
+            </a:graphic>
+          </wp:inline>
+        </w:drawing>
+      </w:r>
+      <w:r>
+        <w:rPr>
+          <w:rtl w:val="0"/>
+        </w:rPr>
+      </w:r>
+    </w:p>
+    <w:p>
+      <w:pPr>
+        <w:pStyle w:val="Heading3"/>
+        <w:rPr/>
+      </w:pPr>
+      <w:r>
+        <w:rPr>
+          <w:rtl w:val="0"/>
+        </w:rPr>
+        <w:t xml:space="preserve">3.4.13 Realização de UC-13 — Gerenciar Serviços e Preços</w:t>
+      </w:r>
+    </w:p>
+    <w:p>
+      <w:pPr>
+        <w:ind w:firstLine="720"/>
+        <w:rPr/>
+      </w:pPr>
+      <w:r>
+        <w:rPr>
+          <w:rtl w:val="0"/>
+        </w:rPr>
+        <w:t xml:space="preserve">Operação restrita ao Gerente: o CatalogoService cadastra, edita ou desativa serviços e seus preços padrão (ServicoRepository), mantendo o catálogo coerente para uso nos orçamentos.</w:t>
+      </w:r>
+    </w:p>
+    <w:p>
+      <w:pPr>
+        <w:jc w:val="center"/>
+        <w:rPr/>
+      </w:pPr>
+      <w:r>
+        <w:rPr/>
+        <w:drawing>
+          <wp:inline distB="0" distT="0" distL="114300" distR="114300">
+            <wp:extent cx="5029200" cy="2865172"/>
+            <wp:effectExtent b="0" l="0" r="0" t="0"/>
+            <wp:docPr id="25" name="image23.png"/>
+            <a:graphic>
+              <a:graphicData uri="http://schemas.openxmlformats.org/drawingml/2006/picture">
+                <pic:pic>
+                  <pic:nvPicPr>
+                    <pic:cNvPr id="0" name="image23.png"/>
+                    <pic:cNvPicPr preferRelativeResize="0"/>
+                  </pic:nvPicPr>
+                  <pic:blipFill>
+                    <a:blip r:embed="rId28"/>
+                    <a:srcRect b="0" l="0" r="0" t="0"/>
+                    <a:stretch>
+                      <a:fillRect/>
+                    </a:stretch>
+                  </pic:blipFill>
+                  <pic:spPr>
+                    <a:xfrm>
+                      <a:off x="0" y="0"/>
+                      <a:ext cx="5029200" cy="2865172"/>
+                    </a:xfrm>
+                    <a:prstGeom prst="rect"/>
+                    <a:ln/>
+                  </pic:spPr>
+                </pic:pic>
+              </a:graphicData>
+            </a:graphic>
+          </wp:inline>
+        </w:drawing>
+      </w:r>
+      <w:r>
+        <w:rPr>
+          <w:rtl w:val="0"/>
+        </w:rPr>
+      </w:r>
+    </w:p>
+    <w:p>
+      <w:pPr>
+        <w:pStyle w:val="Heading3"/>
+        <w:rPr/>
+      </w:pPr>
+      <w:r>
+        <w:rPr>
+          <w:rtl w:val="0"/>
+        </w:rPr>
+        <w:t xml:space="preserve">3.4.14 Realização de UC-14 — Gerenciar Funcionários</w:t>
+      </w:r>
+    </w:p>
+    <w:p>
+      <w:pPr>
+        <w:ind w:firstLine="720"/>
+        <w:rPr/>
+      </w:pPr>
+      <w:r>
+        <w:rPr>
+          <w:rtl w:val="0"/>
+        </w:rPr>
+        <w:t xml:space="preserve">Operação restrita ao Gerente: o UsuariosService cria, edita ou desativa funcionários (UsuariosRepository), exigindo reatribuição prévia quando o usuário possui Ordem de Serviço em andamento.</w:t>
+      </w:r>
+    </w:p>
+    <w:p>
+      <w:pPr>
+        <w:jc w:val="center"/>
+        <w:rPr/>
+      </w:pPr>
+      <w:r>
+        <w:rPr/>
+        <w:drawing>
+          <wp:inline distB="0" distT="0" distL="114300" distR="114300">
+            <wp:extent cx="5029200" cy="2879706"/>
+            <wp:effectExtent b="0" l="0" r="0" t="0"/>
+            <wp:docPr id="26" name="image15.png"/>
+            <a:graphic>
+              <a:graphicData uri="http://schemas.openxmlformats.org/drawingml/2006/picture">
+                <pic:pic>
+                  <pic:nvPicPr>
+                    <pic:cNvPr id="0" name="image15.png"/>
+                    <pic:cNvPicPr preferRelativeResize="0"/>
+                  </pic:nvPicPr>
+                  <pic:blipFill>
+                    <a:blip r:embed="rId29"/>
+                    <a:srcRect b="0" l="0" r="0" t="0"/>
+                    <a:stretch>
+                      <a:fillRect/>
+                    </a:stretch>
+                  </pic:blipFill>
+                  <pic:spPr>
+                    <a:xfrm>
+                      <a:off x="0" y="0"/>
+                      <a:ext cx="5029200" cy="2879706"/>
+                    </a:xfrm>
+                    <a:prstGeom prst="rect"/>
+                    <a:ln/>
+                  </pic:spPr>
+                </pic:pic>
+              </a:graphicData>
+            </a:graphic>
+          </wp:inline>
+        </w:drawing>
+      </w:r>
+      <w:r>
+        <w:rPr>
+          <w:rtl w:val="0"/>
+        </w:rPr>
+      </w:r>
+    </w:p>
+    <w:p>
+      <w:pPr>
+        <w:pStyle w:val="Heading3"/>
+        <w:rPr/>
+      </w:pPr>
+      <w:r>
+        <w:rPr>
+          <w:rtl w:val="0"/>
+        </w:rPr>
+        <w:t xml:space="preserve">3.4.15 Realização de UC-15 — Gerar Relatórios Gerenciais</w:t>
+      </w:r>
+    </w:p>
+    <w:p>
+      <w:pPr>
+        <w:ind w:firstLine="720"/>
+        <w:rPr/>
+      </w:pPr>
+      <w:r>
+        <w:rPr>
+          <w:rtl w:val="0"/>
+        </w:rPr>
+        <w:t xml:space="preserve">Operação restrita ao Gerente: o RelatoriosService consolida dados de múltiplos repositórios (Ordens de Serviço por status, faturamento, peças mais utilizadas) e devolve o relatório, exportável em PDF ou CSV.</w:t>
+      </w:r>
+    </w:p>
+    <w:p>
+      <w:pPr>
+        <w:jc w:val="center"/>
+        <w:rPr/>
+      </w:pPr>
+      <w:r>
+        <w:rPr/>
+        <w:drawing>
+          <wp:inline distB="0" distT="0" distL="114300" distR="114300">
+            <wp:extent cx="5029200" cy="2383952"/>
+            <wp:effectExtent b="0" l="0" r="0" t="0"/>
+            <wp:docPr id="3" name="image2.png"/>
+            <a:graphic>
+              <a:graphicData uri="http://schemas.openxmlformats.org/drawingml/2006/picture">
+                <pic:pic>
+                  <pic:nvPicPr>
+                    <pic:cNvPr id="0" name="image2.png"/>
+                    <pic:cNvPicPr preferRelativeResize="0"/>
+                  </pic:nvPicPr>
+                  <pic:blipFill>
+                    <a:blip r:embed="rId30"/>
+                    <a:srcRect b="0" l="0" r="0" t="0"/>
+                    <a:stretch>
+                      <a:fillRect/>
+                    </a:stretch>
+                  </pic:blipFill>
+                  <pic:spPr>
+                    <a:xfrm>
+                      <a:off x="0" y="0"/>
+                      <a:ext cx="5029200" cy="2383952"/>
+                    </a:xfrm>
+                    <a:prstGeom prst="rect"/>
+                    <a:ln/>
+                  </pic:spPr>
+                </pic:pic>
+              </a:graphicData>
+            </a:graphic>
+          </wp:inline>
+        </w:drawing>
+      </w:r>
+      <w:r>
+        <w:rPr>
+          <w:rtl w:val="0"/>
+        </w:rPr>
+      </w:r>
+    </w:p>
+    <w:p>
+      <w:pPr>
         <w:pStyle w:val="Heading2"/>
         <w:keepNext w:val="1"/>
         <w:keepLines w:val="1"/>
@@ -17313,7 +17823,7 @@
         <w:jc w:val="both"/>
         <w:rPr/>
       </w:pPr>
-      <w:bookmarkStart w:colFirst="0" w:colLast="0" w:name="_eg59ff8np3j6" w:id="12"/>
+      <w:bookmarkStart w:colFirst="0" w:colLast="0" w:name="_bxy3qx922zjx" w:id="12"/>
       <w:bookmarkEnd w:id="12"/>
       <w:r>
         <w:rPr>
@@ -17322,6 +17832,11 @@
         </w:rPr>
         <w:t xml:space="preserve">Diagramas de Comunicação</w:t>
       </w:r>
+      <w:r>
+        <w:rPr>
+          <w:rtl w:val="0"/>
+        </w:rPr>
+      </w:r>
     </w:p>
     <w:p>
       <w:pPr>
@@ -17333,7 +17848,7 @@
         <w:rPr>
           <w:rtl w:val="0"/>
         </w:rPr>
-        <w:t xml:space="preserve">Diferentemente do diagrama de sequência, que evidencia o eixo temporal das mensagens, o diagrama de comunicação enfatiza os relacionamentos entre os objetos colaboradores: cada nó representa uma instância e cada aresta carrega tanto a chamada quanto o retorno, identificados por uma numeração hierárquica (1, 1.1, 1.2, 1.2.1...). As duas notações são equivalentes em conteúdo, mas complementares em foco. A sequência mostra "quando", a comunicação mostra "quem fala com quem". Foram modelados três diagramas, um para cada caso de uso já detalhado nos diagramas de sequência de projeto (UC-03, UC-05 e UC-09), garantindo congruência entre as visões e permitindo uma comparação lado a lado a mesma realização sob os dois ângulos. Em todos os diagramas, arestas tracejadas indicam ramos condicionais ou fluxos separados, e o símbolo ↻ marca auto-mensagens (objeto enviando mensagem a si mesmo).</w:t>
+        <w:t xml:space="preserve">Diferentemente do diagrama de sequência, que evidencia o eixo temporal das mensagens, o diagrama de comunicação enfatiza os relacionamentos entre os objetos colaboradores: cada nó representa uma instância e cada aresta carrega tanto a chamada quanto o retorno, identificados por uma numeração hierárquica (1, 1.1, 1.2, 1.2.1...). As duas notações são equivalentes em conteúdo, mas complementares em foco. A sequência mostra "quando", a comunicação mostra "quem fala com quem". Foram modelados três diagramas, um para cada um dos 3 seguintes casos de uso: UC-03, UC-05 e UC-09. Em todos os diagramas, arestas tracejadas indicam ramos condicionais ou fluxos separados, e o símbolo ↻ marca auto-mensagens (objeto enviando mensagem a si mesmo).</w:t>
       </w:r>
     </w:p>
     <w:p>
@@ -17362,7 +17877,7 @@
     </w:p>
     <w:p>
       <w:pPr>
-        <w:jc w:val="both"/>
+        <w:jc w:val="center"/>
         <w:rPr/>
       </w:pPr>
       <w:r>
@@ -17371,16 +17886,16 @@
           <wp:inline distB="114300" distT="114300" distL="114300" distR="114300">
             <wp:extent cx="6126480" cy="2171700"/>
             <wp:effectExtent b="0" l="0" r="0" t="0"/>
-            <wp:docPr id="1" name="image2.png"/>
+            <wp:docPr id="4" name="image19.png"/>
             <a:graphic>
               <a:graphicData uri="http://schemas.openxmlformats.org/drawingml/2006/picture">
                 <pic:pic>
                   <pic:nvPicPr>
-                    <pic:cNvPr id="0" name="image2.png"/>
+                    <pic:cNvPr id="0" name="image19.png"/>
                     <pic:cNvPicPr preferRelativeResize="0"/>
                   </pic:nvPicPr>
                   <pic:blipFill>
-                    <a:blip r:embed="rId21"/>
+                    <a:blip r:embed="rId31"/>
                     <a:srcRect b="0" l="0" r="0" t="0"/>
                     <a:stretch>
                       <a:fillRect/>
@@ -17430,16 +17945,16 @@
           <wp:inline distB="114300" distT="114300" distL="114300" distR="114300">
             <wp:extent cx="6126480" cy="2171700"/>
             <wp:effectExtent b="0" l="0" r="0" t="0"/>
-            <wp:docPr id="5" name="image3.png"/>
+            <wp:docPr id="5" name="image19.png"/>
             <a:graphic>
               <a:graphicData uri="http://schemas.openxmlformats.org/drawingml/2006/picture">
                 <pic:pic>
                   <pic:nvPicPr>
-                    <pic:cNvPr id="0" name="image3.png"/>
+                    <pic:cNvPr id="0" name="image19.png"/>
                     <pic:cNvPicPr preferRelativeResize="0"/>
                   </pic:nvPicPr>
                   <pic:blipFill>
-                    <a:blip r:embed="rId21"/>
+                    <a:blip r:embed="rId31"/>
                     <a:srcRect b="0" l="0" r="0" t="0"/>
                     <a:stretch>
                       <a:fillRect/>
@@ -17475,24 +17990,43 @@
         <w:rPr>
           <w:rtl w:val="0"/>
         </w:rPr>
+      </w:r>
+    </w:p>
+    <w:p>
+      <w:pPr>
+        <w:ind w:firstLine="720"/>
+        <w:jc w:val="both"/>
+        <w:rPr/>
+      </w:pPr>
+      <w:r>
+        <w:rPr>
+          <w:rtl w:val="0"/>
+        </w:rPr>
         <w:t xml:space="preserve">Por fim, o diagrama mais rico em colaborações, pois UC-09 atravessa todas as camadas e aciona dois sistemas externos. Após autenticação (1.1) e delegação ao PagamentoService (1.2), o serviço consulta a Ordem de Serviço (1.2.1) e bifurca o fluxo segundo o método de pagamento: para cartão ou Pix, invoca o SistemaPagamentoClient (1.2.2), que atua como anti-corruption layer e encapsula a chamada HTTPS ao SistemaPagamentoExterno (1.2.2.1); para dinheiro, a confirmação é manual e essa cadeia é suprimida. Em seguida, persiste o Pagamento (1.2.3) e, somente se aprovado, dispara a transição de estado da Ordem de Serviço (1.2.4) e o envio assíncrono de notificação por e-mail (1.2.5 → 1.2.5.1 → 1.2.5.2, representadas com setas de mensagem assíncrona ↠ e arestas tracejadas), de modo que a resposta ao Funcionário não fique bloqueada pela entrega do SMTP.</w:t>
       </w:r>
+    </w:p>
+    <w:p>
+      <w:pPr>
+        <w:ind w:left="0" w:firstLine="0"/>
+        <w:jc w:val="center"/>
+        <w:rPr/>
+      </w:pPr>
       <w:r>
         <w:rPr/>
         <w:drawing>
           <wp:inline distB="114300" distT="114300" distL="114300" distR="114300">
-            <wp:extent cx="6126480" cy="3327400"/>
+            <wp:extent cx="5941881" cy="3233738"/>
             <wp:effectExtent b="0" l="0" r="0" t="0"/>
-            <wp:docPr id="16" name="image1.png"/>
+            <wp:docPr id="6" name="image8.png"/>
             <a:graphic>
               <a:graphicData uri="http://schemas.openxmlformats.org/drawingml/2006/picture">
                 <pic:pic>
                   <pic:nvPicPr>
-                    <pic:cNvPr id="0" name="image1.png"/>
+                    <pic:cNvPr id="0" name="image8.png"/>
                     <pic:cNvPicPr preferRelativeResize="0"/>
                   </pic:nvPicPr>
                   <pic:blipFill>
-                    <a:blip r:embed="rId22"/>
+                    <a:blip r:embed="rId32"/>
                     <a:srcRect b="0" l="0" r="0" t="0"/>
                     <a:stretch>
                       <a:fillRect/>
@@ -17501,7 +18035,7 @@
                   <pic:spPr>
                     <a:xfrm>
                       <a:off x="0" y="0"/>
-                      <a:ext cx="6126480" cy="3327400"/>
+                      <a:ext cx="5941881" cy="3233738"/>
                     </a:xfrm>
                     <a:prstGeom prst="rect"/>
                     <a:ln/>
@@ -17532,14 +18066,14 @@
         <w:jc w:val="both"/>
         <w:rPr/>
       </w:pPr>
-      <w:bookmarkStart w:colFirst="0" w:colLast="0" w:name="_220er2obivv4" w:id="13"/>
+      <w:bookmarkStart w:colFirst="0" w:colLast="0" w:name="_osnfde92zmce" w:id="13"/>
       <w:bookmarkEnd w:id="13"/>
       <w:r>
         <w:rPr>
           <w:vertAlign w:val="baseline"/>
           <w:rtl w:val="0"/>
         </w:rPr>
-        <w:t xml:space="preserve">Diagramas de Estados</w:t>
+        <w:t xml:space="preserve">Diagrama de Estados</w:t>
       </w:r>
       <w:r>
         <w:rPr>
@@ -17908,15 +18442,18 @@
         </w:numPr>
         <w:ind w:left="720" w:hanging="360"/>
         <w:jc w:val="both"/>
-        <w:rPr>
-          <w:u w:val="none"/>
-        </w:rPr>
+        <w:rPr/>
       </w:pPr>
       <w:r>
         <w:rPr>
           <w:rtl w:val="0"/>
         </w:rPr>
         <w:t xml:space="preserve">Antes da aprovação do orçamento (diagnóstico → montagem do orçamento).</w:t>
+      </w:r>
+      <w:r>
+        <w:rPr>
+          <w:rtl w:val="0"/>
+        </w:rPr>
       </w:r>
     </w:p>
     <w:p>
@@ -17927,15 +18464,18 @@
         </w:numPr>
         <w:ind w:left="720" w:hanging="360"/>
         <w:jc w:val="both"/>
-        <w:rPr>
-          <w:u w:val="none"/>
-        </w:rPr>
+        <w:rPr/>
       </w:pPr>
       <w:r>
         <w:rPr>
           <w:rtl w:val="0"/>
         </w:rPr>
         <w:t xml:space="preserve">Após a aprovação (manutenção → conclusão do serviço).</w:t>
+      </w:r>
+      <w:r>
+        <w:rPr>
+          <w:rtl w:val="0"/>
+        </w:rPr>
       </w:r>
     </w:p>
     <w:p>
@@ -18484,18 +19024,18 @@
         <w:rPr/>
         <w:drawing>
           <wp:inline distB="0" distT="0" distL="114300" distR="114300">
-            <wp:extent cx="6030278" cy="2894533"/>
+            <wp:extent cx="6270039" cy="3018215"/>
             <wp:effectExtent b="0" l="0" r="0" t="0"/>
-            <wp:docPr id="14" name="image8.png"/>
+            <wp:docPr id="7" name="image4.png"/>
             <a:graphic>
               <a:graphicData uri="http://schemas.openxmlformats.org/drawingml/2006/picture">
                 <pic:pic>
                   <pic:nvPicPr>
-                    <pic:cNvPr id="0" name="image8.png"/>
+                    <pic:cNvPr id="0" name="image4.png"/>
                     <pic:cNvPicPr preferRelativeResize="0"/>
                   </pic:nvPicPr>
                   <pic:blipFill>
-                    <a:blip r:embed="rId23"/>
+                    <a:blip r:embed="rId33"/>
                     <a:srcRect b="0" l="0" r="0" t="0"/>
                     <a:stretch>
                       <a:fillRect/>
@@ -18504,7 +19044,7 @@
                   <pic:spPr>
                     <a:xfrm>
                       <a:off x="0" y="0"/>
-                      <a:ext cx="6030278" cy="2894533"/>
+                      <a:ext cx="6270039" cy="3018215"/>
                     </a:xfrm>
                     <a:prstGeom prst="rect"/>
                     <a:ln/>
@@ -18546,7 +19086,7 @@
         <w:jc w:val="both"/>
         <w:rPr/>
       </w:pPr>
-      <w:bookmarkStart w:colFirst="0" w:colLast="0" w:name="_sw37deuuf11i" w:id="14"/>
+      <w:bookmarkStart w:colFirst="0" w:colLast="0" w:name="_nr46mwme6kwm" w:id="14"/>
       <w:bookmarkEnd w:id="14"/>
       <w:r>
         <w:rPr>
@@ -18676,11 +19216,6 @@
           <w:rtl w:val="0"/>
         </w:rPr>
         <w:t xml:space="preserve">4.1.1 Índices não triviais</w:t>
-      </w:r>
-      <w:r>
-        <w:rPr>
-          <w:rtl w:val="0"/>
-        </w:rPr>
       </w:r>
     </w:p>
     <w:p>
@@ -19757,16 +20292,16 @@
           <wp:inline distB="0" distT="0" distL="114300" distR="114300">
             <wp:extent cx="6086251" cy="4414838"/>
             <wp:effectExtent b="0" l="0" r="0" t="0"/>
-            <wp:docPr id="15" name="image13.png"/>
+            <wp:docPr id="8" name="image5.png"/>
             <a:graphic>
               <a:graphicData uri="http://schemas.openxmlformats.org/drawingml/2006/picture">
                 <pic:pic>
                   <pic:nvPicPr>
-                    <pic:cNvPr id="0" name="image13.png"/>
+                    <pic:cNvPr id="0" name="image5.png"/>
                     <pic:cNvPicPr preferRelativeResize="0"/>
                   </pic:nvPicPr>
                   <pic:blipFill>
-                    <a:blip r:embed="rId24"/>
+                    <a:blip r:embed="rId34"/>
                     <a:srcRect b="0" l="0" r="0" t="0"/>
                     <a:stretch>
                       <a:fillRect/>
@@ -19793,7 +20328,7 @@
       </w:r>
     </w:p>
     <w:sectPr>
-      <w:headerReference r:id="rId25" w:type="default"/>
+      <w:headerReference r:id="rId35" w:type="default"/>
       <w:type w:val="nextPage"/>
       <w:pgSz w:h="15840" w:w="12240" w:orient="portrait"/>
       <w:pgMar w:bottom="1440" w:top="1440" w:left="1296" w:right="1296" w:header="720" w:footer="720"/>
